--- a/Front Matter/Template/6_Front-Matter.docx
+++ b/Front Matter/Template/6_Front-Matter.docx
@@ -33,7 +33,7 @@
           <w:szCs w:val="60"/>
           <w:lang w:val="en-US"/>
         </w:rPr>
-        <w:t>山 谣 随 想</w:t>
+        <w:t>山谣随想</w:t>
       </w:r>
       <w:r>
         <w:rPr>
@@ -716,7 +716,7 @@
           <w:szCs w:val="60"/>
           <w:lang w:val="en-US"/>
         </w:rPr>
-        <w:t>山 谣 随 想</w:t>
+        <w:t>山谣随想</w:t>
       </w:r>
       <w:r>
         <w:rPr>
@@ -1013,7 +1013,7 @@
           <w:szCs w:val="36"/>
         </w:rPr>
         <w:lastRenderedPageBreak/>
-        <w:t>山 谣 随 想</w:t>
+        <w:t>山谣随想</w:t>
       </w:r>
     </w:p>
     <w:p>
@@ -1615,7 +1615,6 @@
     <w:p>
       <w:pPr>
         <w:spacing w:after="640"/>
-        <w:jc w:val="right"/>
         <w:rPr>
           <w:rFonts w:ascii="Noto Serif SC" w:eastAsia="Noto Serif SC" w:hAnsi="Noto Serif SC" w:cs="Noto Serif"/>
           <w:b/>
@@ -1627,50 +1626,20 @@
       <w:r>
         <w:rPr>
           <w:rFonts w:ascii="Noto Serif SC" w:eastAsia="Noto Serif SC" w:hAnsi="Noto Serif SC" w:cs="Noto Serif" w:hint="eastAsia"/>
-          <w:b/>
-          <w:sz w:val="44"/>
-          <w:szCs w:val="44"/>
+          <w:noProof/>
+          <w:sz w:val="24"/>
+          <w:szCs w:val="24"/>
+          <w:lang w:val="zh-CN"/>
         </w:rPr>
         <w:lastRenderedPageBreak/>
-        <w:t>传</w:t>
-      </w:r>
-      <w:r>
-        <w:rPr>
-          <w:rFonts w:ascii="Noto Serif SC" w:eastAsia="Noto Serif SC" w:hAnsi="Noto Serif SC" w:cs="Noto Serif"/>
-          <w:b/>
-          <w:sz w:val="44"/>
-          <w:szCs w:val="44"/>
-        </w:rPr>
-        <w:t>Biography</w:t>
-      </w:r>
-    </w:p>
-    <w:p>
-      <w:pPr>
-        <w:spacing w:after="240"/>
-        <w:jc w:val="both"/>
-        <w:rPr>
-          <w:rFonts w:ascii="Noto Serif SC" w:eastAsia="Noto Serif SC" w:hAnsi="Noto Serif SC" w:cs="Noto Serif"/>
-          <w:sz w:val="24"/>
-          <w:szCs w:val="24"/>
-          <w:lang w:val="en-US"/>
-        </w:rPr>
-      </w:pPr>
-      <w:r>
-        <w:rPr>
-          <w:rFonts w:ascii="Noto Serif SC" w:eastAsia="Noto Serif SC" w:hAnsi="Noto Serif SC" w:cs="Noto Serif" w:hint="eastAsia"/>
-          <w:noProof/>
-          <w:sz w:val="24"/>
-          <w:szCs w:val="24"/>
-          <w:lang w:val="zh-CN"/>
-        </w:rPr>
         <w:drawing>
-          <wp:anchor distT="0" distB="0" distL="114300" distR="114300" simplePos="0" relativeHeight="251661312" behindDoc="0" locked="0" layoutInCell="1" allowOverlap="1" wp14:anchorId="2A6E53F4" wp14:editId="67348BF0">
+          <wp:anchor distT="0" distB="0" distL="114300" distR="114300" simplePos="0" relativeHeight="251661312" behindDoc="0" locked="0" layoutInCell="1" allowOverlap="1" wp14:anchorId="2A6E53F4" wp14:editId="2AE818EF">
             <wp:simplePos x="0" y="0"/>
-            <wp:positionH relativeFrom="column">
-              <wp:posOffset>6061587</wp:posOffset>
+            <wp:positionH relativeFrom="margin">
+              <wp:posOffset>-41275</wp:posOffset>
             </wp:positionH>
-            <wp:positionV relativeFrom="paragraph">
-              <wp:posOffset>23823</wp:posOffset>
+            <wp:positionV relativeFrom="margin">
+              <wp:posOffset>945515</wp:posOffset>
             </wp:positionV>
             <wp:extent cx="2389505" cy="3583940"/>
             <wp:effectExtent l="0" t="0" r="0" b="0"/>
@@ -1722,6 +1691,36 @@
       <w:r>
         <w:rPr>
           <w:rFonts w:ascii="Noto Serif SC" w:eastAsia="Noto Serif SC" w:hAnsi="Noto Serif SC" w:cs="Noto Serif" w:hint="eastAsia"/>
+          <w:b/>
+          <w:sz w:val="44"/>
+          <w:szCs w:val="44"/>
+        </w:rPr>
+        <w:t>传</w:t>
+      </w:r>
+      <w:r>
+        <w:rPr>
+          <w:rFonts w:ascii="Noto Serif SC" w:eastAsia="Noto Serif SC" w:hAnsi="Noto Serif SC" w:cs="Noto Serif"/>
+          <w:b/>
+          <w:sz w:val="44"/>
+          <w:szCs w:val="44"/>
+        </w:rPr>
+        <w:t>Biography</w:t>
+      </w:r>
+    </w:p>
+    <w:p>
+      <w:pPr>
+        <w:spacing w:after="240"/>
+        <w:jc w:val="both"/>
+        <w:rPr>
+          <w:rFonts w:ascii="Noto Serif SC" w:eastAsia="Noto Serif SC" w:hAnsi="Noto Serif SC" w:cs="Noto Serif"/>
+          <w:sz w:val="24"/>
+          <w:szCs w:val="24"/>
+          <w:lang w:val="en-US"/>
+        </w:rPr>
+      </w:pPr>
+      <w:r>
+        <w:rPr>
+          <w:rFonts w:ascii="Noto Serif SC" w:eastAsia="Noto Serif SC" w:hAnsi="Noto Serif SC" w:cs="Noto Serif" w:hint="eastAsia"/>
           <w:sz w:val="24"/>
           <w:szCs w:val="24"/>
           <w:lang w:val="en-US"/>
@@ -3443,7 +3442,6 @@
     <w:p>
       <w:pPr>
         <w:spacing w:after="640"/>
-        <w:jc w:val="right"/>
         <w:rPr>
           <w:rFonts w:ascii="Noto Serif SC" w:eastAsia="Noto Serif SC" w:hAnsi="Noto Serif SC" w:cs="Noto Serif"/>
           <w:b/>
@@ -3737,7 +3735,6 @@
         <w:pBdr>
           <w:bottom w:val="single" w:sz="6" w:space="1" w:color="auto"/>
         </w:pBdr>
-        <w:spacing w:line="276" w:lineRule="auto"/>
         <w:jc w:val="both"/>
         <w:rPr>
           <w:rFonts w:ascii="Noto Serif SC" w:eastAsia="Noto Serif SC" w:hAnsi="Noto Serif SC" w:cs="Noto Serif"/>
@@ -3748,7 +3745,6 @@
     </w:p>
     <w:p>
       <w:pPr>
-        <w:spacing w:line="276" w:lineRule="auto"/>
         <w:jc w:val="both"/>
         <w:rPr>
           <w:rFonts w:ascii="Noto Serif SC" w:eastAsia="Noto Serif SC" w:hAnsi="Noto Serif SC" w:cs="Noto Serif"/>
@@ -4007,7 +4003,6 @@
     <w:p>
       <w:pPr>
         <w:spacing w:after="640"/>
-        <w:jc w:val="right"/>
         <w:rPr>
           <w:rFonts w:ascii="Noto Serif SC" w:eastAsia="Noto Serif SC" w:hAnsi="Noto Serif SC" w:cs="Noto Serif"/>
           <w:b/>
@@ -4037,7 +4032,6 @@
     </w:p>
     <w:p>
       <w:pPr>
-        <w:jc w:val="right"/>
         <w:rPr>
           <w:rFonts w:ascii="Noto Serif SC" w:eastAsia="Noto Serif SC" w:hAnsi="Noto Serif SC" w:cs="Noto Serif"/>
           <w:sz w:val="24"/>
@@ -4077,7 +4071,6 @@
     </w:p>
     <w:p>
       <w:pPr>
-        <w:jc w:val="right"/>
         <w:rPr>
           <w:rFonts w:ascii="Noto Serif SC" w:eastAsia="Noto Serif SC" w:hAnsi="Noto Serif SC" w:cs="Noto Serif"/>
           <w:sz w:val="24"/>
@@ -4117,18 +4110,16 @@
     </w:p>
     <w:p>
       <w:pPr>
-        <w:jc w:val="right"/>
-        <w:rPr>
-          <w:rFonts w:ascii="Noto Serif SC" w:eastAsia="Noto Serif SC" w:hAnsi="Noto Serif SC" w:cs="Noto Serif"/>
-          <w:sz w:val="24"/>
-          <w:szCs w:val="24"/>
-          <w:lang w:val="en-US"/>
-        </w:rPr>
-      </w:pPr>
-    </w:p>
-    <w:p>
-      <w:pPr>
-        <w:jc w:val="right"/>
+        <w:rPr>
+          <w:rFonts w:ascii="Noto Serif SC" w:eastAsia="Noto Serif SC" w:hAnsi="Noto Serif SC" w:cs="Noto Serif"/>
+          <w:sz w:val="24"/>
+          <w:szCs w:val="24"/>
+          <w:lang w:val="en-US"/>
+        </w:rPr>
+      </w:pPr>
+    </w:p>
+    <w:p>
+      <w:pPr>
         <w:rPr>
           <w:rFonts w:ascii="Noto Serif SC" w:eastAsia="Noto Serif SC" w:hAnsi="Noto Serif SC" w:cs="Noto Serif"/>
           <w:sz w:val="24"/>
@@ -4168,7 +4159,6 @@
     </w:p>
     <w:p>
       <w:pPr>
-        <w:jc w:val="right"/>
         <w:rPr>
           <w:rFonts w:ascii="Noto Serif SC" w:eastAsia="Noto Serif SC" w:hAnsi="Noto Serif SC" w:cs="Noto Serif"/>
           <w:sz w:val="24"/>
@@ -4208,7 +4198,6 @@
     </w:p>
     <w:p>
       <w:pPr>
-        <w:jc w:val="right"/>
         <w:rPr>
           <w:rFonts w:ascii="Noto Serif SC" w:eastAsia="Noto Serif SC" w:hAnsi="Noto Serif SC" w:cs="Noto Serif"/>
           <w:sz w:val="24"/>
@@ -4248,18 +4237,16 @@
     </w:p>
     <w:p>
       <w:pPr>
-        <w:jc w:val="right"/>
-        <w:rPr>
-          <w:rFonts w:ascii="Noto Serif SC" w:eastAsia="Noto Serif SC" w:hAnsi="Noto Serif SC" w:cs="Noto Serif"/>
-          <w:sz w:val="24"/>
-          <w:szCs w:val="24"/>
-          <w:lang w:val="en-US"/>
-        </w:rPr>
-      </w:pPr>
-    </w:p>
-    <w:p>
-      <w:pPr>
-        <w:jc w:val="right"/>
+        <w:rPr>
+          <w:rFonts w:ascii="Noto Serif SC" w:eastAsia="Noto Serif SC" w:hAnsi="Noto Serif SC" w:cs="Noto Serif"/>
+          <w:sz w:val="24"/>
+          <w:szCs w:val="24"/>
+          <w:lang w:val="en-US"/>
+        </w:rPr>
+      </w:pPr>
+    </w:p>
+    <w:p>
+      <w:pPr>
         <w:rPr>
           <w:rFonts w:ascii="Noto Serif SC" w:eastAsia="Noto Serif SC" w:hAnsi="Noto Serif SC" w:cs="Noto Serif"/>
           <w:sz w:val="24"/>
@@ -4319,7 +4306,6 @@
     </w:p>
     <w:p>
       <w:pPr>
-        <w:jc w:val="right"/>
         <w:rPr>
           <w:rFonts w:ascii="Noto Serif SC" w:eastAsia="Noto Serif SC" w:hAnsi="Noto Serif SC" w:cs="Noto Serif"/>
           <w:sz w:val="24"/>
@@ -4379,7 +4365,6 @@
     </w:p>
     <w:p>
       <w:pPr>
-        <w:jc w:val="right"/>
         <w:rPr>
           <w:rFonts w:ascii="Noto Serif SC" w:eastAsia="Noto Serif SC" w:hAnsi="Noto Serif SC" w:cs="Noto Serif"/>
           <w:sz w:val="24"/>
@@ -4439,18 +4424,16 @@
     </w:p>
     <w:p>
       <w:pPr>
-        <w:jc w:val="right"/>
-        <w:rPr>
-          <w:rFonts w:ascii="Noto Serif SC" w:eastAsia="Noto Serif SC" w:hAnsi="Noto Serif SC" w:cs="Noto Serif"/>
-          <w:sz w:val="24"/>
-          <w:szCs w:val="24"/>
-          <w:lang w:val="en-US"/>
-        </w:rPr>
-      </w:pPr>
-    </w:p>
-    <w:p>
-      <w:pPr>
-        <w:jc w:val="right"/>
+        <w:rPr>
+          <w:rFonts w:ascii="Noto Serif SC" w:eastAsia="Noto Serif SC" w:hAnsi="Noto Serif SC" w:cs="Noto Serif"/>
+          <w:sz w:val="24"/>
+          <w:szCs w:val="24"/>
+          <w:lang w:val="en-US"/>
+        </w:rPr>
+      </w:pPr>
+    </w:p>
+    <w:p>
+      <w:pPr>
         <w:rPr>
           <w:rFonts w:ascii="Noto Serif SC" w:eastAsia="Noto Serif SC" w:hAnsi="Noto Serif SC" w:cs="Noto Serif"/>
           <w:sz w:val="24"/>
@@ -4470,7 +4453,6 @@
     </w:p>
     <w:p>
       <w:pPr>
-        <w:jc w:val="right"/>
         <w:rPr>
           <w:rFonts w:ascii="Noto Serif SC" w:eastAsia="Noto Serif SC" w:hAnsi="Noto Serif SC" w:cs="Noto Serif"/>
           <w:sz w:val="24"/>
@@ -4510,7 +4492,6 @@
     </w:p>
     <w:p>
       <w:pPr>
-        <w:jc w:val="right"/>
         <w:rPr>
           <w:rFonts w:ascii="Noto Serif SC" w:eastAsia="Noto Serif SC" w:hAnsi="Noto Serif SC" w:cs="Noto Serif"/>
           <w:sz w:val="24"/>
@@ -4530,7 +4511,6 @@
     </w:p>
     <w:p>
       <w:pPr>
-        <w:jc w:val="right"/>
         <w:rPr>
           <w:rFonts w:ascii="Noto Serif SC" w:eastAsia="Noto Serif SC" w:hAnsi="Noto Serif SC" w:cs="Noto Serif"/>
           <w:sz w:val="24"/>
@@ -4550,7 +4530,6 @@
     </w:p>
     <w:p>
       <w:pPr>
-        <w:jc w:val="right"/>
         <w:rPr>
           <w:rFonts w:ascii="Noto Serif SC" w:eastAsia="Noto Serif SC" w:hAnsi="Noto Serif SC" w:cs="Noto Serif"/>
           <w:sz w:val="24"/>
@@ -4570,18 +4549,16 @@
     </w:p>
     <w:p>
       <w:pPr>
-        <w:jc w:val="right"/>
-        <w:rPr>
-          <w:rFonts w:ascii="Noto Serif SC" w:eastAsia="Noto Serif SC" w:hAnsi="Noto Serif SC" w:cs="Noto Serif"/>
-          <w:sz w:val="24"/>
-          <w:szCs w:val="24"/>
-          <w:lang w:val="en-US"/>
-        </w:rPr>
-      </w:pPr>
-    </w:p>
-    <w:p>
-      <w:pPr>
-        <w:jc w:val="right"/>
+        <w:rPr>
+          <w:rFonts w:ascii="Noto Serif SC" w:eastAsia="Noto Serif SC" w:hAnsi="Noto Serif SC" w:cs="Noto Serif"/>
+          <w:sz w:val="24"/>
+          <w:szCs w:val="24"/>
+          <w:lang w:val="en-US"/>
+        </w:rPr>
+      </w:pPr>
+    </w:p>
+    <w:p>
+      <w:pPr>
         <w:rPr>
           <w:rFonts w:ascii="Noto Serif SC" w:eastAsia="Noto Serif SC" w:hAnsi="Noto Serif SC" w:cs="Noto Serif"/>
           <w:sz w:val="24"/>
@@ -4601,39 +4578,85 @@
     </w:p>
     <w:p>
       <w:pPr>
-        <w:jc w:val="right"/>
-        <w:rPr>
-          <w:rFonts w:ascii="Noto Serif SC" w:eastAsia="Noto Serif SC" w:hAnsi="Noto Serif SC" w:cs="Noto Serif"/>
-          <w:sz w:val="24"/>
-          <w:szCs w:val="24"/>
-          <w:lang w:val="en-US"/>
-        </w:rPr>
-      </w:pPr>
-      <w:r>
-        <w:rPr>
-          <w:rFonts w:ascii="Noto Serif SC" w:eastAsia="Noto Serif SC" w:hAnsi="Noto Serif SC" w:cs="Noto Serif"/>
-          <w:sz w:val="24"/>
-          <w:szCs w:val="24"/>
-          <w:lang w:val="en-US"/>
-        </w:rPr>
-        <w:t>打击乐 I (Percussion I)</w:t>
-      </w:r>
-    </w:p>
-    <w:p>
-      <w:pPr>
-        <w:jc w:val="right"/>
-        <w:rPr>
-          <w:rFonts w:ascii="Noto Serif SC" w:eastAsia="Noto Serif SC" w:hAnsi="Noto Serif SC" w:cs="Noto Serif"/>
-          <w:sz w:val="21"/>
-          <w:szCs w:val="21"/>
-          <w:lang w:val="en-US"/>
-        </w:rPr>
-      </w:pPr>
-      <w:r>
-        <w:rPr>
-          <w:rFonts w:ascii="Noto Serif SC" w:eastAsia="Noto Serif SC" w:hAnsi="Noto Serif SC" w:cs="Noto Serif"/>
-          <w:sz w:val="21"/>
-          <w:szCs w:val="21"/>
+        <w:rPr>
+          <w:rFonts w:ascii="Noto Serif SC" w:eastAsia="Noto Serif SC" w:hAnsi="Noto Serif SC" w:cs="Noto Serif"/>
+          <w:sz w:val="24"/>
+          <w:szCs w:val="24"/>
+          <w:lang w:val="en-US"/>
+        </w:rPr>
+      </w:pPr>
+      <w:r>
+        <w:rPr>
+          <w:rFonts w:ascii="Noto Serif SC" w:eastAsia="Noto Serif SC" w:hAnsi="Noto Serif SC" w:cs="Noto Serif"/>
+          <w:sz w:val="24"/>
+          <w:szCs w:val="24"/>
+        </w:rPr>
+        <w:t>4</w:t>
+      </w:r>
+      <w:r>
+        <w:rPr>
+          <w:rFonts w:ascii="Noto Serif SC" w:eastAsia="Noto Serif SC" w:hAnsi="Noto Serif SC" w:cs="Noto Serif" w:hint="eastAsia"/>
+          <w:sz w:val="24"/>
+          <w:szCs w:val="24"/>
+        </w:rPr>
+        <w:t xml:space="preserve"> 打击乐</w:t>
+      </w:r>
+      <w:r>
+        <w:rPr>
+          <w:rFonts w:ascii="Noto Serif SC" w:eastAsia="Noto Serif SC" w:hAnsi="Noto Serif SC" w:cs="Noto Serif"/>
+          <w:sz w:val="24"/>
+          <w:szCs w:val="24"/>
+        </w:rPr>
+        <w:t xml:space="preserve"> </w:t>
+      </w:r>
+      <w:r>
+        <w:rPr>
+          <w:rFonts w:ascii="Noto Serif SC" w:eastAsia="Noto Serif SC" w:hAnsi="Noto Serif SC" w:cs="Noto Serif"/>
+          <w:sz w:val="24"/>
+          <w:szCs w:val="24"/>
+        </w:rPr>
+        <w:t>(4</w:t>
+      </w:r>
+      <w:r>
+        <w:rPr>
+          <w:rFonts w:ascii="Noto Serif SC" w:eastAsia="Noto Serif SC" w:hAnsi="Noto Serif SC" w:cs="Noto Serif"/>
+          <w:sz w:val="24"/>
+          <w:szCs w:val="24"/>
+        </w:rPr>
+        <w:t xml:space="preserve"> Percussion</w:t>
+      </w:r>
+      <w:r>
+        <w:rPr>
+          <w:rFonts w:ascii="Noto Serif SC" w:eastAsia="Noto Serif SC" w:hAnsi="Noto Serif SC" w:cs="Noto Serif"/>
+          <w:sz w:val="24"/>
+          <w:szCs w:val="24"/>
+        </w:rPr>
+        <w:t>)</w:t>
+      </w:r>
+    </w:p>
+    <w:p>
+      <w:pPr>
+        <w:rPr>
+          <w:rFonts w:ascii="Noto Serif SC" w:eastAsia="Noto Serif SC" w:hAnsi="Noto Serif SC" w:cs="Noto Serif"/>
+          <w:sz w:val="20"/>
+          <w:szCs w:val="20"/>
+          <w:lang w:val="en-US"/>
+        </w:rPr>
+      </w:pPr>
+      <w:r>
+        <w:rPr>
+          <w:rFonts w:ascii="Noto Serif SC" w:eastAsia="Noto Serif SC" w:hAnsi="Noto Serif SC" w:cs="Noto Serif"/>
+          <w:sz w:val="20"/>
+          <w:szCs w:val="20"/>
+          <w:lang w:val="en-US"/>
+        </w:rPr>
+        <w:t xml:space="preserve">I: </w:t>
+      </w:r>
+      <w:r>
+        <w:rPr>
+          <w:rFonts w:ascii="Noto Serif SC" w:eastAsia="Noto Serif SC" w:hAnsi="Noto Serif SC" w:cs="Noto Serif"/>
+          <w:sz w:val="20"/>
+          <w:szCs w:val="20"/>
         </w:rPr>
         <w:t>中国大鼓 (</w:t>
       </w:r>
@@ -4641,8 +4664,8 @@
       <w:r>
         <w:rPr>
           <w:rFonts w:ascii="Noto Serif SC" w:eastAsia="Noto Serif SC" w:hAnsi="Noto Serif SC" w:cs="Noto Serif"/>
-          <w:sz w:val="21"/>
-          <w:szCs w:val="21"/>
+          <w:sz w:val="20"/>
+          <w:szCs w:val="20"/>
         </w:rPr>
         <w:t>Zhongguo</w:t>
       </w:r>
@@ -4650,8 +4673,8 @@
       <w:r>
         <w:rPr>
           <w:rFonts w:ascii="Noto Serif SC" w:eastAsia="Noto Serif SC" w:hAnsi="Noto Serif SC" w:cs="Noto Serif"/>
-          <w:sz w:val="21"/>
-          <w:szCs w:val="21"/>
+          <w:sz w:val="20"/>
+          <w:szCs w:val="20"/>
         </w:rPr>
         <w:t xml:space="preserve"> </w:t>
       </w:r>
@@ -4659,8 +4682,8 @@
       <w:r>
         <w:rPr>
           <w:rFonts w:ascii="Noto Serif SC" w:eastAsia="Noto Serif SC" w:hAnsi="Noto Serif SC" w:cs="Noto Serif"/>
-          <w:sz w:val="21"/>
-          <w:szCs w:val="21"/>
+          <w:sz w:val="20"/>
+          <w:szCs w:val="20"/>
         </w:rPr>
         <w:t>Dagu</w:t>
       </w:r>
@@ -4668,47 +4691,35 @@
       <w:r>
         <w:rPr>
           <w:rFonts w:ascii="Noto Serif SC" w:eastAsia="Noto Serif SC" w:hAnsi="Noto Serif SC" w:cs="Noto Serif"/>
-          <w:sz w:val="21"/>
-          <w:szCs w:val="21"/>
+          <w:sz w:val="20"/>
+          <w:szCs w:val="20"/>
         </w:rPr>
         <w:t>)</w:t>
       </w:r>
     </w:p>
     <w:p>
       <w:pPr>
-        <w:jc w:val="right"/>
-        <w:rPr>
-          <w:rFonts w:ascii="Noto Serif SC" w:eastAsia="Noto Serif SC" w:hAnsi="Noto Serif SC" w:cs="Noto Serif"/>
-          <w:sz w:val="24"/>
-          <w:szCs w:val="24"/>
-          <w:lang w:val="en-US"/>
-        </w:rPr>
-      </w:pPr>
-      <w:r>
-        <w:rPr>
-          <w:rFonts w:ascii="Noto Serif SC" w:eastAsia="Noto Serif SC" w:hAnsi="Noto Serif SC" w:cs="Noto Serif"/>
-          <w:sz w:val="24"/>
-          <w:szCs w:val="24"/>
-          <w:lang w:val="en-US"/>
-        </w:rPr>
-        <w:t>打击乐 II (Percussion II)</w:t>
-      </w:r>
-    </w:p>
-    <w:p>
-      <w:pPr>
-        <w:jc w:val="right"/>
-        <w:rPr>
-          <w:rFonts w:ascii="Noto Serif SC" w:eastAsia="Noto Serif SC" w:hAnsi="Noto Serif SC" w:cs="Noto Serif"/>
-          <w:sz w:val="21"/>
-          <w:szCs w:val="21"/>
-          <w:lang w:val="en-US"/>
-        </w:rPr>
-      </w:pPr>
-      <w:r>
-        <w:rPr>
-          <w:rFonts w:ascii="Noto Serif SC" w:eastAsia="Noto Serif SC" w:hAnsi="Noto Serif SC" w:cs="Noto Serif"/>
-          <w:sz w:val="21"/>
-          <w:szCs w:val="21"/>
+        <w:rPr>
+          <w:rFonts w:ascii="Noto Serif SC" w:eastAsia="Noto Serif SC" w:hAnsi="Noto Serif SC" w:cs="Noto Serif"/>
+          <w:sz w:val="20"/>
+          <w:szCs w:val="20"/>
+          <w:lang w:val="en-US"/>
+        </w:rPr>
+      </w:pPr>
+      <w:r>
+        <w:rPr>
+          <w:rFonts w:ascii="Noto Serif SC" w:eastAsia="Noto Serif SC" w:hAnsi="Noto Serif SC" w:cs="Noto Serif"/>
+          <w:sz w:val="20"/>
+          <w:szCs w:val="20"/>
+          <w:lang w:val="en-US"/>
+        </w:rPr>
+        <w:t xml:space="preserve">II: </w:t>
+      </w:r>
+      <w:r>
+        <w:rPr>
+          <w:rFonts w:ascii="Noto Serif SC" w:eastAsia="Noto Serif SC" w:hAnsi="Noto Serif SC" w:cs="Noto Serif"/>
+          <w:sz w:val="20"/>
+          <w:szCs w:val="20"/>
         </w:rPr>
         <w:t>排鼓 (</w:t>
       </w:r>
@@ -4716,8 +4727,8 @@
       <w:r>
         <w:rPr>
           <w:rFonts w:ascii="Noto Serif SC" w:eastAsia="Noto Serif SC" w:hAnsi="Noto Serif SC" w:cs="Noto Serif"/>
-          <w:sz w:val="21"/>
-          <w:szCs w:val="21"/>
+          <w:sz w:val="20"/>
+          <w:szCs w:val="20"/>
         </w:rPr>
         <w:t>Paigu</w:t>
       </w:r>
@@ -4725,8 +4736,8 @@
       <w:r>
         <w:rPr>
           <w:rFonts w:ascii="Noto Serif SC" w:eastAsia="Noto Serif SC" w:hAnsi="Noto Serif SC" w:cs="Noto Serif"/>
-          <w:sz w:val="21"/>
-          <w:szCs w:val="21"/>
+          <w:sz w:val="20"/>
+          <w:szCs w:val="20"/>
         </w:rPr>
         <w:t>), 小钟琴 (Glockenspiel), 大锣 (</w:t>
       </w:r>
@@ -4734,8 +4745,8 @@
       <w:r>
         <w:rPr>
           <w:rFonts w:ascii="Noto Serif SC" w:eastAsia="Noto Serif SC" w:hAnsi="Noto Serif SC" w:cs="Noto Serif"/>
-          <w:sz w:val="21"/>
-          <w:szCs w:val="21"/>
+          <w:sz w:val="20"/>
+          <w:szCs w:val="20"/>
         </w:rPr>
         <w:t>Daluo</w:t>
       </w:r>
@@ -4743,46 +4754,34 @@
       <w:r>
         <w:rPr>
           <w:rFonts w:ascii="Noto Serif SC" w:eastAsia="Noto Serif SC" w:hAnsi="Noto Serif SC" w:cs="Noto Serif"/>
-          <w:sz w:val="21"/>
-          <w:szCs w:val="21"/>
+          <w:sz w:val="20"/>
+          <w:szCs w:val="20"/>
         </w:rPr>
         <w:t>)</w:t>
       </w:r>
     </w:p>
     <w:p>
       <w:pPr>
-        <w:jc w:val="right"/>
-        <w:rPr>
-          <w:rFonts w:ascii="Noto Serif SC" w:eastAsia="Noto Serif SC" w:hAnsi="Noto Serif SC" w:cs="Noto Serif"/>
-          <w:sz w:val="24"/>
-          <w:szCs w:val="24"/>
-          <w:lang w:val="en-US"/>
-        </w:rPr>
-      </w:pPr>
-      <w:r>
-        <w:rPr>
-          <w:rFonts w:ascii="Noto Serif SC" w:eastAsia="Noto Serif SC" w:hAnsi="Noto Serif SC" w:cs="Noto Serif"/>
-          <w:sz w:val="24"/>
-          <w:szCs w:val="24"/>
-          <w:lang w:val="en-US"/>
-        </w:rPr>
-        <w:t>打击乐 III (Percussion III)</w:t>
-      </w:r>
-    </w:p>
-    <w:p>
-      <w:pPr>
-        <w:jc w:val="right"/>
-        <w:rPr>
-          <w:rFonts w:ascii="Noto Serif SC" w:eastAsia="Noto Serif SC" w:hAnsi="Noto Serif SC" w:cs="Noto Serif"/>
-          <w:sz w:val="21"/>
-          <w:szCs w:val="21"/>
-        </w:rPr>
-      </w:pPr>
-      <w:r>
-        <w:rPr>
-          <w:rFonts w:ascii="Noto Serif SC" w:eastAsia="Noto Serif SC" w:hAnsi="Noto Serif SC" w:cs="Noto Serif"/>
-          <w:sz w:val="21"/>
-          <w:szCs w:val="21"/>
+        <w:rPr>
+          <w:rFonts w:ascii="Noto Serif SC" w:eastAsia="Noto Serif SC" w:hAnsi="Noto Serif SC" w:cs="Noto Serif"/>
+          <w:sz w:val="20"/>
+          <w:szCs w:val="20"/>
+        </w:rPr>
+      </w:pPr>
+      <w:r>
+        <w:rPr>
+          <w:rFonts w:ascii="Noto Serif SC" w:eastAsia="Noto Serif SC" w:hAnsi="Noto Serif SC" w:cs="Noto Serif"/>
+          <w:sz w:val="20"/>
+          <w:szCs w:val="20"/>
+          <w:lang w:val="en-US"/>
+        </w:rPr>
+        <w:t xml:space="preserve">III: </w:t>
+      </w:r>
+      <w:r>
+        <w:rPr>
+          <w:rFonts w:ascii="Noto Serif SC" w:eastAsia="Noto Serif SC" w:hAnsi="Noto Serif SC" w:cs="Noto Serif"/>
+          <w:sz w:val="20"/>
+          <w:szCs w:val="20"/>
         </w:rPr>
         <w:t>大锣 (</w:t>
       </w:r>
@@ -4790,8 +4789,8 @@
       <w:r>
         <w:rPr>
           <w:rFonts w:ascii="Noto Serif SC" w:eastAsia="Noto Serif SC" w:hAnsi="Noto Serif SC" w:cs="Noto Serif"/>
-          <w:sz w:val="21"/>
-          <w:szCs w:val="21"/>
+          <w:sz w:val="20"/>
+          <w:szCs w:val="20"/>
         </w:rPr>
         <w:t>Daluo</w:t>
       </w:r>
@@ -4799,8 +4798,8 @@
       <w:r>
         <w:rPr>
           <w:rFonts w:ascii="Noto Serif SC" w:eastAsia="Noto Serif SC" w:hAnsi="Noto Serif SC" w:cs="Noto Serif"/>
-          <w:sz w:val="21"/>
-          <w:szCs w:val="21"/>
+          <w:sz w:val="20"/>
+          <w:szCs w:val="20"/>
         </w:rPr>
         <w:t>), 梆子 (</w:t>
       </w:r>
@@ -4808,8 +4807,8 @@
       <w:r>
         <w:rPr>
           <w:rFonts w:ascii="Noto Serif SC" w:eastAsia="Noto Serif SC" w:hAnsi="Noto Serif SC" w:cs="Noto Serif"/>
-          <w:sz w:val="21"/>
-          <w:szCs w:val="21"/>
+          <w:sz w:val="20"/>
+          <w:szCs w:val="20"/>
         </w:rPr>
         <w:t>Bangzi</w:t>
       </w:r>
@@ -4817,47 +4816,35 @@
       <w:r>
         <w:rPr>
           <w:rFonts w:ascii="Noto Serif SC" w:eastAsia="Noto Serif SC" w:hAnsi="Noto Serif SC" w:cs="Noto Serif"/>
-          <w:sz w:val="21"/>
-          <w:szCs w:val="21"/>
+          <w:sz w:val="20"/>
+          <w:szCs w:val="20"/>
         </w:rPr>
         <w:t>), 颤音琴 (Vibraphone), 铃鼓 (Tambourine), 吊镲 (Suspended Cymbals)</w:t>
       </w:r>
     </w:p>
     <w:p>
       <w:pPr>
-        <w:jc w:val="right"/>
-        <w:rPr>
-          <w:rFonts w:ascii="Noto Serif SC" w:eastAsia="Noto Serif SC" w:hAnsi="Noto Serif SC" w:cs="Noto Serif"/>
-          <w:sz w:val="24"/>
-          <w:szCs w:val="24"/>
-          <w:lang w:val="en-US"/>
-        </w:rPr>
-      </w:pPr>
-      <w:r>
-        <w:rPr>
-          <w:rFonts w:ascii="Noto Serif SC" w:eastAsia="Noto Serif SC" w:hAnsi="Noto Serif SC" w:cs="Noto Serif"/>
-          <w:sz w:val="24"/>
-          <w:szCs w:val="24"/>
-          <w:lang w:val="en-US"/>
-        </w:rPr>
-        <w:t xml:space="preserve">打击乐 IV (Percussion IV) </w:t>
-      </w:r>
-    </w:p>
-    <w:p>
-      <w:pPr>
-        <w:jc w:val="right"/>
-        <w:rPr>
-          <w:rFonts w:ascii="Noto Serif SC" w:eastAsia="Noto Serif SC" w:hAnsi="Noto Serif SC" w:cs="Noto Serif"/>
-          <w:sz w:val="21"/>
-          <w:szCs w:val="21"/>
-          <w:lang w:val="en-US"/>
-        </w:rPr>
-      </w:pPr>
-      <w:r>
-        <w:rPr>
-          <w:rFonts w:ascii="Noto Serif SC" w:eastAsia="Noto Serif SC" w:hAnsi="Noto Serif SC" w:cs="Noto Serif"/>
-          <w:sz w:val="21"/>
-          <w:szCs w:val="21"/>
+        <w:rPr>
+          <w:rFonts w:ascii="Noto Serif SC" w:eastAsia="Noto Serif SC" w:hAnsi="Noto Serif SC" w:cs="Noto Serif"/>
+          <w:sz w:val="20"/>
+          <w:szCs w:val="20"/>
+          <w:lang w:val="en-US"/>
+        </w:rPr>
+      </w:pPr>
+      <w:r>
+        <w:rPr>
+          <w:rFonts w:ascii="Noto Serif SC" w:eastAsia="Noto Serif SC" w:hAnsi="Noto Serif SC" w:cs="Noto Serif"/>
+          <w:sz w:val="20"/>
+          <w:szCs w:val="20"/>
+          <w:lang w:val="en-US"/>
+        </w:rPr>
+        <w:t xml:space="preserve">IV: </w:t>
+      </w:r>
+      <w:r>
+        <w:rPr>
+          <w:rFonts w:ascii="Noto Serif SC" w:eastAsia="Noto Serif SC" w:hAnsi="Noto Serif SC" w:cs="Noto Serif"/>
+          <w:sz w:val="20"/>
+          <w:szCs w:val="20"/>
         </w:rPr>
         <w:t>小镲 (</w:t>
       </w:r>
@@ -4865,8 +4852,8 @@
       <w:r>
         <w:rPr>
           <w:rFonts w:ascii="Noto Serif SC" w:eastAsia="Noto Serif SC" w:hAnsi="Noto Serif SC" w:cs="Noto Serif"/>
-          <w:sz w:val="21"/>
-          <w:szCs w:val="21"/>
+          <w:sz w:val="20"/>
+          <w:szCs w:val="20"/>
         </w:rPr>
         <w:t>Xiaocha</w:t>
       </w:r>
@@ -4874,26 +4861,24 @@
       <w:r>
         <w:rPr>
           <w:rFonts w:ascii="Noto Serif SC" w:eastAsia="Noto Serif SC" w:hAnsi="Noto Serif SC" w:cs="Noto Serif"/>
-          <w:sz w:val="21"/>
-          <w:szCs w:val="21"/>
+          <w:sz w:val="20"/>
+          <w:szCs w:val="20"/>
         </w:rPr>
         <w:t>), 三角铁 (Triangle), 大钹 (Dabo)</w:t>
       </w:r>
     </w:p>
     <w:p>
       <w:pPr>
-        <w:jc w:val="right"/>
-        <w:rPr>
-          <w:rFonts w:ascii="Noto Serif SC" w:eastAsia="Noto Serif SC" w:hAnsi="Noto Serif SC" w:cs="Noto Serif"/>
-          <w:sz w:val="24"/>
-          <w:szCs w:val="24"/>
-          <w:lang w:val="en-US"/>
-        </w:rPr>
-      </w:pPr>
-    </w:p>
-    <w:p>
-      <w:pPr>
-        <w:jc w:val="right"/>
+        <w:rPr>
+          <w:rFonts w:ascii="Noto Serif SC" w:eastAsia="Noto Serif SC" w:hAnsi="Noto Serif SC" w:cs="Noto Serif"/>
+          <w:sz w:val="24"/>
+          <w:szCs w:val="24"/>
+          <w:lang w:val="en-US"/>
+        </w:rPr>
+      </w:pPr>
+    </w:p>
+    <w:p>
+      <w:pPr>
         <w:rPr>
           <w:rFonts w:ascii="Noto Serif SC" w:eastAsia="Noto Serif SC" w:hAnsi="Noto Serif SC" w:cs="Noto Serif"/>
           <w:sz w:val="24"/>
@@ -4913,18 +4898,16 @@
     </w:p>
     <w:p>
       <w:pPr>
-        <w:jc w:val="right"/>
-        <w:rPr>
-          <w:rFonts w:ascii="Noto Serif SC" w:eastAsia="Noto Serif SC" w:hAnsi="Noto Serif SC" w:cs="Noto Serif"/>
-          <w:sz w:val="24"/>
-          <w:szCs w:val="24"/>
-          <w:lang w:val="en-US"/>
-        </w:rPr>
-      </w:pPr>
-    </w:p>
-    <w:p>
-      <w:pPr>
-        <w:jc w:val="right"/>
+        <w:rPr>
+          <w:rFonts w:ascii="Noto Serif SC" w:eastAsia="Noto Serif SC" w:hAnsi="Noto Serif SC" w:cs="Noto Serif"/>
+          <w:sz w:val="24"/>
+          <w:szCs w:val="24"/>
+          <w:lang w:val="en-US"/>
+        </w:rPr>
+      </w:pPr>
+    </w:p>
+    <w:p>
+      <w:pPr>
         <w:rPr>
           <w:rFonts w:ascii="Noto Serif SC" w:eastAsia="Noto Serif SC" w:hAnsi="Noto Serif SC" w:cs="Noto Serif"/>
           <w:sz w:val="24"/>
@@ -4944,18 +4927,16 @@
     </w:p>
     <w:p>
       <w:pPr>
-        <w:jc w:val="right"/>
-        <w:rPr>
-          <w:rFonts w:ascii="Noto Serif SC" w:eastAsia="Noto Serif SC" w:hAnsi="Noto Serif SC" w:cs="Noto Serif"/>
-          <w:sz w:val="24"/>
-          <w:szCs w:val="24"/>
-          <w:lang w:val="en-US"/>
-        </w:rPr>
-      </w:pPr>
-    </w:p>
-    <w:p>
-      <w:pPr>
-        <w:jc w:val="right"/>
+        <w:rPr>
+          <w:rFonts w:ascii="Noto Serif SC" w:eastAsia="Noto Serif SC" w:hAnsi="Noto Serif SC" w:cs="Noto Serif"/>
+          <w:sz w:val="24"/>
+          <w:szCs w:val="24"/>
+          <w:lang w:val="en-US"/>
+        </w:rPr>
+      </w:pPr>
+    </w:p>
+    <w:p>
+      <w:pPr>
         <w:rPr>
           <w:rFonts w:ascii="Noto Serif SC" w:eastAsia="Noto Serif SC" w:hAnsi="Noto Serif SC" w:cs="Noto Serif"/>
           <w:sz w:val="24"/>
@@ -4975,7 +4956,6 @@
     </w:p>
     <w:p>
       <w:pPr>
-        <w:jc w:val="right"/>
         <w:rPr>
           <w:rFonts w:ascii="Noto Serif SC" w:eastAsia="Noto Serif SC" w:hAnsi="Noto Serif SC" w:cs="Noto Serif"/>
           <w:sz w:val="24"/>
@@ -4995,7 +4975,6 @@
     </w:p>
     <w:p>
       <w:pPr>
-        <w:jc w:val="right"/>
         <w:rPr>
           <w:rFonts w:ascii="Noto Serif SC" w:eastAsia="Noto Serif SC" w:hAnsi="Noto Serif SC" w:cs="Noto Serif"/>
           <w:sz w:val="24"/>
@@ -5015,7 +4994,6 @@
     </w:p>
     <w:p>
       <w:pPr>
-        <w:jc w:val="right"/>
         <w:rPr>
           <w:rFonts w:ascii="Noto Serif SC" w:eastAsia="Noto Serif SC" w:hAnsi="Noto Serif SC" w:cs="Noto Serif"/>
           <w:sz w:val="24"/>
@@ -5035,7 +5013,6 @@
     </w:p>
     <w:p>
       <w:pPr>
-        <w:jc w:val="right"/>
         <w:rPr>
           <w:rFonts w:ascii="Noto Serif SC" w:eastAsia="Noto Serif SC" w:hAnsi="Noto Serif SC" w:cs="Noto Serif"/>
           <w:sz w:val="24"/>
@@ -5738,6 +5715,7 @@
   <w:style w:type="character" w:default="1" w:styleId="DefaultParagraphFont">
     <w:name w:val="Default Paragraph Font"/>
     <w:uiPriority w:val="1"/>
+    <w:semiHidden/>
     <w:unhideWhenUsed/>
   </w:style>
   <w:style w:type="table" w:default="1" w:styleId="TableNormal">

--- a/Front Matter/Template/6_Front-Matter.docx
+++ b/Front Matter/Template/6_Front-Matter.docx
@@ -3096,27 +3096,7 @@
           <w:szCs w:val="24"/>
           <w:lang w:val="en-US"/>
         </w:rPr>
-        <w:t xml:space="preserve"> was awarded the title of "Young Composer" at the Singapore International Competition for Chinese Orchestral </w:t>
-      </w:r>
-      <w:proofErr w:type="gramStart"/>
-      <w:r>
-        <w:rPr>
-          <w:rFonts w:ascii="Noto Serif SC" w:eastAsia="Noto Serif SC" w:hAnsi="Noto Serif SC" w:cs="Noto Serif"/>
-          <w:sz w:val="24"/>
-          <w:szCs w:val="24"/>
-          <w:lang w:val="en-US"/>
-        </w:rPr>
-        <w:t>Composition, and</w:t>
-      </w:r>
-      <w:proofErr w:type="gramEnd"/>
-      <w:r>
-        <w:rPr>
-          <w:rFonts w:ascii="Noto Serif SC" w:eastAsia="Noto Serif SC" w:hAnsi="Noto Serif SC" w:cs="Noto Serif"/>
-          <w:sz w:val="24"/>
-          <w:szCs w:val="24"/>
-          <w:lang w:val="en-US"/>
-        </w:rPr>
-        <w:t xml:space="preserve"> premiered and recorded by the Singapore Chinese Orchestra. In 2012, the Guzheng and string quartet </w:t>
+        <w:t xml:space="preserve"> was awarded the title of "Young Composer" at the Singapore International Competition for Chinese Orchestral Composition, and premiered and recorded by the Singapore Chinese Orchestra. In 2012, the Guzheng and string quartet </w:t>
       </w:r>
       <w:r>
         <w:rPr>
@@ -4046,7 +4026,25 @@
           <w:szCs w:val="24"/>
           <w:lang w:val="en-US"/>
         </w:rPr>
-        <w:t>梆笛 I, II (</w:t>
+        <w:t>2</w:t>
+      </w:r>
+      <w:r>
+        <w:rPr>
+          <w:rFonts w:ascii="Noto Serif SC" w:eastAsia="Noto Serif SC" w:hAnsi="Noto Serif SC" w:cs="Noto Serif"/>
+          <w:sz w:val="24"/>
+          <w:szCs w:val="24"/>
+          <w:lang w:val="en-US"/>
+        </w:rPr>
+        <w:t xml:space="preserve">梆笛 </w:t>
+      </w:r>
+      <w:r>
+        <w:rPr>
+          <w:rFonts w:ascii="Noto Serif SC" w:eastAsia="Noto Serif SC" w:hAnsi="Noto Serif SC" w:cs="Noto Serif"/>
+          <w:sz w:val="24"/>
+          <w:szCs w:val="24"/>
+          <w:lang w:val="en-US"/>
+        </w:rPr>
+        <w:t xml:space="preserve">2 </w:t>
       </w:r>
       <w:proofErr w:type="spellStart"/>
       <w:r>
@@ -4059,33 +4057,43 @@
         <w:t>Bangdi</w:t>
       </w:r>
       <w:proofErr w:type="spellEnd"/>
-      <w:r>
-        <w:rPr>
-          <w:rFonts w:ascii="Noto Serif SC" w:eastAsia="Noto Serif SC" w:hAnsi="Noto Serif SC" w:cs="Noto Serif"/>
-          <w:sz w:val="24"/>
-          <w:szCs w:val="24"/>
-          <w:lang w:val="en-US"/>
-        </w:rPr>
-        <w:t xml:space="preserve"> I, II)</w:t>
-      </w:r>
-    </w:p>
-    <w:p>
-      <w:pPr>
-        <w:rPr>
-          <w:rFonts w:ascii="Noto Serif SC" w:eastAsia="Noto Serif SC" w:hAnsi="Noto Serif SC" w:cs="Noto Serif"/>
-          <w:sz w:val="24"/>
-          <w:szCs w:val="24"/>
-          <w:lang w:val="en-US"/>
-        </w:rPr>
-      </w:pPr>
-      <w:r>
-        <w:rPr>
-          <w:rFonts w:ascii="Noto Serif SC" w:eastAsia="Noto Serif SC" w:hAnsi="Noto Serif SC" w:cs="Noto Serif"/>
-          <w:sz w:val="24"/>
-          <w:szCs w:val="24"/>
-          <w:lang w:val="en-US"/>
-        </w:rPr>
-        <w:t>曲笛 I, II (</w:t>
+    </w:p>
+    <w:p>
+      <w:pPr>
+        <w:spacing w:after="120"/>
+        <w:rPr>
+          <w:rFonts w:ascii="Noto Serif SC" w:eastAsia="Noto Serif SC" w:hAnsi="Noto Serif SC" w:cs="Noto Serif"/>
+          <w:sz w:val="24"/>
+          <w:szCs w:val="24"/>
+          <w:lang w:val="en-US"/>
+        </w:rPr>
+      </w:pPr>
+      <w:r>
+        <w:rPr>
+          <w:rFonts w:ascii="Noto Serif SC" w:eastAsia="Noto Serif SC" w:hAnsi="Noto Serif SC" w:cs="Noto Serif"/>
+          <w:sz w:val="24"/>
+          <w:szCs w:val="24"/>
+          <w:lang w:val="en-US"/>
+        </w:rPr>
+        <w:t>2</w:t>
+      </w:r>
+      <w:r>
+        <w:rPr>
+          <w:rFonts w:ascii="Noto Serif SC" w:eastAsia="Noto Serif SC" w:hAnsi="Noto Serif SC" w:cs="Noto Serif"/>
+          <w:sz w:val="24"/>
+          <w:szCs w:val="24"/>
+          <w:lang w:val="en-US"/>
+        </w:rPr>
+        <w:t xml:space="preserve">曲笛 </w:t>
+      </w:r>
+      <w:r>
+        <w:rPr>
+          <w:rFonts w:ascii="Noto Serif SC" w:eastAsia="Noto Serif SC" w:hAnsi="Noto Serif SC" w:cs="Noto Serif"/>
+          <w:sz w:val="24"/>
+          <w:szCs w:val="24"/>
+          <w:lang w:val="en-US"/>
+        </w:rPr>
+        <w:t xml:space="preserve">2 </w:t>
       </w:r>
       <w:proofErr w:type="spellStart"/>
       <w:r>
@@ -4098,43 +4106,42 @@
         <w:t>Qudi</w:t>
       </w:r>
       <w:proofErr w:type="spellEnd"/>
-      <w:r>
-        <w:rPr>
-          <w:rFonts w:ascii="Noto Serif SC" w:eastAsia="Noto Serif SC" w:hAnsi="Noto Serif SC" w:cs="Noto Serif"/>
-          <w:sz w:val="24"/>
-          <w:szCs w:val="24"/>
-          <w:lang w:val="en-US"/>
-        </w:rPr>
-        <w:t xml:space="preserve"> I, II)</w:t>
-      </w:r>
-    </w:p>
-    <w:p>
-      <w:pPr>
-        <w:rPr>
-          <w:rFonts w:ascii="Noto Serif SC" w:eastAsia="Noto Serif SC" w:hAnsi="Noto Serif SC" w:cs="Noto Serif"/>
-          <w:sz w:val="24"/>
-          <w:szCs w:val="24"/>
-          <w:lang w:val="en-US"/>
-        </w:rPr>
-      </w:pPr>
-    </w:p>
-    <w:p>
-      <w:pPr>
-        <w:rPr>
-          <w:rFonts w:ascii="Noto Serif SC" w:eastAsia="Noto Serif SC" w:hAnsi="Noto Serif SC" w:cs="Noto Serif"/>
-          <w:sz w:val="24"/>
-          <w:szCs w:val="24"/>
-          <w:lang w:val="en-US"/>
-        </w:rPr>
-      </w:pPr>
-      <w:r>
-        <w:rPr>
-          <w:rFonts w:ascii="Noto Serif SC" w:eastAsia="Noto Serif SC" w:hAnsi="Noto Serif SC" w:cs="Noto Serif"/>
-          <w:sz w:val="24"/>
-          <w:szCs w:val="24"/>
-          <w:lang w:val="en-US"/>
-        </w:rPr>
-        <w:t>高音笙 I, II (</w:t>
+    </w:p>
+    <w:p>
+      <w:pPr>
+        <w:rPr>
+          <w:rFonts w:ascii="Noto Serif SC" w:eastAsia="Noto Serif SC" w:hAnsi="Noto Serif SC" w:cs="Noto Serif"/>
+          <w:sz w:val="24"/>
+          <w:szCs w:val="24"/>
+          <w:lang w:val="en-US"/>
+        </w:rPr>
+      </w:pPr>
+      <w:r>
+        <w:rPr>
+          <w:rFonts w:ascii="Noto Serif SC" w:eastAsia="Noto Serif SC" w:hAnsi="Noto Serif SC" w:cs="Noto Serif"/>
+          <w:sz w:val="24"/>
+          <w:szCs w:val="24"/>
+          <w:lang w:val="en-US"/>
+        </w:rPr>
+        <w:t>2</w:t>
+      </w:r>
+      <w:r>
+        <w:rPr>
+          <w:rFonts w:ascii="Noto Serif SC" w:eastAsia="Noto Serif SC" w:hAnsi="Noto Serif SC" w:cs="Noto Serif"/>
+          <w:sz w:val="24"/>
+          <w:szCs w:val="24"/>
+          <w:lang w:val="en-US"/>
+        </w:rPr>
+        <w:t xml:space="preserve">高音笙 </w:t>
+      </w:r>
+      <w:r>
+        <w:rPr>
+          <w:rFonts w:ascii="Noto Serif SC" w:eastAsia="Noto Serif SC" w:hAnsi="Noto Serif SC" w:cs="Noto Serif"/>
+          <w:sz w:val="24"/>
+          <w:szCs w:val="24"/>
+          <w:lang w:val="en-US"/>
+        </w:rPr>
+        <w:t xml:space="preserve">2 </w:t>
       </w:r>
       <w:proofErr w:type="spellStart"/>
       <w:r>
@@ -4154,26 +4161,44 @@
           <w:szCs w:val="24"/>
           <w:lang w:val="en-US"/>
         </w:rPr>
-        <w:t xml:space="preserve"> Sheng I, II)</w:t>
-      </w:r>
-    </w:p>
-    <w:p>
-      <w:pPr>
-        <w:rPr>
-          <w:rFonts w:ascii="Noto Serif SC" w:eastAsia="Noto Serif SC" w:hAnsi="Noto Serif SC" w:cs="Noto Serif"/>
-          <w:sz w:val="24"/>
-          <w:szCs w:val="24"/>
-          <w:lang w:val="en-US"/>
-        </w:rPr>
-      </w:pPr>
-      <w:r>
-        <w:rPr>
-          <w:rFonts w:ascii="Noto Serif SC" w:eastAsia="Noto Serif SC" w:hAnsi="Noto Serif SC" w:cs="Noto Serif"/>
-          <w:sz w:val="24"/>
-          <w:szCs w:val="24"/>
-          <w:lang w:val="en-US"/>
-        </w:rPr>
-        <w:t>中音笙 (</w:t>
+        <w:t xml:space="preserve"> Sheng</w:t>
+      </w:r>
+    </w:p>
+    <w:p>
+      <w:pPr>
+        <w:rPr>
+          <w:rFonts w:ascii="Noto Serif SC" w:eastAsia="Noto Serif SC" w:hAnsi="Noto Serif SC" w:cs="Noto Serif"/>
+          <w:sz w:val="24"/>
+          <w:szCs w:val="24"/>
+          <w:lang w:val="en-US"/>
+        </w:rPr>
+      </w:pPr>
+      <w:r>
+        <w:rPr>
+          <w:rFonts w:ascii="Noto Serif SC" w:eastAsia="Noto Serif SC" w:hAnsi="Noto Serif SC" w:cs="Noto Serif"/>
+          <w:sz w:val="24"/>
+          <w:szCs w:val="24"/>
+          <w:lang w:val="en-US"/>
+        </w:rPr>
+        <w:t>1</w:t>
+      </w:r>
+      <w:r>
+        <w:rPr>
+          <w:rFonts w:ascii="Noto Serif SC" w:eastAsia="Noto Serif SC" w:hAnsi="Noto Serif SC" w:cs="Noto Serif"/>
+          <w:sz w:val="24"/>
+          <w:szCs w:val="24"/>
+          <w:lang w:val="en-US"/>
+        </w:rPr>
+        <w:t xml:space="preserve">中音笙 </w:t>
+      </w:r>
+      <w:r>
+        <w:rPr>
+          <w:rFonts w:ascii="Noto Serif SC" w:eastAsia="Noto Serif SC" w:hAnsi="Noto Serif SC" w:cs="Noto Serif"/>
+          <w:sz w:val="24"/>
+          <w:szCs w:val="24"/>
+          <w:lang w:val="en-US"/>
+        </w:rPr>
+        <w:t xml:space="preserve">1 </w:t>
       </w:r>
       <w:proofErr w:type="spellStart"/>
       <w:r>
@@ -4193,26 +4218,45 @@
           <w:szCs w:val="24"/>
           <w:lang w:val="en-US"/>
         </w:rPr>
-        <w:t xml:space="preserve"> Sheng)</w:t>
-      </w:r>
-    </w:p>
-    <w:p>
-      <w:pPr>
-        <w:rPr>
-          <w:rFonts w:ascii="Noto Serif SC" w:eastAsia="Noto Serif SC" w:hAnsi="Noto Serif SC" w:cs="Noto Serif"/>
-          <w:sz w:val="24"/>
-          <w:szCs w:val="24"/>
-          <w:lang w:val="en-US"/>
-        </w:rPr>
-      </w:pPr>
-      <w:r>
-        <w:rPr>
-          <w:rFonts w:ascii="Noto Serif SC" w:eastAsia="Noto Serif SC" w:hAnsi="Noto Serif SC" w:cs="Noto Serif"/>
-          <w:sz w:val="24"/>
-          <w:szCs w:val="24"/>
-          <w:lang w:val="en-US"/>
-        </w:rPr>
-        <w:t>低音笙 (</w:t>
+        <w:t xml:space="preserve"> Sheng</w:t>
+      </w:r>
+    </w:p>
+    <w:p>
+      <w:pPr>
+        <w:spacing w:after="120"/>
+        <w:rPr>
+          <w:rFonts w:ascii="Noto Serif SC" w:eastAsia="Noto Serif SC" w:hAnsi="Noto Serif SC" w:cs="Noto Serif"/>
+          <w:sz w:val="24"/>
+          <w:szCs w:val="24"/>
+          <w:lang w:val="en-US"/>
+        </w:rPr>
+      </w:pPr>
+      <w:r>
+        <w:rPr>
+          <w:rFonts w:ascii="Noto Serif SC" w:eastAsia="Noto Serif SC" w:hAnsi="Noto Serif SC" w:cs="Noto Serif"/>
+          <w:sz w:val="24"/>
+          <w:szCs w:val="24"/>
+          <w:lang w:val="en-US"/>
+        </w:rPr>
+        <w:t>1</w:t>
+      </w:r>
+      <w:r>
+        <w:rPr>
+          <w:rFonts w:ascii="Noto Serif SC" w:eastAsia="Noto Serif SC" w:hAnsi="Noto Serif SC" w:cs="Noto Serif"/>
+          <w:sz w:val="24"/>
+          <w:szCs w:val="24"/>
+          <w:lang w:val="en-US"/>
+        </w:rPr>
+        <w:t xml:space="preserve">低音笙 </w:t>
+      </w:r>
+      <w:r>
+        <w:rPr>
+          <w:rFonts w:ascii="Noto Serif SC" w:eastAsia="Noto Serif SC" w:hAnsi="Noto Serif SC" w:cs="Noto Serif"/>
+          <w:sz w:val="24"/>
+          <w:szCs w:val="24"/>
+          <w:lang w:val="en-US"/>
+        </w:rPr>
+        <w:t xml:space="preserve">1 </w:t>
       </w:r>
       <w:proofErr w:type="spellStart"/>
       <w:r>
@@ -4232,36 +4276,44 @@
           <w:szCs w:val="24"/>
           <w:lang w:val="en-US"/>
         </w:rPr>
-        <w:t xml:space="preserve"> Sheng)</w:t>
-      </w:r>
-    </w:p>
-    <w:p>
-      <w:pPr>
-        <w:rPr>
-          <w:rFonts w:ascii="Noto Serif SC" w:eastAsia="Noto Serif SC" w:hAnsi="Noto Serif SC" w:cs="Noto Serif"/>
-          <w:sz w:val="24"/>
-          <w:szCs w:val="24"/>
-          <w:lang w:val="en-US"/>
-        </w:rPr>
-      </w:pPr>
-    </w:p>
-    <w:p>
-      <w:pPr>
-        <w:rPr>
-          <w:rFonts w:ascii="Noto Serif SC" w:eastAsia="Noto Serif SC" w:hAnsi="Noto Serif SC" w:cs="Noto Serif"/>
-          <w:sz w:val="24"/>
-          <w:szCs w:val="24"/>
-          <w:lang w:val="en-US"/>
-        </w:rPr>
-      </w:pPr>
-      <w:r>
-        <w:rPr>
-          <w:rFonts w:ascii="Noto Serif SC" w:eastAsia="Noto Serif SC" w:hAnsi="Noto Serif SC" w:cs="Noto Serif"/>
-          <w:sz w:val="24"/>
-          <w:szCs w:val="24"/>
-          <w:lang w:val="en-US"/>
-        </w:rPr>
-        <w:t>高音唢呐 I, II (</w:t>
+        <w:t xml:space="preserve"> Sheng</w:t>
+      </w:r>
+    </w:p>
+    <w:p>
+      <w:pPr>
+        <w:rPr>
+          <w:rFonts w:ascii="Noto Serif SC" w:eastAsia="Noto Serif SC" w:hAnsi="Noto Serif SC" w:cs="Noto Serif"/>
+          <w:sz w:val="24"/>
+          <w:szCs w:val="24"/>
+          <w:lang w:val="en-US"/>
+        </w:rPr>
+      </w:pPr>
+      <w:r>
+        <w:rPr>
+          <w:rFonts w:ascii="Noto Serif SC" w:eastAsia="Noto Serif SC" w:hAnsi="Noto Serif SC" w:cs="Noto Serif"/>
+          <w:sz w:val="24"/>
+          <w:szCs w:val="24"/>
+          <w:lang w:val="en-US"/>
+        </w:rPr>
+        <w:t>2</w:t>
+      </w:r>
+      <w:r>
+        <w:rPr>
+          <w:rFonts w:ascii="Noto Serif SC" w:eastAsia="Noto Serif SC" w:hAnsi="Noto Serif SC" w:cs="Noto Serif"/>
+          <w:sz w:val="24"/>
+          <w:szCs w:val="24"/>
+          <w:lang w:val="en-US"/>
+        </w:rPr>
+        <w:t xml:space="preserve">高音唢呐 </w:t>
+      </w:r>
+      <w:r>
+        <w:rPr>
+          <w:rFonts w:ascii="Noto Serif SC" w:eastAsia="Noto Serif SC" w:hAnsi="Noto Serif SC" w:cs="Noto Serif"/>
+          <w:sz w:val="24"/>
+          <w:szCs w:val="24"/>
+          <w:lang w:val="en-US"/>
+        </w:rPr>
+        <w:t xml:space="preserve">2 </w:t>
       </w:r>
       <w:proofErr w:type="spellStart"/>
       <w:r>
@@ -4294,33 +4346,42 @@
         <w:t>Suona</w:t>
       </w:r>
       <w:proofErr w:type="spellEnd"/>
-      <w:r>
-        <w:rPr>
-          <w:rFonts w:ascii="Noto Serif SC" w:eastAsia="Noto Serif SC" w:hAnsi="Noto Serif SC" w:cs="Noto Serif"/>
-          <w:sz w:val="24"/>
-          <w:szCs w:val="24"/>
-          <w:lang w:val="en-US"/>
-        </w:rPr>
-        <w:t xml:space="preserve"> I, II)</w:t>
-      </w:r>
-    </w:p>
-    <w:p>
-      <w:pPr>
-        <w:rPr>
-          <w:rFonts w:ascii="Noto Serif SC" w:eastAsia="Noto Serif SC" w:hAnsi="Noto Serif SC" w:cs="Noto Serif"/>
-          <w:sz w:val="24"/>
-          <w:szCs w:val="24"/>
-          <w:lang w:val="en-US"/>
-        </w:rPr>
-      </w:pPr>
-      <w:r>
-        <w:rPr>
-          <w:rFonts w:ascii="Noto Serif SC" w:eastAsia="Noto Serif SC" w:hAnsi="Noto Serif SC" w:cs="Noto Serif"/>
-          <w:sz w:val="24"/>
-          <w:szCs w:val="24"/>
-          <w:lang w:val="en-US"/>
-        </w:rPr>
-        <w:t>中音唢呐 (</w:t>
+    </w:p>
+    <w:p>
+      <w:pPr>
+        <w:rPr>
+          <w:rFonts w:ascii="Noto Serif SC" w:eastAsia="Noto Serif SC" w:hAnsi="Noto Serif SC" w:cs="Noto Serif"/>
+          <w:sz w:val="24"/>
+          <w:szCs w:val="24"/>
+          <w:lang w:val="en-US"/>
+        </w:rPr>
+      </w:pPr>
+      <w:r>
+        <w:rPr>
+          <w:rFonts w:ascii="Noto Serif SC" w:eastAsia="Noto Serif SC" w:hAnsi="Noto Serif SC" w:cs="Noto Serif"/>
+          <w:sz w:val="24"/>
+          <w:szCs w:val="24"/>
+          <w:lang w:val="en-US"/>
+        </w:rPr>
+        <w:t>1</w:t>
+      </w:r>
+      <w:r>
+        <w:rPr>
+          <w:rFonts w:ascii="Noto Serif SC" w:eastAsia="Noto Serif SC" w:hAnsi="Noto Serif SC" w:cs="Noto Serif"/>
+          <w:sz w:val="24"/>
+          <w:szCs w:val="24"/>
+          <w:lang w:val="en-US"/>
+        </w:rPr>
+        <w:t xml:space="preserve">中音唢呐 </w:t>
+      </w:r>
+      <w:r>
+        <w:rPr>
+          <w:rFonts w:ascii="Noto Serif SC" w:eastAsia="Noto Serif SC" w:hAnsi="Noto Serif SC" w:cs="Noto Serif"/>
+          <w:sz w:val="24"/>
+          <w:szCs w:val="24"/>
+          <w:lang w:val="en-US"/>
+        </w:rPr>
+        <w:t xml:space="preserve">1 </w:t>
       </w:r>
       <w:proofErr w:type="spellStart"/>
       <w:r>
@@ -4353,33 +4414,42 @@
         <w:t>Suona</w:t>
       </w:r>
       <w:proofErr w:type="spellEnd"/>
-      <w:r>
-        <w:rPr>
-          <w:rFonts w:ascii="Noto Serif SC" w:eastAsia="Noto Serif SC" w:hAnsi="Noto Serif SC" w:cs="Noto Serif"/>
-          <w:sz w:val="24"/>
-          <w:szCs w:val="24"/>
-          <w:lang w:val="en-US"/>
-        </w:rPr>
-        <w:t>)</w:t>
-      </w:r>
-    </w:p>
-    <w:p>
-      <w:pPr>
-        <w:rPr>
-          <w:rFonts w:ascii="Noto Serif SC" w:eastAsia="Noto Serif SC" w:hAnsi="Noto Serif SC" w:cs="Noto Serif"/>
-          <w:sz w:val="24"/>
-          <w:szCs w:val="24"/>
-          <w:lang w:val="en-US"/>
-        </w:rPr>
-      </w:pPr>
-      <w:r>
-        <w:rPr>
-          <w:rFonts w:ascii="Noto Serif SC" w:eastAsia="Noto Serif SC" w:hAnsi="Noto Serif SC" w:cs="Noto Serif"/>
-          <w:sz w:val="24"/>
-          <w:szCs w:val="24"/>
-          <w:lang w:val="en-US"/>
-        </w:rPr>
-        <w:t>低音唢呐 (</w:t>
+    </w:p>
+    <w:p>
+      <w:pPr>
+        <w:rPr>
+          <w:rFonts w:ascii="Noto Serif SC" w:eastAsia="Noto Serif SC" w:hAnsi="Noto Serif SC" w:cs="Noto Serif"/>
+          <w:sz w:val="24"/>
+          <w:szCs w:val="24"/>
+          <w:lang w:val="en-US"/>
+        </w:rPr>
+      </w:pPr>
+      <w:r>
+        <w:rPr>
+          <w:rFonts w:ascii="Noto Serif SC" w:eastAsia="Noto Serif SC" w:hAnsi="Noto Serif SC" w:cs="Noto Serif"/>
+          <w:sz w:val="24"/>
+          <w:szCs w:val="24"/>
+          <w:lang w:val="en-US"/>
+        </w:rPr>
+        <w:t>1</w:t>
+      </w:r>
+      <w:r>
+        <w:rPr>
+          <w:rFonts w:ascii="Noto Serif SC" w:eastAsia="Noto Serif SC" w:hAnsi="Noto Serif SC" w:cs="Noto Serif"/>
+          <w:sz w:val="24"/>
+          <w:szCs w:val="24"/>
+          <w:lang w:val="en-US"/>
+        </w:rPr>
+        <w:t xml:space="preserve">低音唢呐 </w:t>
+      </w:r>
+      <w:r>
+        <w:rPr>
+          <w:rFonts w:ascii="Noto Serif SC" w:eastAsia="Noto Serif SC" w:hAnsi="Noto Serif SC" w:cs="Noto Serif"/>
+          <w:sz w:val="24"/>
+          <w:szCs w:val="24"/>
+          <w:lang w:val="en-US"/>
+        </w:rPr>
+        <w:t xml:space="preserve">1 </w:t>
       </w:r>
       <w:proofErr w:type="spellStart"/>
       <w:r>
@@ -4412,62 +4482,98 @@
         <w:t>Suona</w:t>
       </w:r>
       <w:proofErr w:type="spellEnd"/>
-      <w:r>
-        <w:rPr>
-          <w:rFonts w:ascii="Noto Serif SC" w:eastAsia="Noto Serif SC" w:hAnsi="Noto Serif SC" w:cs="Noto Serif"/>
-          <w:sz w:val="24"/>
-          <w:szCs w:val="24"/>
-          <w:lang w:val="en-US"/>
-        </w:rPr>
-        <w:t>)</w:t>
-      </w:r>
-    </w:p>
-    <w:p>
-      <w:pPr>
-        <w:rPr>
-          <w:rFonts w:ascii="Noto Serif SC" w:eastAsia="Noto Serif SC" w:hAnsi="Noto Serif SC" w:cs="Noto Serif"/>
-          <w:sz w:val="24"/>
-          <w:szCs w:val="24"/>
-          <w:lang w:val="en-US"/>
-        </w:rPr>
-      </w:pPr>
-    </w:p>
-    <w:p>
-      <w:pPr>
-        <w:rPr>
-          <w:rFonts w:ascii="Noto Serif SC" w:eastAsia="Noto Serif SC" w:hAnsi="Noto Serif SC" w:cs="Noto Serif"/>
-          <w:sz w:val="24"/>
-          <w:szCs w:val="24"/>
-          <w:lang w:val="en-US"/>
-        </w:rPr>
-      </w:pPr>
-      <w:r>
-        <w:rPr>
-          <w:rFonts w:ascii="Noto Serif SC" w:eastAsia="Noto Serif SC" w:hAnsi="Noto Serif SC" w:cs="Noto Serif"/>
-          <w:sz w:val="24"/>
-          <w:szCs w:val="24"/>
-          <w:lang w:val="en-US"/>
-        </w:rPr>
-        <w:t>扬琴 (Yangqin)</w:t>
-      </w:r>
-    </w:p>
-    <w:p>
-      <w:pPr>
-        <w:rPr>
-          <w:rFonts w:ascii="Noto Serif SC" w:eastAsia="Noto Serif SC" w:hAnsi="Noto Serif SC" w:cs="Noto Serif"/>
-          <w:sz w:val="24"/>
-          <w:szCs w:val="24"/>
-          <w:lang w:val="en-US"/>
-        </w:rPr>
-      </w:pPr>
-      <w:r>
-        <w:rPr>
-          <w:rFonts w:ascii="Noto Serif SC" w:eastAsia="Noto Serif SC" w:hAnsi="Noto Serif SC" w:cs="Noto Serif"/>
-          <w:sz w:val="24"/>
-          <w:szCs w:val="24"/>
-          <w:lang w:val="en-US"/>
-        </w:rPr>
-        <w:t>柳琴 (</w:t>
+    </w:p>
+    <w:p>
+      <w:pPr>
+        <w:rPr>
+          <w:rFonts w:ascii="Noto Serif SC" w:eastAsia="Noto Serif SC" w:hAnsi="Noto Serif SC" w:cs="Noto Serif"/>
+          <w:sz w:val="24"/>
+          <w:szCs w:val="24"/>
+          <w:lang w:val="en-US"/>
+        </w:rPr>
+      </w:pPr>
+    </w:p>
+    <w:p>
+      <w:pPr>
+        <w:rPr>
+          <w:rFonts w:ascii="Noto Serif SC" w:eastAsia="Noto Serif SC" w:hAnsi="Noto Serif SC" w:cs="Noto Serif"/>
+          <w:sz w:val="24"/>
+          <w:szCs w:val="24"/>
+          <w:lang w:val="en-US"/>
+        </w:rPr>
+      </w:pPr>
+      <w:r>
+        <w:rPr>
+          <w:rFonts w:ascii="Noto Serif SC" w:eastAsia="Noto Serif SC" w:hAnsi="Noto Serif SC" w:cs="Noto Serif"/>
+          <w:sz w:val="24"/>
+          <w:szCs w:val="24"/>
+          <w:lang w:val="en-US"/>
+        </w:rPr>
+        <w:t>1</w:t>
+      </w:r>
+      <w:r>
+        <w:rPr>
+          <w:rFonts w:ascii="Noto Serif SC" w:eastAsia="Noto Serif SC" w:hAnsi="Noto Serif SC" w:cs="Noto Serif"/>
+          <w:sz w:val="24"/>
+          <w:szCs w:val="24"/>
+          <w:lang w:val="en-US"/>
+        </w:rPr>
+        <w:t xml:space="preserve">扬琴 </w:t>
+      </w:r>
+      <w:r>
+        <w:rPr>
+          <w:rFonts w:ascii="Noto Serif SC" w:eastAsia="Noto Serif SC" w:hAnsi="Noto Serif SC" w:cs="Noto Serif"/>
+          <w:sz w:val="24"/>
+          <w:szCs w:val="24"/>
+          <w:lang w:val="en-US"/>
+        </w:rPr>
+        <w:t xml:space="preserve">1 </w:t>
+      </w:r>
+      <w:r>
+        <w:rPr>
+          <w:rFonts w:ascii="Noto Serif SC" w:eastAsia="Noto Serif SC" w:hAnsi="Noto Serif SC" w:cs="Noto Serif"/>
+          <w:sz w:val="24"/>
+          <w:szCs w:val="24"/>
+          <w:lang w:val="en-US"/>
+        </w:rPr>
+        <w:t>Yangqin</w:t>
+      </w:r>
+    </w:p>
+    <w:p>
+      <w:pPr>
+        <w:rPr>
+          <w:rFonts w:ascii="Noto Serif SC" w:eastAsia="Noto Serif SC" w:hAnsi="Noto Serif SC" w:cs="Noto Serif"/>
+          <w:sz w:val="24"/>
+          <w:szCs w:val="24"/>
+          <w:lang w:val="en-US"/>
+        </w:rPr>
+      </w:pPr>
+      <w:r>
+        <w:rPr>
+          <w:rFonts w:ascii="Noto Serif SC" w:eastAsia="Noto Serif SC" w:hAnsi="Noto Serif SC" w:cs="Noto Serif"/>
+          <w:sz w:val="24"/>
+          <w:szCs w:val="24"/>
+          <w:lang w:val="en-US"/>
+        </w:rPr>
+        <w:t>1</w:t>
+      </w:r>
+      <w:r>
+        <w:rPr>
+          <w:rFonts w:ascii="Noto Serif SC" w:eastAsia="Noto Serif SC" w:hAnsi="Noto Serif SC" w:cs="Noto Serif"/>
+          <w:sz w:val="24"/>
+          <w:szCs w:val="24"/>
+          <w:lang w:val="en-US"/>
+        </w:rPr>
+        <w:t xml:space="preserve">柳琴 </w:t>
+      </w:r>
+      <w:r>
+        <w:rPr>
+          <w:rFonts w:ascii="Noto Serif SC" w:eastAsia="Noto Serif SC" w:hAnsi="Noto Serif SC" w:cs="Noto Serif"/>
+          <w:sz w:val="24"/>
+          <w:szCs w:val="24"/>
+          <w:lang w:val="en-US"/>
+        </w:rPr>
+        <w:t xml:space="preserve">1 </w:t>
       </w:r>
       <w:proofErr w:type="spellStart"/>
       <w:r>
@@ -4480,100 +4586,246 @@
         <w:t>Liuqin</w:t>
       </w:r>
       <w:proofErr w:type="spellEnd"/>
-      <w:r>
-        <w:rPr>
-          <w:rFonts w:ascii="Noto Serif SC" w:eastAsia="Noto Serif SC" w:hAnsi="Noto Serif SC" w:cs="Noto Serif"/>
-          <w:sz w:val="24"/>
-          <w:szCs w:val="24"/>
-          <w:lang w:val="en-US"/>
-        </w:rPr>
-        <w:t>)</w:t>
-      </w:r>
-    </w:p>
-    <w:p>
-      <w:pPr>
-        <w:rPr>
-          <w:rFonts w:ascii="Noto Serif SC" w:eastAsia="Noto Serif SC" w:hAnsi="Noto Serif SC" w:cs="Noto Serif"/>
-          <w:sz w:val="24"/>
-          <w:szCs w:val="24"/>
-          <w:lang w:val="en-US"/>
-        </w:rPr>
-      </w:pPr>
-      <w:r>
-        <w:rPr>
-          <w:rFonts w:ascii="Noto Serif SC" w:eastAsia="Noto Serif SC" w:hAnsi="Noto Serif SC" w:cs="Noto Serif"/>
-          <w:sz w:val="24"/>
-          <w:szCs w:val="24"/>
-          <w:lang w:val="en-US"/>
-        </w:rPr>
-        <w:t>琵琶 (Pipa)</w:t>
-      </w:r>
-    </w:p>
-    <w:p>
-      <w:pPr>
-        <w:rPr>
-          <w:rFonts w:ascii="Noto Serif SC" w:eastAsia="Noto Serif SC" w:hAnsi="Noto Serif SC" w:cs="Noto Serif"/>
-          <w:sz w:val="24"/>
-          <w:szCs w:val="24"/>
-          <w:lang w:val="en-US"/>
-        </w:rPr>
-      </w:pPr>
-      <w:r>
-        <w:rPr>
-          <w:rFonts w:ascii="Noto Serif SC" w:eastAsia="Noto Serif SC" w:hAnsi="Noto Serif SC" w:cs="Noto Serif"/>
-          <w:sz w:val="24"/>
-          <w:szCs w:val="24"/>
-          <w:lang w:val="en-US"/>
-        </w:rPr>
-        <w:t>中阮 (Zhongruan)</w:t>
-      </w:r>
-    </w:p>
-    <w:p>
-      <w:pPr>
-        <w:rPr>
-          <w:rFonts w:ascii="Noto Serif SC" w:eastAsia="Noto Serif SC" w:hAnsi="Noto Serif SC" w:cs="Noto Serif"/>
-          <w:sz w:val="24"/>
-          <w:szCs w:val="24"/>
-          <w:lang w:val="en-US"/>
-        </w:rPr>
-      </w:pPr>
-      <w:r>
-        <w:rPr>
-          <w:rFonts w:ascii="Noto Serif SC" w:eastAsia="Noto Serif SC" w:hAnsi="Noto Serif SC" w:cs="Noto Serif"/>
-          <w:sz w:val="24"/>
-          <w:szCs w:val="24"/>
-          <w:lang w:val="en-US"/>
-        </w:rPr>
-        <w:t>大阮 (Daruan)</w:t>
-      </w:r>
-    </w:p>
-    <w:p>
-      <w:pPr>
-        <w:rPr>
-          <w:rFonts w:ascii="Noto Serif SC" w:eastAsia="Noto Serif SC" w:hAnsi="Noto Serif SC" w:cs="Noto Serif"/>
-          <w:sz w:val="24"/>
-          <w:szCs w:val="24"/>
-          <w:lang w:val="en-US"/>
-        </w:rPr>
-      </w:pPr>
-    </w:p>
-    <w:p>
-      <w:pPr>
-        <w:rPr>
-          <w:rFonts w:ascii="Noto Serif SC" w:eastAsia="Noto Serif SC" w:hAnsi="Noto Serif SC" w:cs="Noto Serif"/>
-          <w:sz w:val="24"/>
-          <w:szCs w:val="24"/>
-          <w:lang w:val="en-US"/>
-        </w:rPr>
-      </w:pPr>
-      <w:r>
-        <w:rPr>
-          <w:rFonts w:ascii="Noto Serif SC" w:eastAsia="Noto Serif SC" w:hAnsi="Noto Serif SC" w:cs="Noto Serif"/>
-          <w:sz w:val="24"/>
-          <w:szCs w:val="24"/>
-          <w:lang w:val="en-US"/>
-        </w:rPr>
-        <w:t>定音鼓 (Timpani)</w:t>
+    </w:p>
+    <w:p>
+      <w:pPr>
+        <w:rPr>
+          <w:rFonts w:ascii="Noto Serif SC" w:eastAsia="Noto Serif SC" w:hAnsi="Noto Serif SC" w:cs="Noto Serif"/>
+          <w:sz w:val="24"/>
+          <w:szCs w:val="24"/>
+          <w:lang w:val="en-US"/>
+        </w:rPr>
+      </w:pPr>
+      <w:r>
+        <w:rPr>
+          <w:rFonts w:ascii="Noto Serif SC" w:eastAsia="Noto Serif SC" w:hAnsi="Noto Serif SC" w:cs="Noto Serif"/>
+          <w:sz w:val="24"/>
+          <w:szCs w:val="24"/>
+          <w:lang w:val="en-US"/>
+        </w:rPr>
+        <w:t>1</w:t>
+      </w:r>
+      <w:r>
+        <w:rPr>
+          <w:rFonts w:ascii="Noto Serif SC" w:eastAsia="Noto Serif SC" w:hAnsi="Noto Serif SC" w:cs="Noto Serif"/>
+          <w:sz w:val="24"/>
+          <w:szCs w:val="24"/>
+          <w:lang w:val="en-US"/>
+        </w:rPr>
+        <w:t xml:space="preserve">琵琶 </w:t>
+      </w:r>
+      <w:r>
+        <w:rPr>
+          <w:rFonts w:ascii="Noto Serif SC" w:eastAsia="Noto Serif SC" w:hAnsi="Noto Serif SC" w:cs="Noto Serif"/>
+          <w:sz w:val="24"/>
+          <w:szCs w:val="24"/>
+          <w:lang w:val="en-US"/>
+        </w:rPr>
+        <w:t xml:space="preserve">1 </w:t>
+      </w:r>
+      <w:r>
+        <w:rPr>
+          <w:rFonts w:ascii="Noto Serif SC" w:eastAsia="Noto Serif SC" w:hAnsi="Noto Serif SC" w:cs="Noto Serif"/>
+          <w:sz w:val="24"/>
+          <w:szCs w:val="24"/>
+          <w:lang w:val="en-US"/>
+        </w:rPr>
+        <w:t>Pipa</w:t>
+      </w:r>
+    </w:p>
+    <w:p>
+      <w:pPr>
+        <w:rPr>
+          <w:rFonts w:ascii="Noto Serif SC" w:eastAsia="Noto Serif SC" w:hAnsi="Noto Serif SC" w:cs="Noto Serif"/>
+          <w:sz w:val="24"/>
+          <w:szCs w:val="24"/>
+          <w:lang w:val="en-US"/>
+        </w:rPr>
+      </w:pPr>
+      <w:r>
+        <w:rPr>
+          <w:rFonts w:ascii="Noto Serif SC" w:eastAsia="Noto Serif SC" w:hAnsi="Noto Serif SC" w:cs="Noto Serif"/>
+          <w:sz w:val="24"/>
+          <w:szCs w:val="24"/>
+          <w:lang w:val="en-US"/>
+        </w:rPr>
+        <w:t>1</w:t>
+      </w:r>
+      <w:r>
+        <w:rPr>
+          <w:rFonts w:ascii="Noto Serif SC" w:eastAsia="Noto Serif SC" w:hAnsi="Noto Serif SC" w:cs="Noto Serif"/>
+          <w:sz w:val="24"/>
+          <w:szCs w:val="24"/>
+          <w:lang w:val="en-US"/>
+        </w:rPr>
+        <w:t xml:space="preserve">中阮 </w:t>
+      </w:r>
+      <w:r>
+        <w:rPr>
+          <w:rFonts w:ascii="Noto Serif SC" w:eastAsia="Noto Serif SC" w:hAnsi="Noto Serif SC" w:cs="Noto Serif"/>
+          <w:sz w:val="24"/>
+          <w:szCs w:val="24"/>
+          <w:lang w:val="en-US"/>
+        </w:rPr>
+        <w:t xml:space="preserve">1 </w:t>
+      </w:r>
+      <w:r>
+        <w:rPr>
+          <w:rFonts w:ascii="Noto Serif SC" w:eastAsia="Noto Serif SC" w:hAnsi="Noto Serif SC" w:cs="Noto Serif"/>
+          <w:sz w:val="24"/>
+          <w:szCs w:val="24"/>
+          <w:lang w:val="en-US"/>
+        </w:rPr>
+        <w:t>Zhongruan</w:t>
+      </w:r>
+    </w:p>
+    <w:p>
+      <w:pPr>
+        <w:spacing w:after="120"/>
+        <w:rPr>
+          <w:rFonts w:ascii="Noto Serif SC" w:eastAsia="Noto Serif SC" w:hAnsi="Noto Serif SC" w:cs="Noto Serif"/>
+          <w:sz w:val="24"/>
+          <w:szCs w:val="24"/>
+          <w:lang w:val="en-US"/>
+        </w:rPr>
+      </w:pPr>
+      <w:r>
+        <w:rPr>
+          <w:rFonts w:ascii="Noto Serif SC" w:eastAsia="Noto Serif SC" w:hAnsi="Noto Serif SC" w:cs="Noto Serif"/>
+          <w:sz w:val="24"/>
+          <w:szCs w:val="24"/>
+          <w:lang w:val="en-US"/>
+        </w:rPr>
+        <w:t>1</w:t>
+      </w:r>
+      <w:r>
+        <w:rPr>
+          <w:rFonts w:ascii="Noto Serif SC" w:eastAsia="Noto Serif SC" w:hAnsi="Noto Serif SC" w:cs="Noto Serif"/>
+          <w:sz w:val="24"/>
+          <w:szCs w:val="24"/>
+          <w:lang w:val="en-US"/>
+        </w:rPr>
+        <w:t xml:space="preserve">大阮 </w:t>
+      </w:r>
+      <w:r>
+        <w:rPr>
+          <w:rFonts w:ascii="Noto Serif SC" w:eastAsia="Noto Serif SC" w:hAnsi="Noto Serif SC" w:cs="Noto Serif"/>
+          <w:sz w:val="24"/>
+          <w:szCs w:val="24"/>
+          <w:lang w:val="en-US"/>
+        </w:rPr>
+        <w:t xml:space="preserve">1 </w:t>
+      </w:r>
+      <w:r>
+        <w:rPr>
+          <w:rFonts w:ascii="Noto Serif SC" w:eastAsia="Noto Serif SC" w:hAnsi="Noto Serif SC" w:cs="Noto Serif"/>
+          <w:sz w:val="24"/>
+          <w:szCs w:val="24"/>
+          <w:lang w:val="en-US"/>
+        </w:rPr>
+        <w:t>Daruan</w:t>
+      </w:r>
+    </w:p>
+    <w:p>
+      <w:pPr>
+        <w:rPr>
+          <w:rFonts w:ascii="Noto Serif SC" w:eastAsia="Noto Serif SC" w:hAnsi="Noto Serif SC" w:cs="Noto Serif"/>
+          <w:sz w:val="24"/>
+          <w:szCs w:val="24"/>
+          <w:lang w:val="en-US"/>
+        </w:rPr>
+      </w:pPr>
+      <w:r>
+        <w:rPr>
+          <w:rFonts w:ascii="Noto Serif SC" w:eastAsia="Noto Serif SC" w:hAnsi="Noto Serif SC" w:cs="Noto Serif"/>
+          <w:sz w:val="24"/>
+          <w:szCs w:val="24"/>
+          <w:lang w:val="en-US"/>
+        </w:rPr>
+        <w:t xml:space="preserve">1 </w:t>
+      </w:r>
+      <w:r>
+        <w:rPr>
+          <w:rFonts w:ascii="Noto Serif SC" w:eastAsia="Noto Serif SC" w:hAnsi="Noto Serif SC" w:cs="Noto Serif"/>
+          <w:sz w:val="24"/>
+          <w:szCs w:val="24"/>
+          <w:lang w:val="en-US"/>
+        </w:rPr>
+        <w:t xml:space="preserve">竖琴 </w:t>
+      </w:r>
+      <w:r>
+        <w:rPr>
+          <w:rFonts w:ascii="Noto Serif SC" w:eastAsia="Noto Serif SC" w:hAnsi="Noto Serif SC" w:cs="Noto Serif"/>
+          <w:sz w:val="24"/>
+          <w:szCs w:val="24"/>
+          <w:lang w:val="en-US"/>
+        </w:rPr>
+        <w:t xml:space="preserve">1 </w:t>
+      </w:r>
+      <w:r>
+        <w:rPr>
+          <w:rFonts w:ascii="Noto Serif SC" w:eastAsia="Noto Serif SC" w:hAnsi="Noto Serif SC" w:cs="Noto Serif"/>
+          <w:sz w:val="24"/>
+          <w:szCs w:val="24"/>
+          <w:lang w:val="en-US"/>
+        </w:rPr>
+        <w:t>Harp</w:t>
+      </w:r>
+    </w:p>
+    <w:p>
+      <w:pPr>
+        <w:rPr>
+          <w:rFonts w:ascii="Noto Serif SC" w:eastAsia="Noto Serif SC" w:hAnsi="Noto Serif SC" w:cs="Noto Serif"/>
+          <w:sz w:val="24"/>
+          <w:szCs w:val="24"/>
+          <w:lang w:val="en-US"/>
+        </w:rPr>
+      </w:pPr>
+    </w:p>
+    <w:p>
+      <w:pPr>
+        <w:rPr>
+          <w:rFonts w:ascii="Noto Serif SC" w:eastAsia="Noto Serif SC" w:hAnsi="Noto Serif SC" w:cs="Noto Serif"/>
+          <w:sz w:val="24"/>
+          <w:szCs w:val="24"/>
+          <w:lang w:val="en-US"/>
+        </w:rPr>
+      </w:pPr>
+      <w:r>
+        <w:rPr>
+          <w:rFonts w:ascii="Noto Serif SC" w:eastAsia="Noto Serif SC" w:hAnsi="Noto Serif SC" w:cs="Noto Serif"/>
+          <w:sz w:val="24"/>
+          <w:szCs w:val="24"/>
+          <w:lang w:val="en-US"/>
+        </w:rPr>
+        <w:t>1</w:t>
+      </w:r>
+      <w:r>
+        <w:rPr>
+          <w:rFonts w:ascii="Noto Serif SC" w:eastAsia="Noto Serif SC" w:hAnsi="Noto Serif SC" w:cs="Noto Serif"/>
+          <w:sz w:val="24"/>
+          <w:szCs w:val="24"/>
+          <w:lang w:val="en-US"/>
+        </w:rPr>
+        <w:t xml:space="preserve">定音鼓 </w:t>
+      </w:r>
+      <w:r>
+        <w:rPr>
+          <w:rFonts w:ascii="Noto Serif SC" w:eastAsia="Noto Serif SC" w:hAnsi="Noto Serif SC" w:cs="Noto Serif"/>
+          <w:sz w:val="24"/>
+          <w:szCs w:val="24"/>
+          <w:lang w:val="en-US"/>
+        </w:rPr>
+        <w:t xml:space="preserve">1 </w:t>
+      </w:r>
+      <w:r>
+        <w:rPr>
+          <w:rFonts w:ascii="Noto Serif SC" w:eastAsia="Noto Serif SC" w:hAnsi="Noto Serif SC" w:cs="Noto Serif"/>
+          <w:sz w:val="24"/>
+          <w:szCs w:val="24"/>
+          <w:lang w:val="en-US"/>
+        </w:rPr>
+        <w:t>Timpani</w:t>
       </w:r>
     </w:p>
     <w:p>
@@ -4615,7 +4867,7 @@
           <w:sz w:val="24"/>
           <w:szCs w:val="24"/>
         </w:rPr>
-        <w:t>(4</w:t>
+        <w:t>4</w:t>
       </w:r>
       <w:r>
         <w:rPr>
@@ -4625,17 +4877,10 @@
         </w:rPr>
         <w:t xml:space="preserve"> Percussion</w:t>
       </w:r>
-      <w:r>
-        <w:rPr>
-          <w:rFonts w:ascii="Noto Serif SC" w:eastAsia="Noto Serif SC" w:hAnsi="Noto Serif SC" w:cs="Noto Serif"/>
-          <w:sz w:val="24"/>
-          <w:szCs w:val="24"/>
-        </w:rPr>
-        <w:t>)</w:t>
-      </w:r>
-    </w:p>
-    <w:p>
-      <w:pPr>
+    </w:p>
+    <w:p>
+      <w:pPr>
+        <w:ind w:left="288"/>
         <w:rPr>
           <w:rFonts w:ascii="Noto Serif SC" w:eastAsia="Noto Serif SC" w:hAnsi="Noto Serif SC" w:cs="Noto Serif"/>
           <w:sz w:val="20"/>
@@ -4658,7 +4903,7 @@
           <w:sz w:val="20"/>
           <w:szCs w:val="20"/>
         </w:rPr>
-        <w:t>中国大鼓 (</w:t>
+        <w:t xml:space="preserve">中国大鼓 </w:t>
       </w:r>
       <w:proofErr w:type="spellStart"/>
       <w:r>
@@ -4688,40 +4933,51 @@
         <w:t>Dagu</w:t>
       </w:r>
       <w:proofErr w:type="spellEnd"/>
-      <w:r>
+    </w:p>
+    <w:p>
+      <w:pPr>
+        <w:ind w:left="288"/>
         <w:rPr>
           <w:rFonts w:ascii="Noto Serif SC" w:eastAsia="Noto Serif SC" w:hAnsi="Noto Serif SC" w:cs="Noto Serif"/>
           <w:sz w:val="20"/>
           <w:szCs w:val="20"/>
-        </w:rPr>
-        <w:t>)</w:t>
-      </w:r>
-    </w:p>
-    <w:p>
-      <w:pPr>
+          <w:lang w:val="en-US"/>
+        </w:rPr>
+      </w:pPr>
+      <w:r>
         <w:rPr>
           <w:rFonts w:ascii="Noto Serif SC" w:eastAsia="Noto Serif SC" w:hAnsi="Noto Serif SC" w:cs="Noto Serif"/>
           <w:sz w:val="20"/>
           <w:szCs w:val="20"/>
           <w:lang w:val="en-US"/>
         </w:rPr>
-      </w:pPr>
+        <w:t xml:space="preserve">II: </w:t>
+      </w:r>
       <w:r>
         <w:rPr>
           <w:rFonts w:ascii="Noto Serif SC" w:eastAsia="Noto Serif SC" w:hAnsi="Noto Serif SC" w:cs="Noto Serif"/>
           <w:sz w:val="20"/>
           <w:szCs w:val="20"/>
-          <w:lang w:val="en-US"/>
-        </w:rPr>
-        <w:t xml:space="preserve">II: </w:t>
-      </w:r>
+        </w:rPr>
+        <w:t xml:space="preserve">排鼓 </w:t>
+      </w:r>
+      <w:proofErr w:type="spellStart"/>
       <w:r>
         <w:rPr>
           <w:rFonts w:ascii="Noto Serif SC" w:eastAsia="Noto Serif SC" w:hAnsi="Noto Serif SC" w:cs="Noto Serif"/>
           <w:sz w:val="20"/>
           <w:szCs w:val="20"/>
         </w:rPr>
-        <w:t>排鼓 (</w:t>
+        <w:t>Paigu</w:t>
+      </w:r>
+      <w:proofErr w:type="spellEnd"/>
+      <w:r>
+        <w:rPr>
+          <w:rFonts w:ascii="Noto Serif SC" w:eastAsia="Noto Serif SC" w:hAnsi="Noto Serif SC" w:cs="Noto Serif"/>
+          <w:sz w:val="20"/>
+          <w:szCs w:val="20"/>
+        </w:rPr>
+        <w:t xml:space="preserve">, 小钟琴 Glockenspiel, 大锣 </w:t>
       </w:r>
       <w:proofErr w:type="spellStart"/>
       <w:r>
@@ -4730,16 +4986,35 @@
           <w:sz w:val="20"/>
           <w:szCs w:val="20"/>
         </w:rPr>
-        <w:t>Paigu</w:t>
+        <w:t>Daluo</w:t>
       </w:r>
       <w:proofErr w:type="spellEnd"/>
-      <w:r>
+    </w:p>
+    <w:p>
+      <w:pPr>
+        <w:ind w:left="288"/>
         <w:rPr>
           <w:rFonts w:ascii="Noto Serif SC" w:eastAsia="Noto Serif SC" w:hAnsi="Noto Serif SC" w:cs="Noto Serif"/>
           <w:sz w:val="20"/>
           <w:szCs w:val="20"/>
         </w:rPr>
-        <w:t>), 小钟琴 (Glockenspiel), 大锣 (</w:t>
+      </w:pPr>
+      <w:r>
+        <w:rPr>
+          <w:rFonts w:ascii="Noto Serif SC" w:eastAsia="Noto Serif SC" w:hAnsi="Noto Serif SC" w:cs="Noto Serif"/>
+          <w:sz w:val="20"/>
+          <w:szCs w:val="20"/>
+          <w:lang w:val="en-US"/>
+        </w:rPr>
+        <w:t xml:space="preserve">III: </w:t>
+      </w:r>
+      <w:r>
+        <w:rPr>
+          <w:rFonts w:ascii="Noto Serif SC" w:eastAsia="Noto Serif SC" w:hAnsi="Noto Serif SC" w:cs="Noto Serif"/>
+          <w:sz w:val="20"/>
+          <w:szCs w:val="20"/>
+        </w:rPr>
+        <w:t xml:space="preserve">大锣 </w:t>
       </w:r>
       <w:proofErr w:type="spellStart"/>
       <w:r>
@@ -4757,33 +5032,52 @@
           <w:sz w:val="20"/>
           <w:szCs w:val="20"/>
         </w:rPr>
-        <w:t>)</w:t>
-      </w:r>
-    </w:p>
-    <w:p>
-      <w:pPr>
+        <w:t xml:space="preserve">, 梆子 </w:t>
+      </w:r>
+      <w:proofErr w:type="spellStart"/>
+      <w:r>
         <w:rPr>
           <w:rFonts w:ascii="Noto Serif SC" w:eastAsia="Noto Serif SC" w:hAnsi="Noto Serif SC" w:cs="Noto Serif"/>
           <w:sz w:val="20"/>
           <w:szCs w:val="20"/>
         </w:rPr>
-      </w:pPr>
+        <w:t>Bangzi</w:t>
+      </w:r>
+      <w:proofErr w:type="spellEnd"/>
       <w:r>
         <w:rPr>
           <w:rFonts w:ascii="Noto Serif SC" w:eastAsia="Noto Serif SC" w:hAnsi="Noto Serif SC" w:cs="Noto Serif"/>
           <w:sz w:val="20"/>
           <w:szCs w:val="20"/>
-          <w:lang w:val="en-US"/>
-        </w:rPr>
-        <w:t xml:space="preserve">III: </w:t>
-      </w:r>
-      <w:r>
+        </w:rPr>
+        <w:t>, 颤音琴 Vibraphone, 铃鼓 Tambourine, 吊镲 Suspended Cymbal</w:t>
+      </w:r>
+    </w:p>
+    <w:p>
+      <w:pPr>
+        <w:ind w:left="288"/>
         <w:rPr>
           <w:rFonts w:ascii="Noto Serif SC" w:eastAsia="Noto Serif SC" w:hAnsi="Noto Serif SC" w:cs="Noto Serif"/>
           <w:sz w:val="20"/>
           <w:szCs w:val="20"/>
         </w:rPr>
-        <w:t>大锣 (</w:t>
+      </w:pPr>
+      <w:r>
+        <w:rPr>
+          <w:rFonts w:ascii="Noto Serif SC" w:eastAsia="Noto Serif SC" w:hAnsi="Noto Serif SC" w:cs="Noto Serif"/>
+          <w:sz w:val="20"/>
+          <w:szCs w:val="20"/>
+          <w:lang w:val="en-US"/>
+        </w:rPr>
+        <w:t xml:space="preserve">IV: </w:t>
+      </w:r>
+      <w:r>
+        <w:rPr>
+          <w:rFonts w:ascii="Noto Serif SC" w:eastAsia="Noto Serif SC" w:hAnsi="Noto Serif SC" w:cs="Noto Serif"/>
+          <w:sz w:val="20"/>
+          <w:szCs w:val="20"/>
+        </w:rPr>
+        <w:t xml:space="preserve">小镲 </w:t>
       </w:r>
       <w:proofErr w:type="spellStart"/>
       <w:r>
@@ -4792,7 +5086,7 @@
           <w:sz w:val="20"/>
           <w:szCs w:val="20"/>
         </w:rPr>
-        <w:t>Daluo</w:t>
+        <w:t>Xiaocha</w:t>
       </w:r>
       <w:proofErr w:type="spellEnd"/>
       <w:r>
@@ -4801,233 +5095,141 @@
           <w:sz w:val="20"/>
           <w:szCs w:val="20"/>
         </w:rPr>
-        <w:t>), 梆子 (</w:t>
-      </w:r>
-      <w:proofErr w:type="spellStart"/>
-      <w:r>
-        <w:rPr>
-          <w:rFonts w:ascii="Noto Serif SC" w:eastAsia="Noto Serif SC" w:hAnsi="Noto Serif SC" w:cs="Noto Serif"/>
-          <w:sz w:val="20"/>
-          <w:szCs w:val="20"/>
-        </w:rPr>
-        <w:t>Bangzi</w:t>
-      </w:r>
-      <w:proofErr w:type="spellEnd"/>
-      <w:r>
-        <w:rPr>
-          <w:rFonts w:ascii="Noto Serif SC" w:eastAsia="Noto Serif SC" w:hAnsi="Noto Serif SC" w:cs="Noto Serif"/>
-          <w:sz w:val="20"/>
-          <w:szCs w:val="20"/>
-        </w:rPr>
-        <w:t>), 颤音琴 (Vibraphone), 铃鼓 (Tambourine), 吊镲 (Suspended Cymbals)</w:t>
-      </w:r>
-    </w:p>
-    <w:p>
-      <w:pPr>
-        <w:rPr>
-          <w:rFonts w:ascii="Noto Serif SC" w:eastAsia="Noto Serif SC" w:hAnsi="Noto Serif SC" w:cs="Noto Serif"/>
-          <w:sz w:val="20"/>
-          <w:szCs w:val="20"/>
-          <w:lang w:val="en-US"/>
-        </w:rPr>
-      </w:pPr>
-      <w:r>
-        <w:rPr>
-          <w:rFonts w:ascii="Noto Serif SC" w:eastAsia="Noto Serif SC" w:hAnsi="Noto Serif SC" w:cs="Noto Serif"/>
-          <w:sz w:val="20"/>
-          <w:szCs w:val="20"/>
-          <w:lang w:val="en-US"/>
-        </w:rPr>
-        <w:t xml:space="preserve">IV: </w:t>
-      </w:r>
-      <w:r>
-        <w:rPr>
-          <w:rFonts w:ascii="Noto Serif SC" w:eastAsia="Noto Serif SC" w:hAnsi="Noto Serif SC" w:cs="Noto Serif"/>
-          <w:sz w:val="20"/>
-          <w:szCs w:val="20"/>
-        </w:rPr>
-        <w:t>小镲 (</w:t>
-      </w:r>
-      <w:proofErr w:type="spellStart"/>
-      <w:r>
-        <w:rPr>
-          <w:rFonts w:ascii="Noto Serif SC" w:eastAsia="Noto Serif SC" w:hAnsi="Noto Serif SC" w:cs="Noto Serif"/>
-          <w:sz w:val="20"/>
-          <w:szCs w:val="20"/>
-        </w:rPr>
-        <w:t>Xiaocha</w:t>
-      </w:r>
-      <w:proofErr w:type="spellEnd"/>
-      <w:r>
-        <w:rPr>
-          <w:rFonts w:ascii="Noto Serif SC" w:eastAsia="Noto Serif SC" w:hAnsi="Noto Serif SC" w:cs="Noto Serif"/>
-          <w:sz w:val="20"/>
-          <w:szCs w:val="20"/>
-        </w:rPr>
-        <w:t>), 三角铁 (Triangle), 大钹 (Dabo)</w:t>
-      </w:r>
-    </w:p>
-    <w:p>
-      <w:pPr>
-        <w:rPr>
-          <w:rFonts w:ascii="Noto Serif SC" w:eastAsia="Noto Serif SC" w:hAnsi="Noto Serif SC" w:cs="Noto Serif"/>
-          <w:sz w:val="24"/>
-          <w:szCs w:val="24"/>
-          <w:lang w:val="en-US"/>
-        </w:rPr>
-      </w:pPr>
-    </w:p>
-    <w:p>
-      <w:pPr>
-        <w:rPr>
-          <w:rFonts w:ascii="Noto Serif SC" w:eastAsia="Noto Serif SC" w:hAnsi="Noto Serif SC" w:cs="Noto Serif"/>
-          <w:sz w:val="24"/>
-          <w:szCs w:val="24"/>
-          <w:lang w:val="en-US"/>
-        </w:rPr>
-      </w:pPr>
-      <w:r>
-        <w:rPr>
-          <w:rFonts w:ascii="Noto Serif SC" w:eastAsia="Noto Serif SC" w:hAnsi="Noto Serif SC" w:cs="Noto Serif"/>
-          <w:sz w:val="24"/>
-          <w:szCs w:val="24"/>
-          <w:lang w:val="en-US"/>
-        </w:rPr>
-        <w:t>竖琴 (Harp)</w:t>
-      </w:r>
-    </w:p>
-    <w:p>
-      <w:pPr>
-        <w:rPr>
-          <w:rFonts w:ascii="Noto Serif SC" w:eastAsia="Noto Serif SC" w:hAnsi="Noto Serif SC" w:cs="Noto Serif"/>
-          <w:sz w:val="24"/>
-          <w:szCs w:val="24"/>
-          <w:lang w:val="en-US"/>
-        </w:rPr>
-      </w:pPr>
-    </w:p>
-    <w:p>
-      <w:pPr>
-        <w:rPr>
-          <w:rFonts w:ascii="Noto Serif SC" w:eastAsia="Noto Serif SC" w:hAnsi="Noto Serif SC" w:cs="Noto Serif"/>
-          <w:sz w:val="24"/>
-          <w:szCs w:val="24"/>
-          <w:lang w:val="en-US"/>
-        </w:rPr>
-      </w:pPr>
-      <w:r>
-        <w:rPr>
-          <w:rFonts w:ascii="Noto Serif SC" w:eastAsia="Noto Serif SC" w:hAnsi="Noto Serif SC" w:cs="Noto Serif"/>
-          <w:sz w:val="24"/>
-          <w:szCs w:val="24"/>
-          <w:lang w:val="en-US"/>
-        </w:rPr>
-        <w:t>笛子独奏 (Dizi Solo)</w:t>
-      </w:r>
-    </w:p>
-    <w:p>
-      <w:pPr>
-        <w:rPr>
-          <w:rFonts w:ascii="Noto Serif SC" w:eastAsia="Noto Serif SC" w:hAnsi="Noto Serif SC" w:cs="Noto Serif"/>
-          <w:sz w:val="24"/>
-          <w:szCs w:val="24"/>
-          <w:lang w:val="en-US"/>
-        </w:rPr>
-      </w:pPr>
-    </w:p>
-    <w:p>
-      <w:pPr>
-        <w:rPr>
-          <w:rFonts w:ascii="Noto Serif SC" w:eastAsia="Noto Serif SC" w:hAnsi="Noto Serif SC" w:cs="Noto Serif"/>
-          <w:sz w:val="24"/>
-          <w:szCs w:val="24"/>
-          <w:lang w:val="en-US"/>
-        </w:rPr>
-      </w:pPr>
-      <w:r>
-        <w:rPr>
-          <w:rFonts w:ascii="Noto Serif SC" w:eastAsia="Noto Serif SC" w:hAnsi="Noto Serif SC" w:cs="Noto Serif"/>
-          <w:sz w:val="24"/>
-          <w:szCs w:val="24"/>
-          <w:lang w:val="en-US"/>
-        </w:rPr>
-        <w:t>高胡 (Gaohu)</w:t>
-      </w:r>
-    </w:p>
-    <w:p>
-      <w:pPr>
-        <w:rPr>
-          <w:rFonts w:ascii="Noto Serif SC" w:eastAsia="Noto Serif SC" w:hAnsi="Noto Serif SC" w:cs="Noto Serif"/>
-          <w:sz w:val="24"/>
-          <w:szCs w:val="24"/>
-          <w:lang w:val="en-US"/>
-        </w:rPr>
-      </w:pPr>
-      <w:r>
-        <w:rPr>
-          <w:rFonts w:ascii="Noto Serif SC" w:eastAsia="Noto Serif SC" w:hAnsi="Noto Serif SC" w:cs="Noto Serif"/>
-          <w:sz w:val="24"/>
-          <w:szCs w:val="24"/>
-          <w:lang w:val="en-US"/>
-        </w:rPr>
-        <w:t>二胡 (Erhu)</w:t>
-      </w:r>
-    </w:p>
-    <w:p>
-      <w:pPr>
-        <w:rPr>
-          <w:rFonts w:ascii="Noto Serif SC" w:eastAsia="Noto Serif SC" w:hAnsi="Noto Serif SC" w:cs="Noto Serif"/>
-          <w:sz w:val="24"/>
-          <w:szCs w:val="24"/>
-          <w:lang w:val="en-US"/>
-        </w:rPr>
-      </w:pPr>
-      <w:r>
-        <w:rPr>
-          <w:rFonts w:ascii="Noto Serif SC" w:eastAsia="Noto Serif SC" w:hAnsi="Noto Serif SC" w:cs="Noto Serif"/>
-          <w:sz w:val="24"/>
-          <w:szCs w:val="24"/>
-          <w:lang w:val="en-US"/>
-        </w:rPr>
-        <w:t>中胡 (Zhonghu)</w:t>
-      </w:r>
-    </w:p>
-    <w:p>
-      <w:pPr>
-        <w:rPr>
-          <w:rFonts w:ascii="Noto Serif SC" w:eastAsia="Noto Serif SC" w:hAnsi="Noto Serif SC" w:cs="Noto Serif"/>
-          <w:sz w:val="24"/>
-          <w:szCs w:val="24"/>
-          <w:lang w:val="en-US"/>
-        </w:rPr>
-      </w:pPr>
-      <w:r>
-        <w:rPr>
-          <w:rFonts w:ascii="Noto Serif SC" w:eastAsia="Noto Serif SC" w:hAnsi="Noto Serif SC" w:cs="Noto Serif"/>
-          <w:sz w:val="24"/>
-          <w:szCs w:val="24"/>
-          <w:lang w:val="en-US"/>
-        </w:rPr>
-        <w:t>大提琴 (Violoncello)</w:t>
-      </w:r>
-    </w:p>
-    <w:p>
-      <w:pPr>
-        <w:rPr>
-          <w:rFonts w:ascii="Noto Serif SC" w:eastAsia="Noto Serif SC" w:hAnsi="Noto Serif SC" w:cs="Noto Serif"/>
-          <w:sz w:val="24"/>
-          <w:szCs w:val="24"/>
-          <w:lang w:val="en-US"/>
-        </w:rPr>
-      </w:pPr>
-      <w:r>
-        <w:rPr>
-          <w:rFonts w:ascii="Noto Serif SC" w:eastAsia="Noto Serif SC" w:hAnsi="Noto Serif SC" w:cs="Noto Serif"/>
-          <w:sz w:val="24"/>
-          <w:szCs w:val="24"/>
-          <w:lang w:val="en-US"/>
-        </w:rPr>
-        <w:t>低音提琴 (Contrabass)</w:t>
+        <w:t>, 三角铁 Triangle, 大钹 Dabo</w:t>
+      </w:r>
+    </w:p>
+    <w:p>
+      <w:pPr>
+        <w:rPr>
+          <w:rFonts w:ascii="Noto Serif SC" w:eastAsia="Noto Serif SC" w:hAnsi="Noto Serif SC" w:cs="Noto Serif"/>
+          <w:sz w:val="24"/>
+          <w:szCs w:val="24"/>
+          <w:lang w:val="en-US"/>
+        </w:rPr>
+      </w:pPr>
+    </w:p>
+    <w:p>
+      <w:pPr>
+        <w:rPr>
+          <w:rFonts w:ascii="Noto Serif SC" w:eastAsia="Noto Serif SC" w:hAnsi="Noto Serif SC" w:cs="Noto Serif"/>
+          <w:sz w:val="24"/>
+          <w:szCs w:val="24"/>
+          <w:lang w:val="en-US"/>
+        </w:rPr>
+      </w:pPr>
+      <w:r>
+        <w:rPr>
+          <w:rFonts w:ascii="Noto Serif SC" w:eastAsia="Noto Serif SC" w:hAnsi="Noto Serif SC" w:cs="Noto Serif"/>
+          <w:sz w:val="24"/>
+          <w:szCs w:val="24"/>
+          <w:lang w:val="en-US"/>
+        </w:rPr>
+        <w:t>笛子独奏 Dizi Solo</w:t>
+      </w:r>
+    </w:p>
+    <w:p>
+      <w:pPr>
+        <w:rPr>
+          <w:rFonts w:ascii="Noto Serif SC" w:eastAsia="Noto Serif SC" w:hAnsi="Noto Serif SC" w:cs="Noto Serif"/>
+          <w:sz w:val="24"/>
+          <w:szCs w:val="24"/>
+          <w:lang w:val="en-US"/>
+        </w:rPr>
+      </w:pPr>
+    </w:p>
+    <w:p>
+      <w:pPr>
+        <w:rPr>
+          <w:rFonts w:ascii="Noto Serif SC" w:eastAsia="Noto Serif SC" w:hAnsi="Noto Serif SC" w:cs="Noto Serif"/>
+          <w:sz w:val="24"/>
+          <w:szCs w:val="24"/>
+          <w:lang w:val="en-US"/>
+        </w:rPr>
+      </w:pPr>
+      <w:r>
+        <w:rPr>
+          <w:rFonts w:ascii="Noto Serif SC" w:eastAsia="Noto Serif SC" w:hAnsi="Noto Serif SC" w:cs="Noto Serif"/>
+          <w:sz w:val="24"/>
+          <w:szCs w:val="24"/>
+          <w:lang w:val="en-US"/>
+        </w:rPr>
+        <w:t>高胡 Gaohu</w:t>
+      </w:r>
+    </w:p>
+    <w:p>
+      <w:pPr>
+        <w:rPr>
+          <w:rFonts w:ascii="Noto Serif SC" w:eastAsia="Noto Serif SC" w:hAnsi="Noto Serif SC" w:cs="Noto Serif"/>
+          <w:sz w:val="24"/>
+          <w:szCs w:val="24"/>
+          <w:lang w:val="en-US"/>
+        </w:rPr>
+      </w:pPr>
+      <w:r>
+        <w:rPr>
+          <w:rFonts w:ascii="Noto Serif SC" w:eastAsia="Noto Serif SC" w:hAnsi="Noto Serif SC" w:cs="Noto Serif"/>
+          <w:sz w:val="24"/>
+          <w:szCs w:val="24"/>
+          <w:lang w:val="en-US"/>
+        </w:rPr>
+        <w:t>二胡 Erhu</w:t>
+      </w:r>
+    </w:p>
+    <w:p>
+      <w:pPr>
+        <w:rPr>
+          <w:rFonts w:ascii="Noto Serif SC" w:eastAsia="Noto Serif SC" w:hAnsi="Noto Serif SC" w:cs="Noto Serif"/>
+          <w:sz w:val="24"/>
+          <w:szCs w:val="24"/>
+          <w:lang w:val="en-US"/>
+        </w:rPr>
+      </w:pPr>
+      <w:r>
+        <w:rPr>
+          <w:rFonts w:ascii="Noto Serif SC" w:eastAsia="Noto Serif SC" w:hAnsi="Noto Serif SC" w:cs="Noto Serif"/>
+          <w:sz w:val="24"/>
+          <w:szCs w:val="24"/>
+          <w:lang w:val="en-US"/>
+        </w:rPr>
+        <w:t>中胡 Zhonghu</w:t>
+      </w:r>
+    </w:p>
+    <w:p>
+      <w:pPr>
+        <w:rPr>
+          <w:rFonts w:ascii="Noto Serif SC" w:eastAsia="Noto Serif SC" w:hAnsi="Noto Serif SC" w:cs="Noto Serif"/>
+          <w:sz w:val="24"/>
+          <w:szCs w:val="24"/>
+          <w:lang w:val="en-US"/>
+        </w:rPr>
+      </w:pPr>
+      <w:r>
+        <w:rPr>
+          <w:rFonts w:ascii="Noto Serif SC" w:eastAsia="Noto Serif SC" w:hAnsi="Noto Serif SC" w:cs="Noto Serif"/>
+          <w:sz w:val="24"/>
+          <w:szCs w:val="24"/>
+          <w:lang w:val="en-US"/>
+        </w:rPr>
+        <w:t>大提琴 Violoncello</w:t>
+      </w:r>
+    </w:p>
+    <w:p>
+      <w:pPr>
+        <w:rPr>
+          <w:rFonts w:ascii="Noto Serif SC" w:eastAsia="Noto Serif SC" w:hAnsi="Noto Serif SC" w:cs="Noto Serif"/>
+          <w:sz w:val="24"/>
+          <w:szCs w:val="24"/>
+          <w:lang w:val="en-US"/>
+        </w:rPr>
+      </w:pPr>
+      <w:r>
+        <w:rPr>
+          <w:rFonts w:ascii="Noto Serif SC" w:eastAsia="Noto Serif SC" w:hAnsi="Noto Serif SC" w:cs="Noto Serif"/>
+          <w:sz w:val="24"/>
+          <w:szCs w:val="24"/>
+          <w:lang w:val="en-US"/>
+        </w:rPr>
+        <w:t>低音提琴 Contrabass</w:t>
       </w:r>
     </w:p>
     <w:p>

--- a/Front Matter/Template/6_Front-Matter.docx
+++ b/Front Matter/Template/6_Front-Matter.docx
@@ -1552,7 +1552,7 @@
           <w:b/>
           <w:sz w:val="36"/>
           <w:szCs w:val="36"/>
-          <w:lang w:val="en-US" w:eastAsia="zh-TW"/>
+          <w:lang w:val="en-US"/>
         </w:rPr>
       </w:pPr>
       <w:r>
@@ -1590,7 +1590,7 @@
           <w:b/>
           <w:sz w:val="36"/>
           <w:szCs w:val="36"/>
-          <w:lang w:val="en-US" w:eastAsia="zh-TW"/>
+          <w:lang w:val="en-US"/>
         </w:rPr>
       </w:pPr>
     </w:p>
@@ -1601,7 +1601,6 @@
           <w:b/>
           <w:sz w:val="36"/>
           <w:szCs w:val="36"/>
-          <w:lang w:eastAsia="zh-TW"/>
         </w:rPr>
         <w:sectPr>
           <w:pgSz w:w="16840" w:h="23820"/>
@@ -1620,7 +1619,6 @@
           <w:b/>
           <w:sz w:val="44"/>
           <w:szCs w:val="44"/>
-          <w:lang w:eastAsia="zh-TW"/>
         </w:rPr>
       </w:pPr>
       <w:r>
@@ -2526,7 +2524,7 @@
           <w:rFonts w:ascii="Noto Serif SC" w:eastAsia="Noto Serif SC" w:hAnsi="Noto Serif SC" w:cs="Noto Serif"/>
           <w:sz w:val="24"/>
           <w:szCs w:val="24"/>
-          <w:lang w:val="en-US" w:eastAsia="zh-TW"/>
+          <w:lang w:val="en-US"/>
         </w:rPr>
       </w:pPr>
     </w:p>
@@ -2537,7 +2535,7 @@
           <w:rFonts w:ascii="Noto Serif SC" w:eastAsia="Noto Serif SC" w:hAnsi="Noto Serif SC" w:cs="Noto Serif"/>
           <w:sz w:val="24"/>
           <w:szCs w:val="24"/>
-          <w:lang w:val="en-US" w:eastAsia="zh-TW"/>
+          <w:lang w:val="en-US"/>
         </w:rPr>
       </w:pPr>
     </w:p>
@@ -4060,7 +4058,6 @@
     </w:p>
     <w:p>
       <w:pPr>
-        <w:spacing w:after="120"/>
         <w:rPr>
           <w:rFonts w:ascii="Noto Serif SC" w:eastAsia="Noto Serif SC" w:hAnsi="Noto Serif SC" w:cs="Noto Serif"/>
           <w:sz w:val="24"/>
@@ -4223,7 +4220,6 @@
     </w:p>
     <w:p>
       <w:pPr>
-        <w:spacing w:after="120"/>
         <w:rPr>
           <w:rFonts w:ascii="Noto Serif SC" w:eastAsia="Noto Serif SC" w:hAnsi="Noto Serif SC" w:cs="Noto Serif"/>
           <w:sz w:val="24"/>
@@ -4258,6 +4254,52 @@
         </w:rPr>
         <w:t xml:space="preserve">1 </w:t>
       </w:r>
+      <w:r>
+        <w:rPr>
+          <w:rFonts w:ascii="Noto Serif SC" w:eastAsia="Noto Serif SC" w:hAnsi="Noto Serif SC" w:cs="Noto Serif"/>
+          <w:sz w:val="24"/>
+          <w:szCs w:val="24"/>
+          <w:lang w:val="en-US"/>
+        </w:rPr>
+        <w:t>Diyin Sheng</w:t>
+      </w:r>
+    </w:p>
+    <w:p>
+      <w:pPr>
+        <w:rPr>
+          <w:rFonts w:ascii="Noto Serif SC" w:eastAsia="Noto Serif SC" w:hAnsi="Noto Serif SC" w:cs="Noto Serif"/>
+          <w:sz w:val="24"/>
+          <w:szCs w:val="24"/>
+          <w:lang w:val="en-US"/>
+        </w:rPr>
+      </w:pPr>
+      <w:r>
+        <w:rPr>
+          <w:rFonts w:ascii="Noto Serif SC" w:eastAsia="Noto Serif SC" w:hAnsi="Noto Serif SC" w:cs="Noto Serif"/>
+          <w:sz w:val="24"/>
+          <w:szCs w:val="24"/>
+          <w:lang w:val="en-US"/>
+        </w:rPr>
+        <w:t>2</w:t>
+      </w:r>
+      <w:r>
+        <w:rPr>
+          <w:rFonts w:ascii="Noto Serif SC" w:eastAsia="Noto Serif SC" w:hAnsi="Noto Serif SC" w:cs="Noto Serif"/>
+          <w:sz w:val="24"/>
+          <w:szCs w:val="24"/>
+          <w:lang w:val="en-US"/>
+        </w:rPr>
+        <w:t xml:space="preserve">高音唢呐 </w:t>
+      </w:r>
+      <w:r>
+        <w:rPr>
+          <w:rFonts w:ascii="Noto Serif SC" w:eastAsia="Noto Serif SC" w:hAnsi="Noto Serif SC" w:cs="Noto Serif"/>
+          <w:sz w:val="24"/>
+          <w:szCs w:val="24"/>
+          <w:lang w:val="en-US"/>
+        </w:rPr>
+        <w:t xml:space="preserve">2 </w:t>
+      </w:r>
       <w:proofErr w:type="spellStart"/>
       <w:r>
         <w:rPr>
@@ -4266,7 +4308,7 @@
           <w:szCs w:val="24"/>
           <w:lang w:val="en-US"/>
         </w:rPr>
-        <w:t>Diyin</w:t>
+        <w:t>Gaoyin</w:t>
       </w:r>
       <w:proofErr w:type="spellEnd"/>
       <w:r>
@@ -4276,44 +4318,7 @@
           <w:szCs w:val="24"/>
           <w:lang w:val="en-US"/>
         </w:rPr>
-        <w:t xml:space="preserve"> Sheng</w:t>
-      </w:r>
-    </w:p>
-    <w:p>
-      <w:pPr>
-        <w:rPr>
-          <w:rFonts w:ascii="Noto Serif SC" w:eastAsia="Noto Serif SC" w:hAnsi="Noto Serif SC" w:cs="Noto Serif"/>
-          <w:sz w:val="24"/>
-          <w:szCs w:val="24"/>
-          <w:lang w:val="en-US"/>
-        </w:rPr>
-      </w:pPr>
-      <w:r>
-        <w:rPr>
-          <w:rFonts w:ascii="Noto Serif SC" w:eastAsia="Noto Serif SC" w:hAnsi="Noto Serif SC" w:cs="Noto Serif"/>
-          <w:sz w:val="24"/>
-          <w:szCs w:val="24"/>
-          <w:lang w:val="en-US"/>
-        </w:rPr>
-        <w:t>2</w:t>
-      </w:r>
-      <w:r>
-        <w:rPr>
-          <w:rFonts w:ascii="Noto Serif SC" w:eastAsia="Noto Serif SC" w:hAnsi="Noto Serif SC" w:cs="Noto Serif"/>
-          <w:sz w:val="24"/>
-          <w:szCs w:val="24"/>
-          <w:lang w:val="en-US"/>
-        </w:rPr>
-        <w:t xml:space="preserve">高音唢呐 </w:t>
-      </w:r>
-      <w:r>
-        <w:rPr>
-          <w:rFonts w:ascii="Noto Serif SC" w:eastAsia="Noto Serif SC" w:hAnsi="Noto Serif SC" w:cs="Noto Serif"/>
-          <w:sz w:val="24"/>
-          <w:szCs w:val="24"/>
-          <w:lang w:val="en-US"/>
-        </w:rPr>
-        <w:t xml:space="preserve">2 </w:t>
+        <w:t xml:space="preserve"> </w:t>
       </w:r>
       <w:proofErr w:type="spellStart"/>
       <w:r>
@@ -4323,9 +4328,57 @@
           <w:szCs w:val="24"/>
           <w:lang w:val="en-US"/>
         </w:rPr>
-        <w:t>Gaoyin</w:t>
+        <w:t>Suona</w:t>
       </w:r>
       <w:proofErr w:type="spellEnd"/>
+    </w:p>
+    <w:p>
+      <w:pPr>
+        <w:rPr>
+          <w:rFonts w:ascii="Noto Serif SC" w:eastAsia="Noto Serif SC" w:hAnsi="Noto Serif SC" w:cs="Noto Serif"/>
+          <w:sz w:val="24"/>
+          <w:szCs w:val="24"/>
+          <w:lang w:val="en-US"/>
+        </w:rPr>
+      </w:pPr>
+      <w:r>
+        <w:rPr>
+          <w:rFonts w:ascii="Noto Serif SC" w:eastAsia="Noto Serif SC" w:hAnsi="Noto Serif SC" w:cs="Noto Serif"/>
+          <w:sz w:val="24"/>
+          <w:szCs w:val="24"/>
+          <w:lang w:val="en-US"/>
+        </w:rPr>
+        <w:t>1</w:t>
+      </w:r>
+      <w:r>
+        <w:rPr>
+          <w:rFonts w:ascii="Noto Serif SC" w:eastAsia="Noto Serif SC" w:hAnsi="Noto Serif SC" w:cs="Noto Serif"/>
+          <w:sz w:val="24"/>
+          <w:szCs w:val="24"/>
+          <w:lang w:val="en-US"/>
+        </w:rPr>
+        <w:t xml:space="preserve">中音唢呐 </w:t>
+      </w:r>
+      <w:r>
+        <w:rPr>
+          <w:rFonts w:ascii="Noto Serif SC" w:eastAsia="Noto Serif SC" w:hAnsi="Noto Serif SC" w:cs="Noto Serif"/>
+          <w:sz w:val="24"/>
+          <w:szCs w:val="24"/>
+          <w:lang w:val="en-US"/>
+        </w:rPr>
+        <w:t xml:space="preserve">1 </w:t>
+      </w:r>
+      <w:proofErr w:type="spellStart"/>
+      <w:r>
+        <w:rPr>
+          <w:rFonts w:ascii="Noto Serif SC" w:eastAsia="Noto Serif SC" w:hAnsi="Noto Serif SC" w:cs="Noto Serif"/>
+          <w:sz w:val="24"/>
+          <w:szCs w:val="24"/>
+          <w:lang w:val="en-US"/>
+        </w:rPr>
+        <w:t>Zhongyin</w:t>
+      </w:r>
+      <w:proofErr w:type="spellEnd"/>
       <w:r>
         <w:rPr>
           <w:rFonts w:ascii="Noto Serif SC" w:eastAsia="Noto Serif SC" w:hAnsi="Noto Serif SC" w:cs="Noto Serif"/>
@@ -4372,7 +4425,7 @@
           <w:szCs w:val="24"/>
           <w:lang w:val="en-US"/>
         </w:rPr>
-        <w:t xml:space="preserve">中音唢呐 </w:t>
+        <w:t xml:space="preserve">低音唢呐 </w:t>
       </w:r>
       <w:r>
         <w:rPr>
@@ -4383,6 +4436,15 @@
         </w:rPr>
         <w:t xml:space="preserve">1 </w:t>
       </w:r>
+      <w:r>
+        <w:rPr>
+          <w:rFonts w:ascii="Noto Serif SC" w:eastAsia="Noto Serif SC" w:hAnsi="Noto Serif SC" w:cs="Noto Serif"/>
+          <w:sz w:val="24"/>
+          <w:szCs w:val="24"/>
+          <w:lang w:val="en-US"/>
+        </w:rPr>
+        <w:t xml:space="preserve">Diyin </w:t>
+      </w:r>
       <w:proofErr w:type="spellStart"/>
       <w:r>
         <w:rPr>
@@ -4391,548 +4453,449 @@
           <w:szCs w:val="24"/>
           <w:lang w:val="en-US"/>
         </w:rPr>
-        <w:t>Zhongyin</w:t>
+        <w:t>Suona</w:t>
       </w:r>
       <w:proofErr w:type="spellEnd"/>
-      <w:r>
-        <w:rPr>
-          <w:rFonts w:ascii="Noto Serif SC" w:eastAsia="Noto Serif SC" w:hAnsi="Noto Serif SC" w:cs="Noto Serif"/>
-          <w:sz w:val="24"/>
-          <w:szCs w:val="24"/>
-          <w:lang w:val="en-US"/>
+    </w:p>
+    <w:p>
+      <w:pPr>
+        <w:rPr>
+          <w:rFonts w:ascii="Noto Serif SC" w:eastAsia="Noto Serif SC" w:hAnsi="Noto Serif SC" w:cs="Noto Serif"/>
+          <w:sz w:val="24"/>
+          <w:szCs w:val="24"/>
+          <w:lang w:val="en-US"/>
+        </w:rPr>
+      </w:pPr>
+    </w:p>
+    <w:p>
+      <w:pPr>
+        <w:rPr>
+          <w:rFonts w:ascii="Noto Serif SC" w:eastAsia="Noto Serif SC" w:hAnsi="Noto Serif SC" w:cs="Noto Serif"/>
+          <w:sz w:val="24"/>
+          <w:szCs w:val="24"/>
+          <w:lang w:val="en-US"/>
+        </w:rPr>
+      </w:pPr>
+      <w:r>
+        <w:rPr>
+          <w:rFonts w:ascii="Noto Serif SC" w:eastAsia="Noto Serif SC" w:hAnsi="Noto Serif SC" w:cs="Noto Serif"/>
+          <w:sz w:val="24"/>
+          <w:szCs w:val="24"/>
+          <w:lang w:val="en-US"/>
+        </w:rPr>
+        <w:t>1</w:t>
+      </w:r>
+      <w:r>
+        <w:rPr>
+          <w:rFonts w:ascii="Noto Serif SC" w:eastAsia="Noto Serif SC" w:hAnsi="Noto Serif SC" w:cs="Noto Serif"/>
+          <w:sz w:val="24"/>
+          <w:szCs w:val="24"/>
+          <w:lang w:val="en-US"/>
+        </w:rPr>
+        <w:t xml:space="preserve">扬琴 </w:t>
+      </w:r>
+      <w:r>
+        <w:rPr>
+          <w:rFonts w:ascii="Noto Serif SC" w:eastAsia="Noto Serif SC" w:hAnsi="Noto Serif SC" w:cs="Noto Serif"/>
+          <w:sz w:val="24"/>
+          <w:szCs w:val="24"/>
+          <w:lang w:val="en-US"/>
+        </w:rPr>
+        <w:t xml:space="preserve">1 </w:t>
+      </w:r>
+      <w:r>
+        <w:rPr>
+          <w:rFonts w:ascii="Noto Serif SC" w:eastAsia="Noto Serif SC" w:hAnsi="Noto Serif SC" w:cs="Noto Serif"/>
+          <w:sz w:val="24"/>
+          <w:szCs w:val="24"/>
+          <w:lang w:val="en-US"/>
+        </w:rPr>
+        <w:t>Yangqin</w:t>
+      </w:r>
+    </w:p>
+    <w:p>
+      <w:pPr>
+        <w:rPr>
+          <w:rFonts w:ascii="Noto Serif SC" w:eastAsia="Noto Serif SC" w:hAnsi="Noto Serif SC" w:cs="Noto Serif"/>
+          <w:sz w:val="24"/>
+          <w:szCs w:val="24"/>
+          <w:lang w:val="en-US"/>
+        </w:rPr>
+      </w:pPr>
+      <w:r>
+        <w:rPr>
+          <w:rFonts w:ascii="Noto Serif SC" w:eastAsia="Noto Serif SC" w:hAnsi="Noto Serif SC" w:cs="Noto Serif"/>
+          <w:sz w:val="24"/>
+          <w:szCs w:val="24"/>
+          <w:lang w:val="en-US"/>
+        </w:rPr>
+        <w:t>1</w:t>
+      </w:r>
+      <w:r>
+        <w:rPr>
+          <w:rFonts w:ascii="Noto Serif SC" w:eastAsia="Noto Serif SC" w:hAnsi="Noto Serif SC" w:cs="Noto Serif"/>
+          <w:sz w:val="24"/>
+          <w:szCs w:val="24"/>
+          <w:lang w:val="en-US"/>
+        </w:rPr>
+        <w:t xml:space="preserve">柳琴 </w:t>
+      </w:r>
+      <w:r>
+        <w:rPr>
+          <w:rFonts w:ascii="Noto Serif SC" w:eastAsia="Noto Serif SC" w:hAnsi="Noto Serif SC" w:cs="Noto Serif"/>
+          <w:sz w:val="24"/>
+          <w:szCs w:val="24"/>
+          <w:lang w:val="en-US"/>
+        </w:rPr>
+        <w:t xml:space="preserve">1 </w:t>
+      </w:r>
+      <w:proofErr w:type="spellStart"/>
+      <w:r>
+        <w:rPr>
+          <w:rFonts w:ascii="Noto Serif SC" w:eastAsia="Noto Serif SC" w:hAnsi="Noto Serif SC" w:cs="Noto Serif"/>
+          <w:sz w:val="24"/>
+          <w:szCs w:val="24"/>
+          <w:lang w:val="en-US"/>
+        </w:rPr>
+        <w:t>Liuqin</w:t>
+      </w:r>
+      <w:proofErr w:type="spellEnd"/>
+    </w:p>
+    <w:p>
+      <w:pPr>
+        <w:rPr>
+          <w:rFonts w:ascii="Noto Serif SC" w:eastAsia="Noto Serif SC" w:hAnsi="Noto Serif SC" w:cs="Noto Serif"/>
+          <w:sz w:val="24"/>
+          <w:szCs w:val="24"/>
+          <w:lang w:val="en-US"/>
+        </w:rPr>
+      </w:pPr>
+      <w:r>
+        <w:rPr>
+          <w:rFonts w:ascii="Noto Serif SC" w:eastAsia="Noto Serif SC" w:hAnsi="Noto Serif SC" w:cs="Noto Serif"/>
+          <w:sz w:val="24"/>
+          <w:szCs w:val="24"/>
+          <w:lang w:val="en-US"/>
+        </w:rPr>
+        <w:t>1</w:t>
+      </w:r>
+      <w:r>
+        <w:rPr>
+          <w:rFonts w:ascii="Noto Serif SC" w:eastAsia="Noto Serif SC" w:hAnsi="Noto Serif SC" w:cs="Noto Serif"/>
+          <w:sz w:val="24"/>
+          <w:szCs w:val="24"/>
+          <w:lang w:val="en-US"/>
+        </w:rPr>
+        <w:t xml:space="preserve">琵琶 </w:t>
+      </w:r>
+      <w:r>
+        <w:rPr>
+          <w:rFonts w:ascii="Noto Serif SC" w:eastAsia="Noto Serif SC" w:hAnsi="Noto Serif SC" w:cs="Noto Serif"/>
+          <w:sz w:val="24"/>
+          <w:szCs w:val="24"/>
+          <w:lang w:val="en-US"/>
+        </w:rPr>
+        <w:t xml:space="preserve">1 </w:t>
+      </w:r>
+      <w:r>
+        <w:rPr>
+          <w:rFonts w:ascii="Noto Serif SC" w:eastAsia="Noto Serif SC" w:hAnsi="Noto Serif SC" w:cs="Noto Serif"/>
+          <w:sz w:val="24"/>
+          <w:szCs w:val="24"/>
+          <w:lang w:val="en-US"/>
+        </w:rPr>
+        <w:t>Pipa</w:t>
+      </w:r>
+    </w:p>
+    <w:p>
+      <w:pPr>
+        <w:rPr>
+          <w:rFonts w:ascii="Noto Serif SC" w:eastAsia="Noto Serif SC" w:hAnsi="Noto Serif SC" w:cs="Noto Serif"/>
+          <w:sz w:val="24"/>
+          <w:szCs w:val="24"/>
+          <w:lang w:val="en-US"/>
+        </w:rPr>
+      </w:pPr>
+      <w:r>
+        <w:rPr>
+          <w:rFonts w:ascii="Noto Serif SC" w:eastAsia="Noto Serif SC" w:hAnsi="Noto Serif SC" w:cs="Noto Serif"/>
+          <w:sz w:val="24"/>
+          <w:szCs w:val="24"/>
+          <w:lang w:val="en-US"/>
+        </w:rPr>
+        <w:t>1</w:t>
+      </w:r>
+      <w:r>
+        <w:rPr>
+          <w:rFonts w:ascii="Noto Serif SC" w:eastAsia="Noto Serif SC" w:hAnsi="Noto Serif SC" w:cs="Noto Serif"/>
+          <w:sz w:val="24"/>
+          <w:szCs w:val="24"/>
+          <w:lang w:val="en-US"/>
+        </w:rPr>
+        <w:t xml:space="preserve">中阮 </w:t>
+      </w:r>
+      <w:r>
+        <w:rPr>
+          <w:rFonts w:ascii="Noto Serif SC" w:eastAsia="Noto Serif SC" w:hAnsi="Noto Serif SC" w:cs="Noto Serif"/>
+          <w:sz w:val="24"/>
+          <w:szCs w:val="24"/>
+          <w:lang w:val="en-US"/>
+        </w:rPr>
+        <w:t xml:space="preserve">1 </w:t>
+      </w:r>
+      <w:r>
+        <w:rPr>
+          <w:rFonts w:ascii="Noto Serif SC" w:eastAsia="Noto Serif SC" w:hAnsi="Noto Serif SC" w:cs="Noto Serif"/>
+          <w:sz w:val="24"/>
+          <w:szCs w:val="24"/>
+          <w:lang w:val="en-US"/>
+        </w:rPr>
+        <w:t>Zhongruan</w:t>
+      </w:r>
+    </w:p>
+    <w:p>
+      <w:pPr>
+        <w:rPr>
+          <w:rFonts w:ascii="Noto Serif SC" w:eastAsia="Noto Serif SC" w:hAnsi="Noto Serif SC" w:cs="Noto Serif"/>
+          <w:sz w:val="24"/>
+          <w:szCs w:val="24"/>
+          <w:lang w:val="en-US"/>
+        </w:rPr>
+      </w:pPr>
+      <w:r>
+        <w:rPr>
+          <w:rFonts w:ascii="Noto Serif SC" w:eastAsia="Noto Serif SC" w:hAnsi="Noto Serif SC" w:cs="Noto Serif"/>
+          <w:sz w:val="24"/>
+          <w:szCs w:val="24"/>
+          <w:lang w:val="en-US"/>
+        </w:rPr>
+        <w:t>1</w:t>
+      </w:r>
+      <w:r>
+        <w:rPr>
+          <w:rFonts w:ascii="Noto Serif SC" w:eastAsia="Noto Serif SC" w:hAnsi="Noto Serif SC" w:cs="Noto Serif"/>
+          <w:sz w:val="24"/>
+          <w:szCs w:val="24"/>
+          <w:lang w:val="en-US"/>
+        </w:rPr>
+        <w:t xml:space="preserve">大阮 </w:t>
+      </w:r>
+      <w:r>
+        <w:rPr>
+          <w:rFonts w:ascii="Noto Serif SC" w:eastAsia="Noto Serif SC" w:hAnsi="Noto Serif SC" w:cs="Noto Serif"/>
+          <w:sz w:val="24"/>
+          <w:szCs w:val="24"/>
+          <w:lang w:val="en-US"/>
+        </w:rPr>
+        <w:t xml:space="preserve">1 </w:t>
+      </w:r>
+      <w:r>
+        <w:rPr>
+          <w:rFonts w:ascii="Noto Serif SC" w:eastAsia="Noto Serif SC" w:hAnsi="Noto Serif SC" w:cs="Noto Serif"/>
+          <w:sz w:val="24"/>
+          <w:szCs w:val="24"/>
+          <w:lang w:val="en-US"/>
+        </w:rPr>
+        <w:t>Daruan</w:t>
+      </w:r>
+    </w:p>
+    <w:p>
+      <w:pPr>
+        <w:rPr>
+          <w:rFonts w:ascii="Noto Serif SC" w:eastAsia="Noto Serif SC" w:hAnsi="Noto Serif SC" w:cs="Noto Serif"/>
+          <w:sz w:val="24"/>
+          <w:szCs w:val="24"/>
+          <w:lang w:val="en-US"/>
+        </w:rPr>
+      </w:pPr>
+      <w:r>
+        <w:rPr>
+          <w:rFonts w:ascii="Noto Serif SC" w:eastAsia="Noto Serif SC" w:hAnsi="Noto Serif SC" w:cs="Noto Serif"/>
+          <w:sz w:val="24"/>
+          <w:szCs w:val="24"/>
+          <w:lang w:val="en-US"/>
+        </w:rPr>
+        <w:t xml:space="preserve">1 </w:t>
+      </w:r>
+      <w:r>
+        <w:rPr>
+          <w:rFonts w:ascii="Noto Serif SC" w:eastAsia="Noto Serif SC" w:hAnsi="Noto Serif SC" w:cs="Noto Serif"/>
+          <w:sz w:val="24"/>
+          <w:szCs w:val="24"/>
+          <w:lang w:val="en-US"/>
+        </w:rPr>
+        <w:t xml:space="preserve">竖琴 </w:t>
+      </w:r>
+      <w:r>
+        <w:rPr>
+          <w:rFonts w:ascii="Noto Serif SC" w:eastAsia="Noto Serif SC" w:hAnsi="Noto Serif SC" w:cs="Noto Serif"/>
+          <w:sz w:val="24"/>
+          <w:szCs w:val="24"/>
+          <w:lang w:val="en-US"/>
+        </w:rPr>
+        <w:t xml:space="preserve">1 </w:t>
+      </w:r>
+      <w:r>
+        <w:rPr>
+          <w:rFonts w:ascii="Noto Serif SC" w:eastAsia="Noto Serif SC" w:hAnsi="Noto Serif SC" w:cs="Noto Serif"/>
+          <w:sz w:val="24"/>
+          <w:szCs w:val="24"/>
+          <w:lang w:val="en-US"/>
+        </w:rPr>
+        <w:t>Harp</w:t>
+      </w:r>
+    </w:p>
+    <w:p>
+      <w:pPr>
+        <w:rPr>
+          <w:rFonts w:ascii="Noto Serif SC" w:eastAsia="Noto Serif SC" w:hAnsi="Noto Serif SC" w:cs="Noto Serif"/>
+          <w:sz w:val="24"/>
+          <w:szCs w:val="24"/>
+          <w:lang w:val="en-US"/>
+        </w:rPr>
+      </w:pPr>
+    </w:p>
+    <w:p>
+      <w:pPr>
+        <w:rPr>
+          <w:rFonts w:ascii="Noto Serif SC" w:eastAsia="Noto Serif SC" w:hAnsi="Noto Serif SC" w:cs="Noto Serif"/>
+          <w:sz w:val="24"/>
+          <w:szCs w:val="24"/>
+          <w:lang w:val="en-US"/>
+        </w:rPr>
+      </w:pPr>
+      <w:r>
+        <w:rPr>
+          <w:rFonts w:ascii="Noto Serif SC" w:eastAsia="Noto Serif SC" w:hAnsi="Noto Serif SC" w:cs="Noto Serif"/>
+          <w:sz w:val="24"/>
+          <w:szCs w:val="24"/>
+          <w:lang w:val="en-US"/>
+        </w:rPr>
+        <w:t>1</w:t>
+      </w:r>
+      <w:r>
+        <w:rPr>
+          <w:rFonts w:ascii="Noto Serif SC" w:eastAsia="Noto Serif SC" w:hAnsi="Noto Serif SC" w:cs="Noto Serif"/>
+          <w:sz w:val="24"/>
+          <w:szCs w:val="24"/>
+          <w:lang w:val="en-US"/>
+        </w:rPr>
+        <w:t xml:space="preserve">定音鼓 </w:t>
+      </w:r>
+      <w:r>
+        <w:rPr>
+          <w:rFonts w:ascii="Noto Serif SC" w:eastAsia="Noto Serif SC" w:hAnsi="Noto Serif SC" w:cs="Noto Serif"/>
+          <w:sz w:val="24"/>
+          <w:szCs w:val="24"/>
+          <w:lang w:val="en-US"/>
+        </w:rPr>
+        <w:t xml:space="preserve">1 </w:t>
+      </w:r>
+      <w:r>
+        <w:rPr>
+          <w:rFonts w:ascii="Noto Serif SC" w:eastAsia="Noto Serif SC" w:hAnsi="Noto Serif SC" w:cs="Noto Serif"/>
+          <w:sz w:val="24"/>
+          <w:szCs w:val="24"/>
+          <w:lang w:val="en-US"/>
+        </w:rPr>
+        <w:t>Timpani</w:t>
+      </w:r>
+    </w:p>
+    <w:p>
+      <w:pPr>
+        <w:rPr>
+          <w:rFonts w:ascii="Noto Serif SC" w:eastAsia="Noto Serif SC" w:hAnsi="Noto Serif SC" w:cs="Noto Serif"/>
+          <w:sz w:val="24"/>
+          <w:szCs w:val="24"/>
+          <w:lang w:val="en-US"/>
+        </w:rPr>
+      </w:pPr>
+      <w:r>
+        <w:rPr>
+          <w:rFonts w:ascii="Noto Serif SC" w:eastAsia="Noto Serif SC" w:hAnsi="Noto Serif SC" w:cs="Noto Serif"/>
+          <w:sz w:val="24"/>
+          <w:szCs w:val="24"/>
+        </w:rPr>
+        <w:t>4</w:t>
+      </w:r>
+      <w:r>
+        <w:rPr>
+          <w:rFonts w:ascii="Noto Serif SC" w:eastAsia="Noto Serif SC" w:hAnsi="Noto Serif SC" w:cs="Noto Serif" w:hint="eastAsia"/>
+          <w:sz w:val="24"/>
+          <w:szCs w:val="24"/>
+        </w:rPr>
+        <w:t xml:space="preserve"> 打击乐</w:t>
+      </w:r>
+      <w:r>
+        <w:rPr>
+          <w:rFonts w:ascii="Noto Serif SC" w:eastAsia="Noto Serif SC" w:hAnsi="Noto Serif SC" w:cs="Noto Serif"/>
+          <w:sz w:val="24"/>
+          <w:szCs w:val="24"/>
         </w:rPr>
         <w:t xml:space="preserve"> </w:t>
       </w:r>
+      <w:r>
+        <w:rPr>
+          <w:rFonts w:ascii="Noto Serif SC" w:eastAsia="Noto Serif SC" w:hAnsi="Noto Serif SC" w:cs="Noto Serif"/>
+          <w:sz w:val="24"/>
+          <w:szCs w:val="24"/>
+        </w:rPr>
+        <w:t>4</w:t>
+      </w:r>
+      <w:r>
+        <w:rPr>
+          <w:rFonts w:ascii="Noto Serif SC" w:eastAsia="Noto Serif SC" w:hAnsi="Noto Serif SC" w:cs="Noto Serif"/>
+          <w:sz w:val="24"/>
+          <w:szCs w:val="24"/>
+        </w:rPr>
+        <w:t xml:space="preserve"> Percussion</w:t>
+      </w:r>
+    </w:p>
+    <w:p>
+      <w:pPr>
+        <w:ind w:left="288"/>
+        <w:rPr>
+          <w:rFonts w:ascii="Noto Serif SC" w:eastAsia="Noto Serif SC" w:hAnsi="Noto Serif SC" w:cs="Noto Serif"/>
+          <w:sz w:val="20"/>
+          <w:szCs w:val="20"/>
+          <w:lang w:val="en-US"/>
+        </w:rPr>
+      </w:pPr>
+      <w:r>
+        <w:rPr>
+          <w:rFonts w:ascii="Noto Serif SC" w:eastAsia="Noto Serif SC" w:hAnsi="Noto Serif SC" w:cs="Noto Serif"/>
+          <w:sz w:val="20"/>
+          <w:szCs w:val="20"/>
+          <w:lang w:val="en-US"/>
+        </w:rPr>
+        <w:t xml:space="preserve">I: </w:t>
+      </w:r>
+      <w:r>
+        <w:rPr>
+          <w:rFonts w:ascii="Noto Serif SC" w:eastAsia="Noto Serif SC" w:hAnsi="Noto Serif SC" w:cs="Noto Serif"/>
+          <w:sz w:val="20"/>
+          <w:szCs w:val="20"/>
+        </w:rPr>
+        <w:t xml:space="preserve">中国大鼓 </w:t>
+      </w:r>
       <w:proofErr w:type="spellStart"/>
       <w:r>
         <w:rPr>
           <w:rFonts w:ascii="Noto Serif SC" w:eastAsia="Noto Serif SC" w:hAnsi="Noto Serif SC" w:cs="Noto Serif"/>
-          <w:sz w:val="24"/>
-          <w:szCs w:val="24"/>
-          <w:lang w:val="en-US"/>
-        </w:rPr>
-        <w:t>Suona</w:t>
+          <w:sz w:val="20"/>
+          <w:szCs w:val="20"/>
+        </w:rPr>
+        <w:t>Zhongguo</w:t>
       </w:r>
       <w:proofErr w:type="spellEnd"/>
-    </w:p>
-    <w:p>
-      <w:pPr>
-        <w:rPr>
-          <w:rFonts w:ascii="Noto Serif SC" w:eastAsia="Noto Serif SC" w:hAnsi="Noto Serif SC" w:cs="Noto Serif"/>
-          <w:sz w:val="24"/>
-          <w:szCs w:val="24"/>
-          <w:lang w:val="en-US"/>
-        </w:rPr>
-      </w:pPr>
-      <w:r>
-        <w:rPr>
-          <w:rFonts w:ascii="Noto Serif SC" w:eastAsia="Noto Serif SC" w:hAnsi="Noto Serif SC" w:cs="Noto Serif"/>
-          <w:sz w:val="24"/>
-          <w:szCs w:val="24"/>
-          <w:lang w:val="en-US"/>
-        </w:rPr>
-        <w:t>1</w:t>
-      </w:r>
-      <w:r>
-        <w:rPr>
-          <w:rFonts w:ascii="Noto Serif SC" w:eastAsia="Noto Serif SC" w:hAnsi="Noto Serif SC" w:cs="Noto Serif"/>
-          <w:sz w:val="24"/>
-          <w:szCs w:val="24"/>
-          <w:lang w:val="en-US"/>
-        </w:rPr>
-        <w:t xml:space="preserve">低音唢呐 </w:t>
-      </w:r>
-      <w:r>
-        <w:rPr>
-          <w:rFonts w:ascii="Noto Serif SC" w:eastAsia="Noto Serif SC" w:hAnsi="Noto Serif SC" w:cs="Noto Serif"/>
-          <w:sz w:val="24"/>
-          <w:szCs w:val="24"/>
-          <w:lang w:val="en-US"/>
-        </w:rPr>
-        <w:t xml:space="preserve">1 </w:t>
-      </w:r>
-      <w:proofErr w:type="spellStart"/>
-      <w:r>
-        <w:rPr>
-          <w:rFonts w:ascii="Noto Serif SC" w:eastAsia="Noto Serif SC" w:hAnsi="Noto Serif SC" w:cs="Noto Serif"/>
-          <w:sz w:val="24"/>
-          <w:szCs w:val="24"/>
-          <w:lang w:val="en-US"/>
-        </w:rPr>
-        <w:t>Diyin</w:t>
-      </w:r>
-      <w:proofErr w:type="spellEnd"/>
-      <w:r>
-        <w:rPr>
-          <w:rFonts w:ascii="Noto Serif SC" w:eastAsia="Noto Serif SC" w:hAnsi="Noto Serif SC" w:cs="Noto Serif"/>
-          <w:sz w:val="24"/>
-          <w:szCs w:val="24"/>
-          <w:lang w:val="en-US"/>
-        </w:rPr>
-        <w:t xml:space="preserve"> </w:t>
-      </w:r>
-      <w:proofErr w:type="spellStart"/>
-      <w:r>
-        <w:rPr>
-          <w:rFonts w:ascii="Noto Serif SC" w:eastAsia="Noto Serif SC" w:hAnsi="Noto Serif SC" w:cs="Noto Serif"/>
-          <w:sz w:val="24"/>
-          <w:szCs w:val="24"/>
-          <w:lang w:val="en-US"/>
-        </w:rPr>
-        <w:t>Suona</w:t>
-      </w:r>
-      <w:proofErr w:type="spellEnd"/>
-    </w:p>
-    <w:p>
-      <w:pPr>
-        <w:rPr>
-          <w:rFonts w:ascii="Noto Serif SC" w:eastAsia="Noto Serif SC" w:hAnsi="Noto Serif SC" w:cs="Noto Serif"/>
-          <w:sz w:val="24"/>
-          <w:szCs w:val="24"/>
-          <w:lang w:val="en-US"/>
-        </w:rPr>
-      </w:pPr>
-    </w:p>
-    <w:p>
-      <w:pPr>
-        <w:rPr>
-          <w:rFonts w:ascii="Noto Serif SC" w:eastAsia="Noto Serif SC" w:hAnsi="Noto Serif SC" w:cs="Noto Serif"/>
-          <w:sz w:val="24"/>
-          <w:szCs w:val="24"/>
-          <w:lang w:val="en-US"/>
-        </w:rPr>
-      </w:pPr>
-      <w:r>
-        <w:rPr>
-          <w:rFonts w:ascii="Noto Serif SC" w:eastAsia="Noto Serif SC" w:hAnsi="Noto Serif SC" w:cs="Noto Serif"/>
-          <w:sz w:val="24"/>
-          <w:szCs w:val="24"/>
-          <w:lang w:val="en-US"/>
-        </w:rPr>
-        <w:t>1</w:t>
-      </w:r>
-      <w:r>
-        <w:rPr>
-          <w:rFonts w:ascii="Noto Serif SC" w:eastAsia="Noto Serif SC" w:hAnsi="Noto Serif SC" w:cs="Noto Serif"/>
-          <w:sz w:val="24"/>
-          <w:szCs w:val="24"/>
-          <w:lang w:val="en-US"/>
-        </w:rPr>
-        <w:t xml:space="preserve">扬琴 </w:t>
-      </w:r>
-      <w:r>
-        <w:rPr>
-          <w:rFonts w:ascii="Noto Serif SC" w:eastAsia="Noto Serif SC" w:hAnsi="Noto Serif SC" w:cs="Noto Serif"/>
-          <w:sz w:val="24"/>
-          <w:szCs w:val="24"/>
-          <w:lang w:val="en-US"/>
-        </w:rPr>
-        <w:t xml:space="preserve">1 </w:t>
-      </w:r>
-      <w:r>
-        <w:rPr>
-          <w:rFonts w:ascii="Noto Serif SC" w:eastAsia="Noto Serif SC" w:hAnsi="Noto Serif SC" w:cs="Noto Serif"/>
-          <w:sz w:val="24"/>
-          <w:szCs w:val="24"/>
-          <w:lang w:val="en-US"/>
-        </w:rPr>
-        <w:t>Yangqin</w:t>
-      </w:r>
-    </w:p>
-    <w:p>
-      <w:pPr>
-        <w:rPr>
-          <w:rFonts w:ascii="Noto Serif SC" w:eastAsia="Noto Serif SC" w:hAnsi="Noto Serif SC" w:cs="Noto Serif"/>
-          <w:sz w:val="24"/>
-          <w:szCs w:val="24"/>
-          <w:lang w:val="en-US"/>
-        </w:rPr>
-      </w:pPr>
-      <w:r>
-        <w:rPr>
-          <w:rFonts w:ascii="Noto Serif SC" w:eastAsia="Noto Serif SC" w:hAnsi="Noto Serif SC" w:cs="Noto Serif"/>
-          <w:sz w:val="24"/>
-          <w:szCs w:val="24"/>
-          <w:lang w:val="en-US"/>
-        </w:rPr>
-        <w:t>1</w:t>
-      </w:r>
-      <w:r>
-        <w:rPr>
-          <w:rFonts w:ascii="Noto Serif SC" w:eastAsia="Noto Serif SC" w:hAnsi="Noto Serif SC" w:cs="Noto Serif"/>
-          <w:sz w:val="24"/>
-          <w:szCs w:val="24"/>
-          <w:lang w:val="en-US"/>
-        </w:rPr>
-        <w:t xml:space="preserve">柳琴 </w:t>
-      </w:r>
-      <w:r>
-        <w:rPr>
-          <w:rFonts w:ascii="Noto Serif SC" w:eastAsia="Noto Serif SC" w:hAnsi="Noto Serif SC" w:cs="Noto Serif"/>
-          <w:sz w:val="24"/>
-          <w:szCs w:val="24"/>
-          <w:lang w:val="en-US"/>
-        </w:rPr>
-        <w:t xml:space="preserve">1 </w:t>
-      </w:r>
-      <w:proofErr w:type="spellStart"/>
-      <w:r>
-        <w:rPr>
-          <w:rFonts w:ascii="Noto Serif SC" w:eastAsia="Noto Serif SC" w:hAnsi="Noto Serif SC" w:cs="Noto Serif"/>
-          <w:sz w:val="24"/>
-          <w:szCs w:val="24"/>
-          <w:lang w:val="en-US"/>
-        </w:rPr>
-        <w:t>Liuqin</w:t>
-      </w:r>
-      <w:proofErr w:type="spellEnd"/>
-    </w:p>
-    <w:p>
-      <w:pPr>
-        <w:rPr>
-          <w:rFonts w:ascii="Noto Serif SC" w:eastAsia="Noto Serif SC" w:hAnsi="Noto Serif SC" w:cs="Noto Serif"/>
-          <w:sz w:val="24"/>
-          <w:szCs w:val="24"/>
-          <w:lang w:val="en-US"/>
-        </w:rPr>
-      </w:pPr>
-      <w:r>
-        <w:rPr>
-          <w:rFonts w:ascii="Noto Serif SC" w:eastAsia="Noto Serif SC" w:hAnsi="Noto Serif SC" w:cs="Noto Serif"/>
-          <w:sz w:val="24"/>
-          <w:szCs w:val="24"/>
-          <w:lang w:val="en-US"/>
-        </w:rPr>
-        <w:t>1</w:t>
-      </w:r>
-      <w:r>
-        <w:rPr>
-          <w:rFonts w:ascii="Noto Serif SC" w:eastAsia="Noto Serif SC" w:hAnsi="Noto Serif SC" w:cs="Noto Serif"/>
-          <w:sz w:val="24"/>
-          <w:szCs w:val="24"/>
-          <w:lang w:val="en-US"/>
-        </w:rPr>
-        <w:t xml:space="preserve">琵琶 </w:t>
-      </w:r>
-      <w:r>
-        <w:rPr>
-          <w:rFonts w:ascii="Noto Serif SC" w:eastAsia="Noto Serif SC" w:hAnsi="Noto Serif SC" w:cs="Noto Serif"/>
-          <w:sz w:val="24"/>
-          <w:szCs w:val="24"/>
-          <w:lang w:val="en-US"/>
-        </w:rPr>
-        <w:t xml:space="preserve">1 </w:t>
-      </w:r>
-      <w:r>
-        <w:rPr>
-          <w:rFonts w:ascii="Noto Serif SC" w:eastAsia="Noto Serif SC" w:hAnsi="Noto Serif SC" w:cs="Noto Serif"/>
-          <w:sz w:val="24"/>
-          <w:szCs w:val="24"/>
-          <w:lang w:val="en-US"/>
-        </w:rPr>
-        <w:t>Pipa</w:t>
-      </w:r>
-    </w:p>
-    <w:p>
-      <w:pPr>
-        <w:rPr>
-          <w:rFonts w:ascii="Noto Serif SC" w:eastAsia="Noto Serif SC" w:hAnsi="Noto Serif SC" w:cs="Noto Serif"/>
-          <w:sz w:val="24"/>
-          <w:szCs w:val="24"/>
-          <w:lang w:val="en-US"/>
-        </w:rPr>
-      </w:pPr>
-      <w:r>
-        <w:rPr>
-          <w:rFonts w:ascii="Noto Serif SC" w:eastAsia="Noto Serif SC" w:hAnsi="Noto Serif SC" w:cs="Noto Serif"/>
-          <w:sz w:val="24"/>
-          <w:szCs w:val="24"/>
-          <w:lang w:val="en-US"/>
-        </w:rPr>
-        <w:t>1</w:t>
-      </w:r>
-      <w:r>
-        <w:rPr>
-          <w:rFonts w:ascii="Noto Serif SC" w:eastAsia="Noto Serif SC" w:hAnsi="Noto Serif SC" w:cs="Noto Serif"/>
-          <w:sz w:val="24"/>
-          <w:szCs w:val="24"/>
-          <w:lang w:val="en-US"/>
-        </w:rPr>
-        <w:t xml:space="preserve">中阮 </w:t>
-      </w:r>
-      <w:r>
-        <w:rPr>
-          <w:rFonts w:ascii="Noto Serif SC" w:eastAsia="Noto Serif SC" w:hAnsi="Noto Serif SC" w:cs="Noto Serif"/>
-          <w:sz w:val="24"/>
-          <w:szCs w:val="24"/>
-          <w:lang w:val="en-US"/>
-        </w:rPr>
-        <w:t xml:space="preserve">1 </w:t>
-      </w:r>
-      <w:r>
-        <w:rPr>
-          <w:rFonts w:ascii="Noto Serif SC" w:eastAsia="Noto Serif SC" w:hAnsi="Noto Serif SC" w:cs="Noto Serif"/>
-          <w:sz w:val="24"/>
-          <w:szCs w:val="24"/>
-          <w:lang w:val="en-US"/>
-        </w:rPr>
-        <w:t>Zhongruan</w:t>
-      </w:r>
-    </w:p>
-    <w:p>
-      <w:pPr>
-        <w:spacing w:after="120"/>
-        <w:rPr>
-          <w:rFonts w:ascii="Noto Serif SC" w:eastAsia="Noto Serif SC" w:hAnsi="Noto Serif SC" w:cs="Noto Serif"/>
-          <w:sz w:val="24"/>
-          <w:szCs w:val="24"/>
-          <w:lang w:val="en-US"/>
-        </w:rPr>
-      </w:pPr>
-      <w:r>
-        <w:rPr>
-          <w:rFonts w:ascii="Noto Serif SC" w:eastAsia="Noto Serif SC" w:hAnsi="Noto Serif SC" w:cs="Noto Serif"/>
-          <w:sz w:val="24"/>
-          <w:szCs w:val="24"/>
-          <w:lang w:val="en-US"/>
-        </w:rPr>
-        <w:t>1</w:t>
-      </w:r>
-      <w:r>
-        <w:rPr>
-          <w:rFonts w:ascii="Noto Serif SC" w:eastAsia="Noto Serif SC" w:hAnsi="Noto Serif SC" w:cs="Noto Serif"/>
-          <w:sz w:val="24"/>
-          <w:szCs w:val="24"/>
-          <w:lang w:val="en-US"/>
-        </w:rPr>
-        <w:t xml:space="preserve">大阮 </w:t>
-      </w:r>
-      <w:r>
-        <w:rPr>
-          <w:rFonts w:ascii="Noto Serif SC" w:eastAsia="Noto Serif SC" w:hAnsi="Noto Serif SC" w:cs="Noto Serif"/>
-          <w:sz w:val="24"/>
-          <w:szCs w:val="24"/>
-          <w:lang w:val="en-US"/>
-        </w:rPr>
-        <w:t xml:space="preserve">1 </w:t>
-      </w:r>
-      <w:r>
-        <w:rPr>
-          <w:rFonts w:ascii="Noto Serif SC" w:eastAsia="Noto Serif SC" w:hAnsi="Noto Serif SC" w:cs="Noto Serif"/>
-          <w:sz w:val="24"/>
-          <w:szCs w:val="24"/>
-          <w:lang w:val="en-US"/>
-        </w:rPr>
-        <w:t>Daruan</w:t>
-      </w:r>
-    </w:p>
-    <w:p>
-      <w:pPr>
-        <w:rPr>
-          <w:rFonts w:ascii="Noto Serif SC" w:eastAsia="Noto Serif SC" w:hAnsi="Noto Serif SC" w:cs="Noto Serif"/>
-          <w:sz w:val="24"/>
-          <w:szCs w:val="24"/>
-          <w:lang w:val="en-US"/>
-        </w:rPr>
-      </w:pPr>
-      <w:r>
-        <w:rPr>
-          <w:rFonts w:ascii="Noto Serif SC" w:eastAsia="Noto Serif SC" w:hAnsi="Noto Serif SC" w:cs="Noto Serif"/>
-          <w:sz w:val="24"/>
-          <w:szCs w:val="24"/>
-          <w:lang w:val="en-US"/>
-        </w:rPr>
-        <w:t xml:space="preserve">1 </w:t>
-      </w:r>
-      <w:r>
-        <w:rPr>
-          <w:rFonts w:ascii="Noto Serif SC" w:eastAsia="Noto Serif SC" w:hAnsi="Noto Serif SC" w:cs="Noto Serif"/>
-          <w:sz w:val="24"/>
-          <w:szCs w:val="24"/>
-          <w:lang w:val="en-US"/>
-        </w:rPr>
-        <w:t xml:space="preserve">竖琴 </w:t>
-      </w:r>
-      <w:r>
-        <w:rPr>
-          <w:rFonts w:ascii="Noto Serif SC" w:eastAsia="Noto Serif SC" w:hAnsi="Noto Serif SC" w:cs="Noto Serif"/>
-          <w:sz w:val="24"/>
-          <w:szCs w:val="24"/>
-          <w:lang w:val="en-US"/>
-        </w:rPr>
-        <w:t xml:space="preserve">1 </w:t>
-      </w:r>
-      <w:r>
-        <w:rPr>
-          <w:rFonts w:ascii="Noto Serif SC" w:eastAsia="Noto Serif SC" w:hAnsi="Noto Serif SC" w:cs="Noto Serif"/>
-          <w:sz w:val="24"/>
-          <w:szCs w:val="24"/>
-          <w:lang w:val="en-US"/>
-        </w:rPr>
-        <w:t>Harp</w:t>
-      </w:r>
-    </w:p>
-    <w:p>
-      <w:pPr>
-        <w:rPr>
-          <w:rFonts w:ascii="Noto Serif SC" w:eastAsia="Noto Serif SC" w:hAnsi="Noto Serif SC" w:cs="Noto Serif"/>
-          <w:sz w:val="24"/>
-          <w:szCs w:val="24"/>
-          <w:lang w:val="en-US"/>
-        </w:rPr>
-      </w:pPr>
-    </w:p>
-    <w:p>
-      <w:pPr>
-        <w:rPr>
-          <w:rFonts w:ascii="Noto Serif SC" w:eastAsia="Noto Serif SC" w:hAnsi="Noto Serif SC" w:cs="Noto Serif"/>
-          <w:sz w:val="24"/>
-          <w:szCs w:val="24"/>
-          <w:lang w:val="en-US"/>
-        </w:rPr>
-      </w:pPr>
-      <w:r>
-        <w:rPr>
-          <w:rFonts w:ascii="Noto Serif SC" w:eastAsia="Noto Serif SC" w:hAnsi="Noto Serif SC" w:cs="Noto Serif"/>
-          <w:sz w:val="24"/>
-          <w:szCs w:val="24"/>
-          <w:lang w:val="en-US"/>
-        </w:rPr>
-        <w:t>1</w:t>
-      </w:r>
-      <w:r>
-        <w:rPr>
-          <w:rFonts w:ascii="Noto Serif SC" w:eastAsia="Noto Serif SC" w:hAnsi="Noto Serif SC" w:cs="Noto Serif"/>
-          <w:sz w:val="24"/>
-          <w:szCs w:val="24"/>
-          <w:lang w:val="en-US"/>
-        </w:rPr>
-        <w:t xml:space="preserve">定音鼓 </w:t>
-      </w:r>
-      <w:r>
-        <w:rPr>
-          <w:rFonts w:ascii="Noto Serif SC" w:eastAsia="Noto Serif SC" w:hAnsi="Noto Serif SC" w:cs="Noto Serif"/>
-          <w:sz w:val="24"/>
-          <w:szCs w:val="24"/>
-          <w:lang w:val="en-US"/>
-        </w:rPr>
-        <w:t xml:space="preserve">1 </w:t>
-      </w:r>
-      <w:r>
-        <w:rPr>
-          <w:rFonts w:ascii="Noto Serif SC" w:eastAsia="Noto Serif SC" w:hAnsi="Noto Serif SC" w:cs="Noto Serif"/>
-          <w:sz w:val="24"/>
-          <w:szCs w:val="24"/>
-          <w:lang w:val="en-US"/>
-        </w:rPr>
-        <w:t>Timpani</w:t>
-      </w:r>
-    </w:p>
-    <w:p>
-      <w:pPr>
-        <w:rPr>
-          <w:rFonts w:ascii="Noto Serif SC" w:eastAsia="Noto Serif SC" w:hAnsi="Noto Serif SC" w:cs="Noto Serif"/>
-          <w:sz w:val="24"/>
-          <w:szCs w:val="24"/>
-          <w:lang w:val="en-US"/>
-        </w:rPr>
-      </w:pPr>
-      <w:r>
-        <w:rPr>
-          <w:rFonts w:ascii="Noto Serif SC" w:eastAsia="Noto Serif SC" w:hAnsi="Noto Serif SC" w:cs="Noto Serif"/>
-          <w:sz w:val="24"/>
-          <w:szCs w:val="24"/>
-        </w:rPr>
-        <w:t>4</w:t>
-      </w:r>
-      <w:r>
-        <w:rPr>
-          <w:rFonts w:ascii="Noto Serif SC" w:eastAsia="Noto Serif SC" w:hAnsi="Noto Serif SC" w:cs="Noto Serif" w:hint="eastAsia"/>
-          <w:sz w:val="24"/>
-          <w:szCs w:val="24"/>
-        </w:rPr>
-        <w:t xml:space="preserve"> 打击乐</w:t>
-      </w:r>
-      <w:r>
-        <w:rPr>
-          <w:rFonts w:ascii="Noto Serif SC" w:eastAsia="Noto Serif SC" w:hAnsi="Noto Serif SC" w:cs="Noto Serif"/>
-          <w:sz w:val="24"/>
-          <w:szCs w:val="24"/>
-        </w:rPr>
-        <w:t xml:space="preserve"> </w:t>
-      </w:r>
-      <w:r>
-        <w:rPr>
-          <w:rFonts w:ascii="Noto Serif SC" w:eastAsia="Noto Serif SC" w:hAnsi="Noto Serif SC" w:cs="Noto Serif"/>
-          <w:sz w:val="24"/>
-          <w:szCs w:val="24"/>
-        </w:rPr>
-        <w:t>4</w:t>
-      </w:r>
-      <w:r>
-        <w:rPr>
-          <w:rFonts w:ascii="Noto Serif SC" w:eastAsia="Noto Serif SC" w:hAnsi="Noto Serif SC" w:cs="Noto Serif"/>
-          <w:sz w:val="24"/>
-          <w:szCs w:val="24"/>
-        </w:rPr>
-        <w:t xml:space="preserve"> Percussion</w:t>
-      </w:r>
-    </w:p>
-    <w:p>
-      <w:pPr>
-        <w:ind w:left="288"/>
+      <w:r>
         <w:rPr>
           <w:rFonts w:ascii="Noto Serif SC" w:eastAsia="Noto Serif SC" w:hAnsi="Noto Serif SC" w:cs="Noto Serif"/>
           <w:sz w:val="20"/>
           <w:szCs w:val="20"/>
-          <w:lang w:val="en-US"/>
-        </w:rPr>
-      </w:pPr>
-      <w:r>
-        <w:rPr>
-          <w:rFonts w:ascii="Noto Serif SC" w:eastAsia="Noto Serif SC" w:hAnsi="Noto Serif SC" w:cs="Noto Serif"/>
-          <w:sz w:val="20"/>
-          <w:szCs w:val="20"/>
-          <w:lang w:val="en-US"/>
-        </w:rPr>
-        <w:t xml:space="preserve">I: </w:t>
-      </w:r>
-      <w:r>
-        <w:rPr>
-          <w:rFonts w:ascii="Noto Serif SC" w:eastAsia="Noto Serif SC" w:hAnsi="Noto Serif SC" w:cs="Noto Serif"/>
-          <w:sz w:val="20"/>
-          <w:szCs w:val="20"/>
-        </w:rPr>
-        <w:t xml:space="preserve">中国大鼓 </w:t>
-      </w:r>
-      <w:proofErr w:type="spellStart"/>
-      <w:r>
-        <w:rPr>
-          <w:rFonts w:ascii="Noto Serif SC" w:eastAsia="Noto Serif SC" w:hAnsi="Noto Serif SC" w:cs="Noto Serif"/>
-          <w:sz w:val="20"/>
-          <w:szCs w:val="20"/>
-        </w:rPr>
-        <w:t>Zhongguo</w:t>
-      </w:r>
-      <w:proofErr w:type="spellEnd"/>
-      <w:r>
-        <w:rPr>
-          <w:rFonts w:ascii="Noto Serif SC" w:eastAsia="Noto Serif SC" w:hAnsi="Noto Serif SC" w:cs="Noto Serif"/>
-          <w:sz w:val="20"/>
-          <w:szCs w:val="20"/>
-        </w:rPr>
-        <w:t xml:space="preserve"> </w:t>
-      </w:r>
-      <w:proofErr w:type="spellStart"/>
-      <w:r>
-        <w:rPr>
-          <w:rFonts w:ascii="Noto Serif SC" w:eastAsia="Noto Serif SC" w:hAnsi="Noto Serif SC" w:cs="Noto Serif"/>
-          <w:sz w:val="20"/>
-          <w:szCs w:val="20"/>
-        </w:rPr>
-        <w:t>Dagu</w:t>
-      </w:r>
-      <w:proofErr w:type="spellEnd"/>
+        </w:rPr>
+        <w:t xml:space="preserve"> Dagu</w:t>
+      </w:r>
     </w:p>
     <w:p>
       <w:pPr>

--- a/Front Matter/Template/6_Front-Matter.docx
+++ b/Front Matter/Template/6_Front-Matter.docx
@@ -1001,7 +1001,7 @@
           <w:b/>
           <w:color w:val="000000" w:themeColor="text1"/>
           <w:sz w:val="24"/>
-          <w:szCs w:val="36"/>
+          <w:szCs w:val="24"/>
         </w:rPr>
       </w:pPr>
       <w:r>
@@ -1010,7 +1010,7 @@
           <w:b/>
           <w:color w:val="000000" w:themeColor="text1"/>
           <w:sz w:val="24"/>
-          <w:szCs w:val="36"/>
+          <w:szCs w:val="24"/>
         </w:rPr>
         <w:lastRenderedPageBreak/>
         <w:t>山谣随想</w:t>
@@ -1023,7 +1023,7 @@
           <w:b/>
           <w:color w:val="000000" w:themeColor="text1"/>
           <w:sz w:val="20"/>
-          <w:szCs w:val="24"/>
+          <w:szCs w:val="20"/>
         </w:rPr>
       </w:pPr>
       <w:r>
@@ -1032,7 +1032,7 @@
           <w:b/>
           <w:color w:val="000000" w:themeColor="text1"/>
           <w:sz w:val="20"/>
-          <w:szCs w:val="24"/>
+          <w:szCs w:val="20"/>
         </w:rPr>
         <w:t>The Capriccio of the Mountain Folk Song</w:t>
       </w:r>
@@ -1043,7 +1043,7 @@
           <w:rFonts w:ascii="Noto Serif SC" w:eastAsia="Noto Serif SC" w:hAnsi="Noto Serif SC" w:cs="Noto Serif"/>
           <w:color w:val="000000" w:themeColor="text1"/>
           <w:sz w:val="20"/>
-          <w:szCs w:val="24"/>
+          <w:szCs w:val="20"/>
           <w:lang w:val="en-GB"/>
         </w:rPr>
       </w:pPr>
@@ -1054,7 +1054,7 @@
           <w:rFonts w:ascii="Noto Serif SC" w:eastAsia="Noto Serif SC" w:hAnsi="Noto Serif SC" w:cs="Noto Serif"/>
           <w:color w:val="000000" w:themeColor="text1"/>
           <w:sz w:val="20"/>
-          <w:szCs w:val="24"/>
+          <w:szCs w:val="20"/>
         </w:rPr>
       </w:pPr>
       <w:r>
@@ -1062,7 +1062,7 @@
           <w:rFonts w:ascii="Noto Serif SC" w:eastAsia="Noto Serif SC" w:hAnsi="Noto Serif SC" w:cs="Noto Serif"/>
           <w:color w:val="000000" w:themeColor="text1"/>
           <w:sz w:val="20"/>
-          <w:szCs w:val="24"/>
+          <w:szCs w:val="20"/>
         </w:rPr>
         <w:t>ISMN</w:t>
       </w:r>
@@ -1073,7 +1073,7 @@
           <w:rFonts w:ascii="Noto Serif SC" w:eastAsia="Noto Serif SC" w:hAnsi="Noto Serif SC" w:cs="Noto Serif"/>
           <w:color w:val="000000" w:themeColor="text1"/>
           <w:sz w:val="20"/>
-          <w:szCs w:val="24"/>
+          <w:szCs w:val="20"/>
         </w:rPr>
       </w:pPr>
     </w:p>
@@ -1083,7 +1083,7 @@
           <w:rFonts w:ascii="Noto Serif SC" w:eastAsia="Noto Serif SC" w:hAnsi="Noto Serif SC" w:cs="Noto Serif"/>
           <w:color w:val="000000" w:themeColor="text1"/>
           <w:sz w:val="20"/>
-          <w:szCs w:val="24"/>
+          <w:szCs w:val="20"/>
         </w:rPr>
       </w:pPr>
       <w:r>
@@ -1091,7 +1091,7 @@
           <w:rFonts w:ascii="Noto Serif SC" w:eastAsia="Noto Serif SC" w:hAnsi="Noto Serif SC" w:cs="Noto Serif"/>
           <w:color w:val="000000" w:themeColor="text1"/>
           <w:sz w:val="20"/>
-          <w:szCs w:val="24"/>
+          <w:szCs w:val="20"/>
         </w:rPr>
         <w:t xml:space="preserve">Copyright © Singapore Chinese Orchestra Co. Ltd. All rights reserved. </w:t>
       </w:r>
@@ -1102,7 +1102,7 @@
           <w:rFonts w:ascii="Noto Serif SC" w:eastAsia="Noto Serif SC" w:hAnsi="Noto Serif SC" w:cs="Noto Serif"/>
           <w:color w:val="000000" w:themeColor="text1"/>
           <w:sz w:val="20"/>
-          <w:szCs w:val="24"/>
+          <w:szCs w:val="20"/>
         </w:rPr>
       </w:pPr>
     </w:p>
@@ -1111,7 +1111,8 @@
         <w:rPr>
           <w:rFonts w:ascii="Noto Serif SC" w:eastAsia="Noto Serif SC" w:hAnsi="Noto Serif SC" w:cs="Noto Serif"/>
           <w:color w:val="000000" w:themeColor="text1"/>
-          <w:szCs w:val="32"/>
+          <w:sz w:val="20"/>
+          <w:szCs w:val="20"/>
           <w:lang w:val="en-US"/>
         </w:rPr>
       </w:pPr>
@@ -1119,7 +1120,8 @@
         <w:rPr>
           <w:rFonts w:ascii="Noto Serif SC" w:eastAsia="Noto Serif SC" w:hAnsi="Noto Serif SC" w:cs="Noto Serif"/>
           <w:color w:val="000000" w:themeColor="text1"/>
-          <w:szCs w:val="32"/>
+          <w:sz w:val="20"/>
+          <w:szCs w:val="20"/>
         </w:rPr>
         <w:t>版权所有, 未经许可, 不得以任何形式印刷、复制、扫描或发行。</w:t>
       </w:r>
@@ -1130,7 +1132,7 @@
           <w:rFonts w:ascii="Noto Serif SC" w:eastAsia="Noto Serif SC" w:hAnsi="Noto Serif SC" w:cs="Noto Serif"/>
           <w:color w:val="000000" w:themeColor="text1"/>
           <w:sz w:val="20"/>
-          <w:szCs w:val="24"/>
+          <w:szCs w:val="20"/>
         </w:rPr>
       </w:pPr>
       <w:r>
@@ -1138,7 +1140,7 @@
           <w:rFonts w:ascii="Noto Serif SC" w:eastAsia="Noto Serif SC" w:hAnsi="Noto Serif SC" w:cs="Noto Serif"/>
           <w:color w:val="000000" w:themeColor="text1"/>
           <w:sz w:val="20"/>
-          <w:szCs w:val="24"/>
+          <w:szCs w:val="20"/>
         </w:rPr>
         <w:t xml:space="preserve">Unauthorised printing, reproduction, scanning or distribution is strictly prohibited </w:t>
       </w:r>
@@ -1149,7 +1151,7 @@
           <w:rFonts w:ascii="Noto Serif SC" w:eastAsia="Noto Serif SC" w:hAnsi="Noto Serif SC" w:cs="Noto Serif"/>
           <w:color w:val="000000" w:themeColor="text1"/>
           <w:sz w:val="20"/>
-          <w:szCs w:val="24"/>
+          <w:szCs w:val="20"/>
         </w:rPr>
       </w:pPr>
       <w:r>
@@ -1157,7 +1159,7 @@
           <w:rFonts w:ascii="Noto Serif SC" w:eastAsia="Noto Serif SC" w:hAnsi="Noto Serif SC" w:cs="Noto Serif"/>
           <w:color w:val="000000" w:themeColor="text1"/>
           <w:sz w:val="20"/>
-          <w:szCs w:val="24"/>
+          <w:szCs w:val="20"/>
         </w:rPr>
         <w:t>without the express permission of the copyright holder.</w:t>
       </w:r>
@@ -1168,7 +1170,7 @@
           <w:rFonts w:ascii="Noto Serif SC" w:eastAsia="Noto Serif SC" w:hAnsi="Noto Serif SC" w:cs="Noto Serif"/>
           <w:color w:val="000000" w:themeColor="text1"/>
           <w:sz w:val="20"/>
-          <w:szCs w:val="24"/>
+          <w:szCs w:val="20"/>
         </w:rPr>
       </w:pPr>
     </w:p>
@@ -1178,7 +1180,7 @@
           <w:rFonts w:ascii="Noto Serif SC" w:eastAsia="Noto Serif SC" w:hAnsi="Noto Serif SC" w:cs="Noto Serif"/>
           <w:color w:val="000000" w:themeColor="text1"/>
           <w:sz w:val="20"/>
-          <w:szCs w:val="24"/>
+          <w:szCs w:val="20"/>
           <w:lang w:val="en-US"/>
         </w:rPr>
       </w:pPr>
@@ -1187,7 +1189,7 @@
           <w:rFonts w:ascii="Noto Serif SC" w:eastAsia="Noto Serif SC" w:hAnsi="Noto Serif SC" w:cs="Noto Serif"/>
           <w:color w:val="000000" w:themeColor="text1"/>
           <w:sz w:val="20"/>
-          <w:szCs w:val="24"/>
+          <w:szCs w:val="20"/>
         </w:rPr>
         <w:t>印刷于新加坡。</w:t>
       </w:r>
@@ -1198,7 +1200,7 @@
           <w:rFonts w:ascii="Noto Serif SC" w:eastAsia="Noto Serif SC" w:hAnsi="Noto Serif SC" w:cs="Noto Serif"/>
           <w:color w:val="000000" w:themeColor="text1"/>
           <w:sz w:val="20"/>
-          <w:szCs w:val="24"/>
+          <w:szCs w:val="20"/>
         </w:rPr>
       </w:pPr>
       <w:r>
@@ -1206,7 +1208,7 @@
           <w:rFonts w:ascii="Noto Serif SC" w:eastAsia="Noto Serif SC" w:hAnsi="Noto Serif SC" w:cs="Noto Serif"/>
           <w:color w:val="000000" w:themeColor="text1"/>
           <w:sz w:val="20"/>
-          <w:szCs w:val="24"/>
+          <w:szCs w:val="20"/>
         </w:rPr>
         <w:t>Printed in Singapore.</w:t>
       </w:r>
@@ -1217,7 +1219,7 @@
           <w:rFonts w:ascii="Noto Serif SC" w:eastAsia="Noto Serif SC" w:hAnsi="Noto Serif SC" w:cs="Noto Serif"/>
           <w:color w:val="000000" w:themeColor="text1"/>
           <w:sz w:val="20"/>
-          <w:szCs w:val="24"/>
+          <w:szCs w:val="20"/>
         </w:rPr>
       </w:pPr>
     </w:p>
@@ -1227,7 +1229,7 @@
           <w:rFonts w:ascii="Noto Serif SC" w:eastAsia="Noto Serif SC" w:hAnsi="Noto Serif SC" w:cs="Noto Serif"/>
           <w:color w:val="000000" w:themeColor="text1"/>
           <w:sz w:val="20"/>
-          <w:szCs w:val="24"/>
+          <w:szCs w:val="20"/>
           <w:lang w:val="en-US"/>
         </w:rPr>
       </w:pPr>
@@ -1236,7 +1238,7 @@
           <w:rFonts w:ascii="Noto Serif SC" w:eastAsia="Noto Serif SC" w:hAnsi="Noto Serif SC" w:cs="Noto Serif"/>
           <w:color w:val="000000" w:themeColor="text1"/>
           <w:sz w:val="20"/>
-          <w:szCs w:val="24"/>
+          <w:szCs w:val="20"/>
           <w:lang w:val="en-US"/>
         </w:rPr>
         <w:t>新加坡华乐团有限公司</w:t>
@@ -1248,7 +1250,7 @@
           <w:rFonts w:ascii="Noto Serif SC" w:eastAsia="Noto Serif SC" w:hAnsi="Noto Serif SC" w:cs="Noto Serif"/>
           <w:color w:val="000000" w:themeColor="text1"/>
           <w:sz w:val="20"/>
-          <w:szCs w:val="24"/>
+          <w:szCs w:val="20"/>
           <w:lang w:val="en-US"/>
         </w:rPr>
       </w:pPr>
@@ -1257,7 +1259,7 @@
           <w:rFonts w:ascii="Noto Serif SC" w:eastAsia="Noto Serif SC" w:hAnsi="Noto Serif SC" w:cs="Noto Serif"/>
           <w:color w:val="000000" w:themeColor="text1"/>
           <w:sz w:val="20"/>
-          <w:szCs w:val="24"/>
+          <w:szCs w:val="20"/>
           <w:lang w:val="en-US"/>
         </w:rPr>
         <w:t>珊顿道7号</w:t>
@@ -1269,7 +1271,7 @@
           <w:rFonts w:ascii="Noto Serif SC" w:eastAsia="Noto Serif SC" w:hAnsi="Noto Serif SC" w:cs="Noto Serif"/>
           <w:color w:val="000000" w:themeColor="text1"/>
           <w:sz w:val="20"/>
-          <w:szCs w:val="24"/>
+          <w:szCs w:val="20"/>
           <w:lang w:val="en-US"/>
         </w:rPr>
       </w:pPr>
@@ -1278,7 +1280,7 @@
           <w:rFonts w:ascii="Noto Serif SC" w:eastAsia="Noto Serif SC" w:hAnsi="Noto Serif SC" w:cs="Noto Serif"/>
           <w:color w:val="000000" w:themeColor="text1"/>
           <w:sz w:val="20"/>
-          <w:szCs w:val="24"/>
+          <w:szCs w:val="20"/>
           <w:lang w:val="en-US"/>
         </w:rPr>
         <w:t>新加坡大会堂</w:t>
@@ -1290,7 +1292,7 @@
           <w:rFonts w:ascii="Noto Serif SC" w:eastAsia="Noto Serif SC" w:hAnsi="Noto Serif SC" w:cs="Noto Serif"/>
           <w:color w:val="000000" w:themeColor="text1"/>
           <w:sz w:val="20"/>
-          <w:szCs w:val="24"/>
+          <w:szCs w:val="20"/>
           <w:lang w:val="en-US"/>
         </w:rPr>
       </w:pPr>
@@ -1299,7 +1301,7 @@
           <w:rFonts w:ascii="Noto Serif SC" w:eastAsia="Noto Serif SC" w:hAnsi="Noto Serif SC" w:cs="Noto Serif"/>
           <w:color w:val="000000" w:themeColor="text1"/>
           <w:sz w:val="20"/>
-          <w:szCs w:val="24"/>
+          <w:szCs w:val="20"/>
           <w:lang w:val="en-US"/>
         </w:rPr>
         <w:t>新加坡邮区 068810</w:t>
@@ -1311,7 +1313,7 @@
           <w:rFonts w:ascii="Noto Serif SC" w:eastAsia="Noto Serif SC" w:hAnsi="Noto Serif SC" w:cs="Noto Serif"/>
           <w:color w:val="000000" w:themeColor="text1"/>
           <w:sz w:val="20"/>
-          <w:szCs w:val="24"/>
+          <w:szCs w:val="20"/>
         </w:rPr>
       </w:pPr>
     </w:p>
@@ -1321,7 +1323,7 @@
           <w:rFonts w:ascii="Noto Serif SC" w:eastAsia="Noto Serif SC" w:hAnsi="Noto Serif SC" w:cs="Noto Serif"/>
           <w:color w:val="000000" w:themeColor="text1"/>
           <w:sz w:val="20"/>
-          <w:szCs w:val="24"/>
+          <w:szCs w:val="20"/>
           <w:lang w:val="en-US"/>
         </w:rPr>
       </w:pPr>
@@ -1330,7 +1332,7 @@
           <w:rFonts w:ascii="Noto Serif SC" w:eastAsia="Noto Serif SC" w:hAnsi="Noto Serif SC" w:cs="Noto Serif"/>
           <w:color w:val="000000" w:themeColor="text1"/>
           <w:sz w:val="20"/>
-          <w:szCs w:val="24"/>
+          <w:szCs w:val="20"/>
           <w:lang w:val="en-US"/>
         </w:rPr>
         <w:t>Singapore Chinese Orchestra Co. Ltd.</w:t>
@@ -1342,7 +1344,7 @@
           <w:rFonts w:ascii="Noto Serif SC" w:eastAsia="Noto Serif SC" w:hAnsi="Noto Serif SC" w:cs="Noto Serif"/>
           <w:color w:val="000000" w:themeColor="text1"/>
           <w:sz w:val="20"/>
-          <w:szCs w:val="24"/>
+          <w:szCs w:val="20"/>
           <w:lang w:val="en-US"/>
         </w:rPr>
       </w:pPr>
@@ -1351,7 +1353,7 @@
           <w:rFonts w:ascii="Noto Serif SC" w:eastAsia="Noto Serif SC" w:hAnsi="Noto Serif SC" w:cs="Noto Serif"/>
           <w:color w:val="000000" w:themeColor="text1"/>
           <w:sz w:val="20"/>
-          <w:szCs w:val="24"/>
+          <w:szCs w:val="20"/>
           <w:lang w:val="en-US"/>
         </w:rPr>
         <w:t>7 Shenton Way</w:t>
@@ -1363,7 +1365,7 @@
           <w:rFonts w:ascii="Noto Serif SC" w:eastAsia="Noto Serif SC" w:hAnsi="Noto Serif SC" w:cs="Noto Serif"/>
           <w:color w:val="000000" w:themeColor="text1"/>
           <w:sz w:val="20"/>
-          <w:szCs w:val="24"/>
+          <w:szCs w:val="20"/>
           <w:lang w:val="en-US"/>
         </w:rPr>
       </w:pPr>
@@ -1372,7 +1374,7 @@
           <w:rFonts w:ascii="Noto Serif SC" w:eastAsia="Noto Serif SC" w:hAnsi="Noto Serif SC" w:cs="Noto Serif"/>
           <w:color w:val="000000" w:themeColor="text1"/>
           <w:sz w:val="20"/>
-          <w:szCs w:val="24"/>
+          <w:szCs w:val="20"/>
           <w:lang w:val="en-US"/>
         </w:rPr>
         <w:t>Singapore Conference Hall</w:t>
@@ -1384,7 +1386,7 @@
           <w:rFonts w:ascii="Noto Serif SC" w:eastAsia="Noto Serif SC" w:hAnsi="Noto Serif SC" w:cs="Noto Serif"/>
           <w:color w:val="000000" w:themeColor="text1"/>
           <w:sz w:val="20"/>
-          <w:szCs w:val="24"/>
+          <w:szCs w:val="20"/>
           <w:lang w:val="en-US"/>
         </w:rPr>
       </w:pPr>
@@ -1393,7 +1395,7 @@
           <w:rFonts w:ascii="Noto Serif SC" w:eastAsia="Noto Serif SC" w:hAnsi="Noto Serif SC" w:cs="Noto Serif"/>
           <w:color w:val="000000" w:themeColor="text1"/>
           <w:sz w:val="20"/>
-          <w:szCs w:val="24"/>
+          <w:szCs w:val="20"/>
           <w:lang w:val="en-US"/>
         </w:rPr>
         <w:t>Singapore 068810</w:t>
@@ -1550,8 +1552,8 @@
         <w:rPr>
           <w:rFonts w:ascii="Noto Serif SC" w:eastAsia="Noto Serif SC" w:hAnsi="Noto Serif SC" w:cs="Noto Serif"/>
           <w:b/>
-          <w:sz w:val="36"/>
-          <w:szCs w:val="36"/>
+          <w:sz w:val="20"/>
+          <w:szCs w:val="20"/>
           <w:lang w:val="en-US"/>
         </w:rPr>
       </w:pPr>
@@ -1631,7 +1633,7 @@
         </w:rPr>
         <w:lastRenderedPageBreak/>
         <w:drawing>
-          <wp:anchor distT="0" distB="0" distL="114300" distR="114300" simplePos="0" relativeHeight="251661312" behindDoc="0" locked="0" layoutInCell="1" allowOverlap="1" wp14:anchorId="2A6E53F4" wp14:editId="2AE818EF">
+          <wp:anchor distT="0" distB="0" distL="114300" distR="114300" simplePos="0" relativeHeight="251661312" behindDoc="0" locked="0" layoutInCell="1" allowOverlap="1" wp14:anchorId="2A6E53F4" wp14:editId="057A4914">
             <wp:simplePos x="0" y="0"/>
             <wp:positionH relativeFrom="margin">
               <wp:posOffset>-41275</wp:posOffset>
@@ -1640,7 +1642,7 @@
               <wp:posOffset>945515</wp:posOffset>
             </wp:positionV>
             <wp:extent cx="2389505" cy="3583940"/>
-            <wp:effectExtent l="0" t="0" r="0" b="0"/>
+            <wp:effectExtent l="12700" t="12700" r="10795" b="10160"/>
             <wp:wrapSquare wrapText="bothSides"/>
             <wp:docPr id="547521574" name="Picture 1" descr="A person with dark hair and a black shirt&#10;&#10;Description automatically generated"/>
             <wp:cNvGraphicFramePr>
@@ -1673,6 +1675,11 @@
                     <a:prstGeom prst="rect">
                       <a:avLst/>
                     </a:prstGeom>
+                    <a:ln>
+                      <a:solidFill>
+                        <a:schemeClr val="tx1"/>
+                      </a:solidFill>
+                    </a:ln>
                   </pic:spPr>
                 </pic:pic>
               </a:graphicData>
@@ -4058,6 +4065,7 @@
     </w:p>
     <w:p>
       <w:pPr>
+        <w:spacing w:after="120"/>
         <w:rPr>
           <w:rFonts w:ascii="Noto Serif SC" w:eastAsia="Noto Serif SC" w:hAnsi="Noto Serif SC" w:cs="Noto Serif"/>
           <w:sz w:val="24"/>
@@ -4220,6 +4228,7 @@
     </w:p>
     <w:p>
       <w:pPr>
+        <w:spacing w:after="120"/>
         <w:rPr>
           <w:rFonts w:ascii="Noto Serif SC" w:eastAsia="Noto Serif SC" w:hAnsi="Noto Serif SC" w:cs="Noto Serif"/>
           <w:sz w:val="24"/>
@@ -4436,15 +4445,6 @@
         </w:rPr>
         <w:t xml:space="preserve">1 </w:t>
       </w:r>
-      <w:r>
-        <w:rPr>
-          <w:rFonts w:ascii="Noto Serif SC" w:eastAsia="Noto Serif SC" w:hAnsi="Noto Serif SC" w:cs="Noto Serif"/>
-          <w:sz w:val="24"/>
-          <w:szCs w:val="24"/>
-          <w:lang w:val="en-US"/>
-        </w:rPr>
-        <w:t xml:space="preserve">Diyin </w:t>
-      </w:r>
       <w:proofErr w:type="spellStart"/>
       <w:r>
         <w:rPr>
@@ -4453,6 +4453,26 @@
           <w:szCs w:val="24"/>
           <w:lang w:val="en-US"/>
         </w:rPr>
+        <w:t>Diyin</w:t>
+      </w:r>
+      <w:proofErr w:type="spellEnd"/>
+      <w:r>
+        <w:rPr>
+          <w:rFonts w:ascii="Noto Serif SC" w:eastAsia="Noto Serif SC" w:hAnsi="Noto Serif SC" w:cs="Noto Serif"/>
+          <w:sz w:val="24"/>
+          <w:szCs w:val="24"/>
+          <w:lang w:val="en-US"/>
+        </w:rPr>
+        <w:t xml:space="preserve"> </w:t>
+      </w:r>
+      <w:proofErr w:type="spellStart"/>
+      <w:r>
+        <w:rPr>
+          <w:rFonts w:ascii="Noto Serif SC" w:eastAsia="Noto Serif SC" w:hAnsi="Noto Serif SC" w:cs="Noto Serif"/>
+          <w:sz w:val="24"/>
+          <w:szCs w:val="24"/>
+          <w:lang w:val="en-US"/>
+        </w:rPr>
         <w:t>Suona</w:t>
       </w:r>
       <w:proofErr w:type="spellEnd"/>
@@ -4655,6 +4675,7 @@
     </w:p>
     <w:p>
       <w:pPr>
+        <w:spacing w:after="120"/>
         <w:rPr>
           <w:rFonts w:ascii="Noto Serif SC" w:eastAsia="Noto Serif SC" w:hAnsi="Noto Serif SC" w:cs="Noto Serif"/>
           <w:sz w:val="24"/>
@@ -4894,8 +4915,18 @@
           <w:sz w:val="20"/>
           <w:szCs w:val="20"/>
         </w:rPr>
-        <w:t xml:space="preserve"> Dagu</w:t>
-      </w:r>
+        <w:t xml:space="preserve"> </w:t>
+      </w:r>
+      <w:proofErr w:type="spellStart"/>
+      <w:r>
+        <w:rPr>
+          <w:rFonts w:ascii="Noto Serif SC" w:eastAsia="Noto Serif SC" w:hAnsi="Noto Serif SC" w:cs="Noto Serif"/>
+          <w:sz w:val="20"/>
+          <w:szCs w:val="20"/>
+        </w:rPr>
+        <w:t>Dagu</w:t>
+      </w:r>
+      <w:proofErr w:type="spellEnd"/>
     </w:p>
     <w:p>
       <w:pPr>

--- a/Front Matter/Template/6_Front-Matter.docx
+++ b/Front Matter/Template/6_Front-Matter.docx
@@ -2584,7 +2584,25 @@
           <w:szCs w:val="24"/>
           <w:lang w:val="en-US"/>
         </w:rPr>
-        <w:t>, with a doctor’s degree in Composition, is a young teacher in the Composition Department of the China Conservatory of Music. S</w:t>
+        <w:t>, with a doctor</w:t>
+      </w:r>
+      <w:r>
+        <w:rPr>
+          <w:rFonts w:ascii="Noto Serif SC" w:eastAsia="Noto Serif SC" w:hAnsi="Noto Serif SC" w:cs="Noto Serif"/>
+          <w:sz w:val="24"/>
+          <w:szCs w:val="24"/>
+          <w:lang w:val="en-US"/>
+        </w:rPr>
+        <w:t>'</w:t>
+      </w:r>
+      <w:r>
+        <w:rPr>
+          <w:rFonts w:ascii="Noto Serif SC" w:eastAsia="Noto Serif SC" w:hAnsi="Noto Serif SC" w:cs="Noto Serif"/>
+          <w:sz w:val="24"/>
+          <w:szCs w:val="24"/>
+          <w:lang w:val="en-US"/>
+        </w:rPr>
+        <w:t>s degree in Composition, is a young teacher in the Composition Department of the China Conservatory of Music. S</w:t>
       </w:r>
       <w:r>
         <w:rPr>
@@ -2697,7 +2715,16 @@
           <w:szCs w:val="24"/>
           <w:lang w:val="en-US"/>
         </w:rPr>
-        <w:t>’s</w:t>
+        <w:t>'</w:t>
+      </w:r>
+      <w:r>
+        <w:rPr>
+          <w:rFonts w:ascii="Noto Serif SC" w:eastAsia="Noto Serif SC" w:hAnsi="Noto Serif SC" w:cs="Noto Serif"/>
+          <w:sz w:val="24"/>
+          <w:szCs w:val="24"/>
+          <w:lang w:val="en-US"/>
+        </w:rPr>
+        <w:t>s</w:t>
       </w:r>
       <w:r>
         <w:rPr>
@@ -2785,85 +2812,22 @@
       <w:r>
         <w:rPr>
           <w:rFonts w:ascii="Noto Serif SC" w:eastAsia="Noto Serif SC" w:hAnsi="Noto Serif SC" w:cs="Noto Serif"/>
-          <w:sz w:val="24"/>
-          <w:szCs w:val="24"/>
-          <w:lang w:val="en-US"/>
-        </w:rPr>
-        <w:t>(2022), which was premiered by the N</w:t>
-      </w:r>
-      <w:r>
-        <w:rPr>
-          <w:rFonts w:ascii="Noto Serif SC" w:eastAsia="Noto Serif SC" w:hAnsi="Noto Serif SC" w:cs="Noto Serif" w:hint="eastAsia"/>
-          <w:sz w:val="24"/>
-          <w:szCs w:val="24"/>
-          <w:lang w:val="en-US"/>
-        </w:rPr>
-        <w:t>ational</w:t>
-      </w:r>
-      <w:r>
-        <w:rPr>
-          <w:rFonts w:ascii="Noto Serif SC" w:eastAsia="Noto Serif SC" w:hAnsi="Noto Serif SC" w:cs="Noto Serif"/>
-          <w:sz w:val="24"/>
-          <w:szCs w:val="24"/>
-          <w:lang w:val="en-US"/>
-        </w:rPr>
-        <w:t xml:space="preserve"> Ballet </w:t>
-      </w:r>
-      <w:r>
-        <w:rPr>
-          <w:rFonts w:ascii="Noto Serif SC" w:eastAsia="Noto Serif SC" w:hAnsi="Noto Serif SC" w:cs="Noto Serif" w:hint="eastAsia"/>
-          <w:sz w:val="24"/>
-          <w:szCs w:val="24"/>
-          <w:lang w:val="en-US"/>
-        </w:rPr>
-        <w:t>of</w:t>
-      </w:r>
-      <w:r>
-        <w:rPr>
-          <w:rFonts w:ascii="Noto Serif SC" w:eastAsia="Noto Serif SC" w:hAnsi="Noto Serif SC" w:cs="Noto Serif"/>
-          <w:sz w:val="24"/>
-          <w:szCs w:val="24"/>
-          <w:lang w:val="en-US"/>
-        </w:rPr>
-        <w:t xml:space="preserve"> C</w:t>
-      </w:r>
-      <w:r>
-        <w:rPr>
-          <w:rFonts w:ascii="Noto Serif SC" w:eastAsia="Noto Serif SC" w:hAnsi="Noto Serif SC" w:cs="Noto Serif" w:hint="eastAsia"/>
-          <w:sz w:val="24"/>
-          <w:szCs w:val="24"/>
-          <w:lang w:val="en-US"/>
-        </w:rPr>
-        <w:t>hina</w:t>
-      </w:r>
-      <w:r>
-        <w:rPr>
-          <w:rFonts w:ascii="Noto Serif SC" w:eastAsia="Noto Serif SC" w:hAnsi="Noto Serif SC" w:cs="Noto Serif"/>
-          <w:sz w:val="24"/>
-          <w:szCs w:val="24"/>
-          <w:lang w:val="en-US"/>
-        </w:rPr>
-        <w:t xml:space="preserve"> Symphony Orchestra, the Symphony </w:t>
-      </w:r>
-      <w:r>
-        <w:rPr>
-          <w:rFonts w:ascii="Noto Serif SC" w:eastAsia="Noto Serif SC" w:hAnsi="Noto Serif SC" w:cs="Noto Serif"/>
           <w:i/>
           <w:iCs/>
           <w:sz w:val="24"/>
           <w:szCs w:val="24"/>
           <w:lang w:val="en-US"/>
         </w:rPr>
-        <w:t>The Disappeared Moby Dick</w:t>
-      </w:r>
-      <w:r>
-        <w:rPr>
-          <w:rFonts w:ascii="Noto Serif SC" w:eastAsia="Noto Serif SC" w:hAnsi="Noto Serif SC" w:cs="Noto Serif"/>
-          <w:sz w:val="24"/>
-          <w:szCs w:val="24"/>
-          <w:lang w:val="en-US"/>
-        </w:rPr>
-        <w:t>(2020), which was premiered by the N</w:t>
+        <w:t xml:space="preserve"> </w:t>
+      </w:r>
+      <w:r>
+        <w:rPr>
+          <w:rFonts w:ascii="Noto Serif SC" w:eastAsia="Noto Serif SC" w:hAnsi="Noto Serif SC" w:cs="Noto Serif"/>
+          <w:sz w:val="24"/>
+          <w:szCs w:val="24"/>
+          <w:lang w:val="en-US"/>
+        </w:rPr>
+        <w:t>(2022), which was premiered by the N</w:t>
       </w:r>
       <w:r>
         <w:rPr>
@@ -2917,171 +2881,7 @@
           <w:szCs w:val="24"/>
           <w:lang w:val="en-US"/>
         </w:rPr>
-        <w:t xml:space="preserve"> Symphony Orchestra. In 2018, she won the "Youth Creative Talent Funding Project" granted by the China National Art</w:t>
-      </w:r>
-      <w:r>
-        <w:rPr>
-          <w:rFonts w:ascii="Noto Serif SC" w:eastAsia="Noto Serif SC" w:hAnsi="Noto Serif SC" w:cs="Noto Serif" w:hint="eastAsia"/>
-          <w:sz w:val="24"/>
-          <w:szCs w:val="24"/>
-          <w:lang w:val="en-US"/>
-        </w:rPr>
-        <w:t>s</w:t>
-      </w:r>
-      <w:r>
-        <w:rPr>
-          <w:rFonts w:ascii="Noto Serif SC" w:eastAsia="Noto Serif SC" w:hAnsi="Noto Serif SC" w:cs="Noto Serif"/>
-          <w:sz w:val="24"/>
-          <w:szCs w:val="24"/>
-          <w:lang w:val="en-US"/>
-        </w:rPr>
-        <w:t xml:space="preserve"> Fund. In 2016, the C</w:t>
-      </w:r>
-      <w:r>
-        <w:rPr>
-          <w:rFonts w:ascii="Noto Serif SC" w:eastAsia="Noto Serif SC" w:hAnsi="Noto Serif SC" w:cs="Noto Serif" w:hint="eastAsia"/>
-          <w:sz w:val="24"/>
-          <w:szCs w:val="24"/>
-          <w:lang w:val="en-US"/>
-        </w:rPr>
-        <w:t>hinese</w:t>
-      </w:r>
-      <w:r>
-        <w:rPr>
-          <w:rFonts w:ascii="Noto Serif SC" w:eastAsia="Noto Serif SC" w:hAnsi="Noto Serif SC" w:cs="Noto Serif"/>
-          <w:sz w:val="24"/>
-          <w:szCs w:val="24"/>
-          <w:lang w:val="en-US"/>
-        </w:rPr>
-        <w:t xml:space="preserve"> traditional </w:t>
-      </w:r>
-      <w:r>
-        <w:rPr>
-          <w:rFonts w:ascii="Noto Serif SC" w:eastAsia="Noto Serif SC" w:hAnsi="Noto Serif SC" w:cs="Noto Serif" w:hint="eastAsia"/>
-          <w:sz w:val="24"/>
-          <w:szCs w:val="24"/>
-          <w:lang w:val="en-US"/>
-        </w:rPr>
-        <w:t>o</w:t>
-      </w:r>
-      <w:r>
-        <w:rPr>
-          <w:rFonts w:ascii="Noto Serif SC" w:eastAsia="Noto Serif SC" w:hAnsi="Noto Serif SC" w:cs="Noto Serif"/>
-          <w:sz w:val="24"/>
-          <w:szCs w:val="24"/>
-          <w:lang w:val="en-US"/>
-        </w:rPr>
-        <w:t xml:space="preserve">rchestral music “Stepping Shadow and Singing” was selected as an excellent work for the China National Youth </w:t>
-      </w:r>
-      <w:r>
-        <w:rPr>
-          <w:rFonts w:ascii="Noto Serif SC" w:eastAsia="Noto Serif SC" w:hAnsi="Noto Serif SC" w:cs="Noto Serif" w:hint="eastAsia"/>
-          <w:sz w:val="24"/>
-          <w:szCs w:val="24"/>
-          <w:lang w:val="en-US"/>
-        </w:rPr>
-        <w:t>O</w:t>
-      </w:r>
-      <w:r>
-        <w:rPr>
-          <w:rFonts w:ascii="Noto Serif SC" w:eastAsia="Noto Serif SC" w:hAnsi="Noto Serif SC" w:cs="Noto Serif"/>
-          <w:sz w:val="24"/>
-          <w:szCs w:val="24"/>
-          <w:lang w:val="en-US"/>
-        </w:rPr>
-        <w:t xml:space="preserve">rchestra Collection and </w:t>
-      </w:r>
-      <w:proofErr w:type="gramStart"/>
-      <w:r>
-        <w:rPr>
-          <w:rFonts w:ascii="Noto Serif SC" w:eastAsia="Noto Serif SC" w:hAnsi="Noto Serif SC" w:cs="Noto Serif"/>
-          <w:sz w:val="24"/>
-          <w:szCs w:val="24"/>
-          <w:lang w:val="en-US"/>
-        </w:rPr>
-        <w:t>Exhibition, and</w:t>
-      </w:r>
-      <w:proofErr w:type="gramEnd"/>
-      <w:r>
-        <w:rPr>
-          <w:rFonts w:ascii="Noto Serif SC" w:eastAsia="Noto Serif SC" w:hAnsi="Noto Serif SC" w:cs="Noto Serif"/>
-          <w:sz w:val="24"/>
-          <w:szCs w:val="24"/>
-          <w:lang w:val="en-US"/>
-        </w:rPr>
-        <w:t xml:space="preserve"> premiered by the C</w:t>
-      </w:r>
-      <w:r>
-        <w:rPr>
-          <w:rFonts w:ascii="Noto Serif SC" w:eastAsia="Noto Serif SC" w:hAnsi="Noto Serif SC" w:cs="Noto Serif" w:hint="eastAsia"/>
-          <w:sz w:val="24"/>
-          <w:szCs w:val="24"/>
-          <w:lang w:val="en-US"/>
-        </w:rPr>
-        <w:t>hina</w:t>
-      </w:r>
-      <w:r>
-        <w:rPr>
-          <w:rFonts w:ascii="Noto Serif SC" w:eastAsia="Noto Serif SC" w:hAnsi="Noto Serif SC" w:cs="Noto Serif"/>
-          <w:sz w:val="24"/>
-          <w:szCs w:val="24"/>
-          <w:lang w:val="en-US"/>
-        </w:rPr>
-        <w:t xml:space="preserve"> N</w:t>
-      </w:r>
-      <w:r>
-        <w:rPr>
-          <w:rFonts w:ascii="Noto Serif SC" w:eastAsia="Noto Serif SC" w:hAnsi="Noto Serif SC" w:cs="Noto Serif" w:hint="eastAsia"/>
-          <w:sz w:val="24"/>
-          <w:szCs w:val="24"/>
-          <w:lang w:val="en-US"/>
-        </w:rPr>
-        <w:t>ational</w:t>
-      </w:r>
-      <w:r>
-        <w:rPr>
-          <w:rFonts w:ascii="Noto Serif SC" w:eastAsia="Noto Serif SC" w:hAnsi="Noto Serif SC" w:cs="Noto Serif"/>
-          <w:sz w:val="24"/>
-          <w:szCs w:val="24"/>
-          <w:lang w:val="en-US"/>
-        </w:rPr>
-        <w:t xml:space="preserve"> T</w:t>
-      </w:r>
-      <w:r>
-        <w:rPr>
-          <w:rFonts w:ascii="Noto Serif SC" w:eastAsia="Noto Serif SC" w:hAnsi="Noto Serif SC" w:cs="Noto Serif" w:hint="eastAsia"/>
-          <w:sz w:val="24"/>
-          <w:szCs w:val="24"/>
-          <w:lang w:val="en-US"/>
-        </w:rPr>
-        <w:t>raditional</w:t>
-      </w:r>
-      <w:r>
-        <w:rPr>
-          <w:rFonts w:ascii="Noto Serif SC" w:eastAsia="Noto Serif SC" w:hAnsi="Noto Serif SC" w:cs="Noto Serif"/>
-          <w:sz w:val="24"/>
-          <w:szCs w:val="24"/>
-          <w:lang w:val="en-US"/>
-        </w:rPr>
-        <w:t xml:space="preserve"> O</w:t>
-      </w:r>
-      <w:r>
-        <w:rPr>
-          <w:rFonts w:ascii="Noto Serif SC" w:eastAsia="Noto Serif SC" w:hAnsi="Noto Serif SC" w:cs="Noto Serif" w:hint="eastAsia"/>
-          <w:sz w:val="24"/>
-          <w:szCs w:val="24"/>
-          <w:lang w:val="en-US"/>
-        </w:rPr>
-        <w:t>rchestra.</w:t>
-      </w:r>
-      <w:r>
-        <w:rPr>
-          <w:rFonts w:ascii="Noto Serif SC" w:eastAsia="Noto Serif SC" w:hAnsi="Noto Serif SC" w:cs="Noto Serif"/>
-          <w:sz w:val="24"/>
-          <w:szCs w:val="24"/>
-          <w:lang w:val="en-US"/>
-        </w:rPr>
-        <w:t xml:space="preserve"> In 2013, the oboe solo “Autumn Wild Goose” won the third prize in the "Voice of China" composition competition. In 2012, the national orchestral music </w:t>
+        <w:t xml:space="preserve"> Symphony Orchestra, the Symphony </w:t>
       </w:r>
       <w:r>
         <w:rPr>
@@ -3092,6 +2892,327 @@
           <w:szCs w:val="24"/>
           <w:lang w:val="en-US"/>
         </w:rPr>
+        <w:t>The Disappeared Moby Dick</w:t>
+      </w:r>
+      <w:r>
+        <w:rPr>
+          <w:rFonts w:ascii="Noto Serif SC" w:eastAsia="Noto Serif SC" w:hAnsi="Noto Serif SC" w:cs="Noto Serif"/>
+          <w:i/>
+          <w:iCs/>
+          <w:sz w:val="24"/>
+          <w:szCs w:val="24"/>
+          <w:lang w:val="en-US"/>
+        </w:rPr>
+        <w:t xml:space="preserve"> </w:t>
+      </w:r>
+      <w:r>
+        <w:rPr>
+          <w:rFonts w:ascii="Noto Serif SC" w:eastAsia="Noto Serif SC" w:hAnsi="Noto Serif SC" w:cs="Noto Serif"/>
+          <w:sz w:val="24"/>
+          <w:szCs w:val="24"/>
+          <w:lang w:val="en-US"/>
+        </w:rPr>
+        <w:t>(2020), which was premiered by the N</w:t>
+      </w:r>
+      <w:r>
+        <w:rPr>
+          <w:rFonts w:ascii="Noto Serif SC" w:eastAsia="Noto Serif SC" w:hAnsi="Noto Serif SC" w:cs="Noto Serif" w:hint="eastAsia"/>
+          <w:sz w:val="24"/>
+          <w:szCs w:val="24"/>
+          <w:lang w:val="en-US"/>
+        </w:rPr>
+        <w:t>ational</w:t>
+      </w:r>
+      <w:r>
+        <w:rPr>
+          <w:rFonts w:ascii="Noto Serif SC" w:eastAsia="Noto Serif SC" w:hAnsi="Noto Serif SC" w:cs="Noto Serif"/>
+          <w:sz w:val="24"/>
+          <w:szCs w:val="24"/>
+          <w:lang w:val="en-US"/>
+        </w:rPr>
+        <w:t xml:space="preserve"> Ballet </w:t>
+      </w:r>
+      <w:r>
+        <w:rPr>
+          <w:rFonts w:ascii="Noto Serif SC" w:eastAsia="Noto Serif SC" w:hAnsi="Noto Serif SC" w:cs="Noto Serif" w:hint="eastAsia"/>
+          <w:sz w:val="24"/>
+          <w:szCs w:val="24"/>
+          <w:lang w:val="en-US"/>
+        </w:rPr>
+        <w:t>of</w:t>
+      </w:r>
+      <w:r>
+        <w:rPr>
+          <w:rFonts w:ascii="Noto Serif SC" w:eastAsia="Noto Serif SC" w:hAnsi="Noto Serif SC" w:cs="Noto Serif"/>
+          <w:sz w:val="24"/>
+          <w:szCs w:val="24"/>
+          <w:lang w:val="en-US"/>
+        </w:rPr>
+        <w:t xml:space="preserve"> C</w:t>
+      </w:r>
+      <w:r>
+        <w:rPr>
+          <w:rFonts w:ascii="Noto Serif SC" w:eastAsia="Noto Serif SC" w:hAnsi="Noto Serif SC" w:cs="Noto Serif" w:hint="eastAsia"/>
+          <w:sz w:val="24"/>
+          <w:szCs w:val="24"/>
+          <w:lang w:val="en-US"/>
+        </w:rPr>
+        <w:t>hina</w:t>
+      </w:r>
+      <w:r>
+        <w:rPr>
+          <w:rFonts w:ascii="Noto Serif SC" w:eastAsia="Noto Serif SC" w:hAnsi="Noto Serif SC" w:cs="Noto Serif"/>
+          <w:sz w:val="24"/>
+          <w:szCs w:val="24"/>
+          <w:lang w:val="en-US"/>
+        </w:rPr>
+        <w:t xml:space="preserve"> Symphony Orchestra. In 2018, she won the "Youth Creative Talent Funding Project" granted by the China National Art</w:t>
+      </w:r>
+      <w:r>
+        <w:rPr>
+          <w:rFonts w:ascii="Noto Serif SC" w:eastAsia="Noto Serif SC" w:hAnsi="Noto Serif SC" w:cs="Noto Serif" w:hint="eastAsia"/>
+          <w:sz w:val="24"/>
+          <w:szCs w:val="24"/>
+          <w:lang w:val="en-US"/>
+        </w:rPr>
+        <w:t>s</w:t>
+      </w:r>
+      <w:r>
+        <w:rPr>
+          <w:rFonts w:ascii="Noto Serif SC" w:eastAsia="Noto Serif SC" w:hAnsi="Noto Serif SC" w:cs="Noto Serif"/>
+          <w:sz w:val="24"/>
+          <w:szCs w:val="24"/>
+          <w:lang w:val="en-US"/>
+        </w:rPr>
+        <w:t xml:space="preserve"> Fund. In 2016, the C</w:t>
+      </w:r>
+      <w:r>
+        <w:rPr>
+          <w:rFonts w:ascii="Noto Serif SC" w:eastAsia="Noto Serif SC" w:hAnsi="Noto Serif SC" w:cs="Noto Serif" w:hint="eastAsia"/>
+          <w:sz w:val="24"/>
+          <w:szCs w:val="24"/>
+          <w:lang w:val="en-US"/>
+        </w:rPr>
+        <w:t>hinese</w:t>
+      </w:r>
+      <w:r>
+        <w:rPr>
+          <w:rFonts w:ascii="Noto Serif SC" w:eastAsia="Noto Serif SC" w:hAnsi="Noto Serif SC" w:cs="Noto Serif"/>
+          <w:sz w:val="24"/>
+          <w:szCs w:val="24"/>
+          <w:lang w:val="en-US"/>
+        </w:rPr>
+        <w:t xml:space="preserve"> traditional </w:t>
+      </w:r>
+      <w:r>
+        <w:rPr>
+          <w:rFonts w:ascii="Noto Serif SC" w:eastAsia="Noto Serif SC" w:hAnsi="Noto Serif SC" w:cs="Noto Serif" w:hint="eastAsia"/>
+          <w:sz w:val="24"/>
+          <w:szCs w:val="24"/>
+          <w:lang w:val="en-US"/>
+        </w:rPr>
+        <w:t>o</w:t>
+      </w:r>
+      <w:r>
+        <w:rPr>
+          <w:rFonts w:ascii="Noto Serif SC" w:eastAsia="Noto Serif SC" w:hAnsi="Noto Serif SC" w:cs="Noto Serif"/>
+          <w:sz w:val="24"/>
+          <w:szCs w:val="24"/>
+          <w:lang w:val="en-US"/>
+        </w:rPr>
+        <w:t xml:space="preserve">rchestral music </w:t>
+      </w:r>
+      <w:r>
+        <w:rPr>
+          <w:rFonts w:ascii="Noto Serif SC" w:eastAsia="Noto Serif SC" w:hAnsi="Noto Serif SC" w:cs="Noto Serif"/>
+          <w:sz w:val="24"/>
+          <w:szCs w:val="24"/>
+          <w:lang w:val="en-US"/>
+        </w:rPr>
+        <w:t>"</w:t>
+      </w:r>
+      <w:r>
+        <w:rPr>
+          <w:rFonts w:ascii="Noto Serif SC" w:eastAsia="Noto Serif SC" w:hAnsi="Noto Serif SC" w:cs="Noto Serif"/>
+          <w:sz w:val="24"/>
+          <w:szCs w:val="24"/>
+          <w:lang w:val="en-US"/>
+        </w:rPr>
+        <w:t>Stepping Shadow and Singing</w:t>
+      </w:r>
+      <w:r>
+        <w:rPr>
+          <w:rFonts w:ascii="Noto Serif SC" w:eastAsia="Noto Serif SC" w:hAnsi="Noto Serif SC" w:cs="Noto Serif"/>
+          <w:sz w:val="24"/>
+          <w:szCs w:val="24"/>
+          <w:lang w:val="en-US"/>
+        </w:rPr>
+        <w:t>"</w:t>
+      </w:r>
+      <w:r>
+        <w:rPr>
+          <w:rFonts w:ascii="Noto Serif SC" w:eastAsia="Noto Serif SC" w:hAnsi="Noto Serif SC" w:cs="Noto Serif"/>
+          <w:sz w:val="24"/>
+          <w:szCs w:val="24"/>
+          <w:lang w:val="en-US"/>
+        </w:rPr>
+        <w:t xml:space="preserve"> was selected as an excellent work for the China National Youth </w:t>
+      </w:r>
+      <w:r>
+        <w:rPr>
+          <w:rFonts w:ascii="Noto Serif SC" w:eastAsia="Noto Serif SC" w:hAnsi="Noto Serif SC" w:cs="Noto Serif" w:hint="eastAsia"/>
+          <w:sz w:val="24"/>
+          <w:szCs w:val="24"/>
+          <w:lang w:val="en-US"/>
+        </w:rPr>
+        <w:t>O</w:t>
+      </w:r>
+      <w:r>
+        <w:rPr>
+          <w:rFonts w:ascii="Noto Serif SC" w:eastAsia="Noto Serif SC" w:hAnsi="Noto Serif SC" w:cs="Noto Serif"/>
+          <w:sz w:val="24"/>
+          <w:szCs w:val="24"/>
+          <w:lang w:val="en-US"/>
+        </w:rPr>
+        <w:t xml:space="preserve">rchestra Collection and </w:t>
+      </w:r>
+      <w:proofErr w:type="gramStart"/>
+      <w:r>
+        <w:rPr>
+          <w:rFonts w:ascii="Noto Serif SC" w:eastAsia="Noto Serif SC" w:hAnsi="Noto Serif SC" w:cs="Noto Serif"/>
+          <w:sz w:val="24"/>
+          <w:szCs w:val="24"/>
+          <w:lang w:val="en-US"/>
+        </w:rPr>
+        <w:t>Exhibition, and</w:t>
+      </w:r>
+      <w:proofErr w:type="gramEnd"/>
+      <w:r>
+        <w:rPr>
+          <w:rFonts w:ascii="Noto Serif SC" w:eastAsia="Noto Serif SC" w:hAnsi="Noto Serif SC" w:cs="Noto Serif"/>
+          <w:sz w:val="24"/>
+          <w:szCs w:val="24"/>
+          <w:lang w:val="en-US"/>
+        </w:rPr>
+        <w:t xml:space="preserve"> premiered by the C</w:t>
+      </w:r>
+      <w:r>
+        <w:rPr>
+          <w:rFonts w:ascii="Noto Serif SC" w:eastAsia="Noto Serif SC" w:hAnsi="Noto Serif SC" w:cs="Noto Serif" w:hint="eastAsia"/>
+          <w:sz w:val="24"/>
+          <w:szCs w:val="24"/>
+          <w:lang w:val="en-US"/>
+        </w:rPr>
+        <w:t>hina</w:t>
+      </w:r>
+      <w:r>
+        <w:rPr>
+          <w:rFonts w:ascii="Noto Serif SC" w:eastAsia="Noto Serif SC" w:hAnsi="Noto Serif SC" w:cs="Noto Serif"/>
+          <w:sz w:val="24"/>
+          <w:szCs w:val="24"/>
+          <w:lang w:val="en-US"/>
+        </w:rPr>
+        <w:t xml:space="preserve"> N</w:t>
+      </w:r>
+      <w:r>
+        <w:rPr>
+          <w:rFonts w:ascii="Noto Serif SC" w:eastAsia="Noto Serif SC" w:hAnsi="Noto Serif SC" w:cs="Noto Serif" w:hint="eastAsia"/>
+          <w:sz w:val="24"/>
+          <w:szCs w:val="24"/>
+          <w:lang w:val="en-US"/>
+        </w:rPr>
+        <w:t>ational</w:t>
+      </w:r>
+      <w:r>
+        <w:rPr>
+          <w:rFonts w:ascii="Noto Serif SC" w:eastAsia="Noto Serif SC" w:hAnsi="Noto Serif SC" w:cs="Noto Serif"/>
+          <w:sz w:val="24"/>
+          <w:szCs w:val="24"/>
+          <w:lang w:val="en-US"/>
+        </w:rPr>
+        <w:t xml:space="preserve"> T</w:t>
+      </w:r>
+      <w:r>
+        <w:rPr>
+          <w:rFonts w:ascii="Noto Serif SC" w:eastAsia="Noto Serif SC" w:hAnsi="Noto Serif SC" w:cs="Noto Serif" w:hint="eastAsia"/>
+          <w:sz w:val="24"/>
+          <w:szCs w:val="24"/>
+          <w:lang w:val="en-US"/>
+        </w:rPr>
+        <w:t>raditional</w:t>
+      </w:r>
+      <w:r>
+        <w:rPr>
+          <w:rFonts w:ascii="Noto Serif SC" w:eastAsia="Noto Serif SC" w:hAnsi="Noto Serif SC" w:cs="Noto Serif"/>
+          <w:sz w:val="24"/>
+          <w:szCs w:val="24"/>
+          <w:lang w:val="en-US"/>
+        </w:rPr>
+        <w:t xml:space="preserve"> O</w:t>
+      </w:r>
+      <w:r>
+        <w:rPr>
+          <w:rFonts w:ascii="Noto Serif SC" w:eastAsia="Noto Serif SC" w:hAnsi="Noto Serif SC" w:cs="Noto Serif" w:hint="eastAsia"/>
+          <w:sz w:val="24"/>
+          <w:szCs w:val="24"/>
+          <w:lang w:val="en-US"/>
+        </w:rPr>
+        <w:t>rchestra.</w:t>
+      </w:r>
+      <w:r>
+        <w:rPr>
+          <w:rFonts w:ascii="Noto Serif SC" w:eastAsia="Noto Serif SC" w:hAnsi="Noto Serif SC" w:cs="Noto Serif"/>
+          <w:sz w:val="24"/>
+          <w:szCs w:val="24"/>
+          <w:lang w:val="en-US"/>
+        </w:rPr>
+        <w:t xml:space="preserve"> In 2013, the oboe solo </w:t>
+      </w:r>
+      <w:r>
+        <w:rPr>
+          <w:rFonts w:ascii="Noto Serif SC" w:eastAsia="Noto Serif SC" w:hAnsi="Noto Serif SC" w:cs="Noto Serif"/>
+          <w:sz w:val="24"/>
+          <w:szCs w:val="24"/>
+          <w:lang w:val="en-US"/>
+        </w:rPr>
+        <w:t>"</w:t>
+      </w:r>
+      <w:r>
+        <w:rPr>
+          <w:rFonts w:ascii="Noto Serif SC" w:eastAsia="Noto Serif SC" w:hAnsi="Noto Serif SC" w:cs="Noto Serif"/>
+          <w:sz w:val="24"/>
+          <w:szCs w:val="24"/>
+          <w:lang w:val="en-US"/>
+        </w:rPr>
+        <w:t>Autumn Wild Goose</w:t>
+      </w:r>
+      <w:r>
+        <w:rPr>
+          <w:rFonts w:ascii="Noto Serif SC" w:eastAsia="Noto Serif SC" w:hAnsi="Noto Serif SC" w:cs="Noto Serif"/>
+          <w:sz w:val="24"/>
+          <w:szCs w:val="24"/>
+          <w:lang w:val="en-US"/>
+        </w:rPr>
+        <w:t>"</w:t>
+      </w:r>
+      <w:r>
+        <w:rPr>
+          <w:rFonts w:ascii="Noto Serif SC" w:eastAsia="Noto Serif SC" w:hAnsi="Noto Serif SC" w:cs="Noto Serif"/>
+          <w:sz w:val="24"/>
+          <w:szCs w:val="24"/>
+          <w:lang w:val="en-US"/>
+        </w:rPr>
+        <w:t xml:space="preserve"> won the third prize in the "Voice of China" composition competition. In 2012, the national orchestral music </w:t>
+      </w:r>
+      <w:r>
+        <w:rPr>
+          <w:rFonts w:ascii="Noto Serif SC" w:eastAsia="Noto Serif SC" w:hAnsi="Noto Serif SC" w:cs="Noto Serif"/>
+          <w:i/>
+          <w:iCs/>
+          <w:sz w:val="24"/>
+          <w:szCs w:val="24"/>
+          <w:lang w:val="en-US"/>
+        </w:rPr>
         <w:t>Mountain Ballad Caprice</w:t>
       </w:r>
       <w:r>
@@ -3101,7 +3222,27 @@
           <w:szCs w:val="24"/>
           <w:lang w:val="en-US"/>
         </w:rPr>
-        <w:t xml:space="preserve"> was awarded the title of "Young Composer" at the Singapore International Competition for Chinese Orchestral Composition, and premiered and recorded by the Singapore Chinese Orchestra. In 2012, the Guzheng and string quartet </w:t>
+        <w:t xml:space="preserve"> was awarded the title of "Young Composer" at the Singapore International Competition for Chinese Orchestral </w:t>
+      </w:r>
+      <w:proofErr w:type="gramStart"/>
+      <w:r>
+        <w:rPr>
+          <w:rFonts w:ascii="Noto Serif SC" w:eastAsia="Noto Serif SC" w:hAnsi="Noto Serif SC" w:cs="Noto Serif"/>
+          <w:sz w:val="24"/>
+          <w:szCs w:val="24"/>
+          <w:lang w:val="en-US"/>
+        </w:rPr>
+        <w:t>Composition, and</w:t>
+      </w:r>
+      <w:proofErr w:type="gramEnd"/>
+      <w:r>
+        <w:rPr>
+          <w:rFonts w:ascii="Noto Serif SC" w:eastAsia="Noto Serif SC" w:hAnsi="Noto Serif SC" w:cs="Noto Serif"/>
+          <w:sz w:val="24"/>
+          <w:szCs w:val="24"/>
+          <w:lang w:val="en-US"/>
+        </w:rPr>
+        <w:t xml:space="preserve"> premiered and recorded by the Singapore Chinese Orchestra. In 2012, the Guzheng and string quartet </w:t>
       </w:r>
       <w:r>
         <w:rPr>
@@ -3262,16 +3403,56 @@
           <w:szCs w:val="24"/>
           <w:lang w:val="en-US"/>
         </w:rPr>
-        <w:t>Dada Sai</w:t>
-      </w:r>
-      <w:r>
-        <w:rPr>
-          <w:rFonts w:ascii="Noto Serif SC" w:eastAsia="Noto Serif SC" w:hAnsi="Noto Serif SC" w:cs="Noto Serif"/>
-          <w:sz w:val="24"/>
-          <w:szCs w:val="24"/>
-          <w:lang w:val="en-US"/>
-        </w:rPr>
-        <w:t xml:space="preserve"> for the concert "commemorating the 40th anniversary of reform and opening up". As commissioned by the Peking University Choir, </w:t>
+        <w:t xml:space="preserve">Dada </w:t>
+      </w:r>
+      <w:proofErr w:type="gramStart"/>
+      <w:r>
+        <w:rPr>
+          <w:rFonts w:ascii="Noto Serif SC" w:eastAsia="Noto Serif SC" w:hAnsi="Noto Serif SC" w:cs="Noto Serif"/>
+          <w:i/>
+          <w:iCs/>
+          <w:sz w:val="24"/>
+          <w:szCs w:val="24"/>
+          <w:lang w:val="en-US"/>
+        </w:rPr>
+        <w:t>Sai</w:t>
+      </w:r>
+      <w:r>
+        <w:rPr>
+          <w:rFonts w:ascii="Noto Serif SC" w:eastAsia="Noto Serif SC" w:hAnsi="Noto Serif SC" w:cs="Noto Serif"/>
+          <w:sz w:val="24"/>
+          <w:szCs w:val="24"/>
+          <w:lang w:val="en-US"/>
+        </w:rPr>
+        <w:t xml:space="preserve"> </w:t>
+      </w:r>
+      <w:r>
+        <w:rPr>
+          <w:rFonts w:ascii="Noto Serif SC" w:eastAsia="Noto Serif SC" w:hAnsi="Noto Serif SC" w:cs="Noto Serif"/>
+          <w:sz w:val="24"/>
+          <w:szCs w:val="24"/>
+          <w:lang w:val="en-US"/>
+        </w:rPr>
+        <w:t xml:space="preserve"> </w:t>
+      </w:r>
+      <w:r>
+        <w:rPr>
+          <w:rFonts w:ascii="Noto Serif SC" w:eastAsia="Noto Serif SC" w:hAnsi="Noto Serif SC" w:cs="Noto Serif"/>
+          <w:sz w:val="24"/>
+          <w:szCs w:val="24"/>
+          <w:lang w:val="en-US"/>
+        </w:rPr>
+        <w:t>for</w:t>
+      </w:r>
+      <w:proofErr w:type="gramEnd"/>
+      <w:r>
+        <w:rPr>
+          <w:rFonts w:ascii="Noto Serif SC" w:eastAsia="Noto Serif SC" w:hAnsi="Noto Serif SC" w:cs="Noto Serif"/>
+          <w:sz w:val="24"/>
+          <w:szCs w:val="24"/>
+          <w:lang w:val="en-US"/>
+        </w:rPr>
+        <w:t xml:space="preserve"> the concert "commemorating the 40th anniversary of reform and opening up". As commissioned by the Peking University Choir, </w:t>
       </w:r>
       <w:r>
         <w:rPr>
@@ -3893,7 +4074,6 @@
     </w:p>
     <w:p>
       <w:pPr>
-        <w:spacing w:after="240"/>
         <w:jc w:val="both"/>
         <w:rPr>
           <w:rFonts w:ascii="Noto Serif SC" w:eastAsia="Noto Serif SC" w:hAnsi="Noto Serif SC" w:cs="Noto Serif"/>
@@ -3927,6 +4107,7 @@
     </w:p>
     <w:p>
       <w:pPr>
+        <w:spacing w:after="240"/>
         <w:jc w:val="both"/>
         <w:rPr>
           <w:rFonts w:ascii="Noto Serif SC" w:eastAsia="Noto Serif SC" w:hAnsi="Noto Serif SC" w:cs="Noto Serif"/>

--- a/Front Matter/Template/6_Front-Matter.docx
+++ b/Front Matter/Template/6_Front-Matter.docx
@@ -20,49 +20,49 @@
         <w:rPr>
           <w:rFonts w:ascii="Noto Serif SC" w:eastAsia="Noto Serif SC" w:hAnsi="Noto Serif SC" w:cs="Noto Serif"/>
           <w:b/>
-          <w:sz w:val="60"/>
-          <w:szCs w:val="60"/>
-          <w:lang w:val="en-US"/>
-        </w:rPr>
-      </w:pPr>
-      <w:r>
-        <w:rPr>
-          <w:rFonts w:ascii="Noto Serif SC" w:eastAsia="Noto Serif SC" w:hAnsi="Noto Serif SC" w:cs="Noto Serif" w:hint="eastAsia"/>
+          <w:sz w:val="120"/>
+          <w:szCs w:val="120"/>
+          <w:lang w:val="en-US"/>
+        </w:rPr>
+      </w:pPr>
+      <w:r>
+        <w:rPr>
+          <w:rFonts w:ascii="Noto Serif SC" w:eastAsia="Noto Serif SC" w:hAnsi="Noto Serif SC" w:cs="Noto Serif" w:hint="eastAsia"/>
+          <w:b/>
+          <w:sz w:val="120"/>
+          <w:szCs w:val="120"/>
+          <w:lang w:val="en-US"/>
+        </w:rPr>
+        <w:t>山谣随想</w:t>
+      </w:r>
+      <w:r>
+        <w:rPr>
+          <w:rFonts w:ascii="Noto Serif SC" w:eastAsia="Noto Serif SC" w:hAnsi="Noto Serif SC" w:cs="Noto Serif"/>
+          <w:b/>
+          <w:sz w:val="120"/>
+          <w:szCs w:val="120"/>
+          <w:lang w:val="en-US"/>
+        </w:rPr>
+        <w:t xml:space="preserve"> </w:t>
+      </w:r>
+    </w:p>
+    <w:p>
+      <w:pPr>
+        <w:jc w:val="right"/>
+        <w:rPr>
+          <w:rFonts w:ascii="Noto Serif SC" w:eastAsia="Noto Serif SC" w:hAnsi="Noto Serif SC" w:cs="Noto Serif"/>
           <w:b/>
           <w:sz w:val="60"/>
           <w:szCs w:val="60"/>
-          <w:lang w:val="en-US"/>
-        </w:rPr>
-        <w:t>山谣随想</w:t>
-      </w:r>
+          <w:lang w:val="en-GB"/>
+        </w:rPr>
+      </w:pPr>
       <w:r>
         <w:rPr>
           <w:rFonts w:ascii="Noto Serif SC" w:eastAsia="Noto Serif SC" w:hAnsi="Noto Serif SC" w:cs="Noto Serif"/>
           <w:b/>
           <w:sz w:val="60"/>
           <w:szCs w:val="60"/>
-          <w:lang w:val="en-US"/>
-        </w:rPr>
-        <w:t xml:space="preserve">    </w:t>
-      </w:r>
-    </w:p>
-    <w:p>
-      <w:pPr>
-        <w:jc w:val="right"/>
-        <w:rPr>
-          <w:rFonts w:ascii="Noto Serif SC" w:eastAsia="Noto Serif SC" w:hAnsi="Noto Serif SC" w:cs="Noto Serif"/>
-          <w:b/>
-          <w:sz w:val="56"/>
-          <w:szCs w:val="96"/>
-          <w:lang w:val="en-GB"/>
-        </w:rPr>
-      </w:pPr>
-      <w:r>
-        <w:rPr>
-          <w:rFonts w:ascii="Noto Serif SC" w:eastAsia="Noto Serif SC" w:hAnsi="Noto Serif SC" w:cs="Noto Serif"/>
-          <w:b/>
-          <w:sz w:val="56"/>
-          <w:szCs w:val="96"/>
         </w:rPr>
         <w:t>The Capriccio of the Mountain Folk Song</w:t>
       </w:r>
@@ -73,16 +73,16 @@
         <w:jc w:val="right"/>
         <w:rPr>
           <w:rFonts w:ascii="Noto Serif SC" w:eastAsia="Noto Serif SC" w:hAnsi="Noto Serif SC" w:cs="Noto Serif"/>
-          <w:sz w:val="36"/>
-          <w:szCs w:val="72"/>
-          <w:lang w:val="en-US"/>
-        </w:rPr>
-      </w:pPr>
-      <w:r>
-        <w:rPr>
-          <w:rFonts w:ascii="Noto Serif SC" w:eastAsia="Noto Serif SC" w:hAnsi="Noto Serif SC" w:cs="Noto Serif" w:hint="eastAsia"/>
-          <w:sz w:val="36"/>
-          <w:szCs w:val="72"/>
+          <w:sz w:val="40"/>
+          <w:szCs w:val="40"/>
+          <w:lang w:val="en-US"/>
+        </w:rPr>
+      </w:pPr>
+      <w:r>
+        <w:rPr>
+          <w:rFonts w:ascii="Noto Serif SC" w:eastAsia="Noto Serif SC" w:hAnsi="Noto Serif SC" w:cs="Noto Serif" w:hint="eastAsia"/>
+          <w:sz w:val="40"/>
+          <w:szCs w:val="40"/>
           <w:lang w:val="en-US"/>
         </w:rPr>
         <w:t>竹笛协奏曲</w:t>
@@ -90,8 +90,8 @@
       <w:r>
         <w:rPr>
           <w:rFonts w:ascii="Noto Serif SC" w:eastAsia="Noto Serif SC" w:hAnsi="Noto Serif SC" w:cs="Noto Serif"/>
-          <w:sz w:val="36"/>
-          <w:szCs w:val="72"/>
+          <w:sz w:val="40"/>
+          <w:szCs w:val="40"/>
           <w:lang w:val="en-US"/>
         </w:rPr>
         <w:t xml:space="preserve"> </w:t>
@@ -145,16 +145,16 @@
         <w:jc w:val="right"/>
         <w:rPr>
           <w:rFonts w:ascii="Noto Serif SC" w:eastAsia="Noto Serif SC" w:hAnsi="Noto Serif SC" w:cs="Noto Serif"/>
-          <w:sz w:val="44"/>
-          <w:szCs w:val="144"/>
-          <w:lang w:val="en-US"/>
-        </w:rPr>
-      </w:pPr>
-      <w:r>
-        <w:rPr>
-          <w:rFonts w:ascii="Noto Serif SC" w:eastAsia="Noto Serif SC" w:hAnsi="Noto Serif SC" w:cs="Noto Serif" w:hint="eastAsia"/>
-          <w:sz w:val="44"/>
-          <w:szCs w:val="144"/>
+          <w:sz w:val="60"/>
+          <w:szCs w:val="60"/>
+          <w:lang w:val="en-US"/>
+        </w:rPr>
+      </w:pPr>
+      <w:r>
+        <w:rPr>
+          <w:rFonts w:ascii="Noto Serif SC" w:eastAsia="Noto Serif SC" w:hAnsi="Noto Serif SC" w:cs="Noto Serif" w:hint="eastAsia"/>
+          <w:sz w:val="60"/>
+          <w:szCs w:val="60"/>
           <w:lang w:val="en-US"/>
         </w:rPr>
         <w:t>王东旭</w:t>
@@ -928,7 +928,7 @@
           <w:szCs w:val="32"/>
           <w:lang w:val="en-US"/>
         </w:rPr>
-        <w:t>’</w:t>
+        <w:t>'</w:t>
       </w:r>
     </w:p>
     <w:p>

--- a/Front Matter/Template/6_Front-Matter.docx
+++ b/Front Matter/Template/6_Front-Matter.docx
@@ -270,7 +270,7 @@
           <w:headerReference w:type="default" r:id="rId7"/>
           <w:footerReference w:type="default" r:id="rId8"/>
           <w:pgSz w:w="16840" w:h="23820"/>
-          <w:pgMar w:top="1440" w:right="1800" w:bottom="1440" w:left="1800" w:header="706" w:footer="1411" w:gutter="0"/>
+          <w:pgMar w:top="1418" w:right="1418" w:bottom="1418" w:left="1588" w:header="709" w:footer="1412" w:gutter="0"/>
           <w:cols w:space="708"/>
           <w:docGrid w:linePitch="360"/>
         </w:sectPr>
@@ -668,9 +668,8 @@
         </w:rPr>
         <w:sectPr>
           <w:pgSz w:w="16840" w:h="23820"/>
-          <w:pgMar w:top="1440" w:right="1800" w:bottom="1440" w:left="1800" w:header="708" w:footer="1417" w:gutter="0"/>
+          <w:pgMar w:top="1418" w:right="1418" w:bottom="1418" w:left="1588" w:header="709" w:footer="1412" w:gutter="0"/>
           <w:cols w:space="708"/>
-          <w:titlePg/>
           <w:docGrid w:linePitch="360"/>
         </w:sectPr>
       </w:pPr>
@@ -987,9 +986,8 @@
         </w:rPr>
         <w:sectPr>
           <w:pgSz w:w="16840" w:h="23820"/>
-          <w:pgMar w:top="1440" w:right="1800" w:bottom="1440" w:left="1800" w:header="708" w:footer="1417" w:gutter="0"/>
+          <w:pgMar w:top="1418" w:right="1418" w:bottom="1418" w:left="1588" w:header="709" w:footer="1412" w:gutter="0"/>
           <w:cols w:space="708"/>
-          <w:titlePg/>
           <w:docGrid w:linePitch="360"/>
         </w:sectPr>
       </w:pPr>
@@ -1606,9 +1604,8 @@
         </w:rPr>
         <w:sectPr>
           <w:pgSz w:w="16840" w:h="23820"/>
-          <w:pgMar w:top="1440" w:right="1800" w:bottom="1440" w:left="1800" w:header="708" w:footer="1417" w:gutter="0"/>
+          <w:pgMar w:top="1418" w:right="1418" w:bottom="1418" w:left="1588" w:header="709" w:footer="1412" w:gutter="0"/>
           <w:cols w:space="708"/>
-          <w:titlePg/>
           <w:docGrid w:linePitch="360"/>
         </w:sectPr>
       </w:pPr>
@@ -3222,27 +3219,7 @@
           <w:szCs w:val="24"/>
           <w:lang w:val="en-US"/>
         </w:rPr>
-        <w:t xml:space="preserve"> was awarded the title of "Young Composer" at the Singapore International Competition for Chinese Orchestral </w:t>
-      </w:r>
-      <w:proofErr w:type="gramStart"/>
-      <w:r>
-        <w:rPr>
-          <w:rFonts w:ascii="Noto Serif SC" w:eastAsia="Noto Serif SC" w:hAnsi="Noto Serif SC" w:cs="Noto Serif"/>
-          <w:sz w:val="24"/>
-          <w:szCs w:val="24"/>
-          <w:lang w:val="en-US"/>
-        </w:rPr>
-        <w:t>Composition, and</w:t>
-      </w:r>
-      <w:proofErr w:type="gramEnd"/>
-      <w:r>
-        <w:rPr>
-          <w:rFonts w:ascii="Noto Serif SC" w:eastAsia="Noto Serif SC" w:hAnsi="Noto Serif SC" w:cs="Noto Serif"/>
-          <w:sz w:val="24"/>
-          <w:szCs w:val="24"/>
-          <w:lang w:val="en-US"/>
-        </w:rPr>
-        <w:t xml:space="preserve"> premiered and recorded by the Singapore Chinese Orchestra. In 2012, the Guzheng and string quartet </w:t>
+        <w:t xml:space="preserve"> was awarded the title of "Young Composer" at the Singapore International Competition for Chinese Orchestral Composition, and premiered and recorded by the Singapore Chinese Orchestra. In 2012, the Guzheng and string quartet </w:t>
       </w:r>
       <w:r>
         <w:rPr>
@@ -3403,19 +3380,7 @@
           <w:szCs w:val="24"/>
           <w:lang w:val="en-US"/>
         </w:rPr>
-        <w:t xml:space="preserve">Dada </w:t>
-      </w:r>
-      <w:proofErr w:type="gramStart"/>
-      <w:r>
-        <w:rPr>
-          <w:rFonts w:ascii="Noto Serif SC" w:eastAsia="Noto Serif SC" w:hAnsi="Noto Serif SC" w:cs="Noto Serif"/>
-          <w:i/>
-          <w:iCs/>
-          <w:sz w:val="24"/>
-          <w:szCs w:val="24"/>
-          <w:lang w:val="en-US"/>
-        </w:rPr>
-        <w:t>Sai</w:t>
+        <w:t>Dada Sai</w:t>
       </w:r>
       <w:r>
         <w:rPr>
@@ -3442,17 +3407,7 @@
           <w:szCs w:val="24"/>
           <w:lang w:val="en-US"/>
         </w:rPr>
-        <w:t>for</w:t>
-      </w:r>
-      <w:proofErr w:type="gramEnd"/>
-      <w:r>
-        <w:rPr>
-          <w:rFonts w:ascii="Noto Serif SC" w:eastAsia="Noto Serif SC" w:hAnsi="Noto Serif SC" w:cs="Noto Serif"/>
-          <w:sz w:val="24"/>
-          <w:szCs w:val="24"/>
-          <w:lang w:val="en-US"/>
-        </w:rPr>
-        <w:t xml:space="preserve"> the concert "commemorating the 40th anniversary of reform and opening up". As commissioned by the Peking University Choir, </w:t>
+        <w:t xml:space="preserve">for the concert "commemorating the 40th anniversary of reform and opening up". As commissioned by the Peking University Choir, </w:t>
       </w:r>
       <w:r>
         <w:rPr>
@@ -3598,9 +3553,8 @@
         </w:rPr>
         <w:sectPr>
           <w:pgSz w:w="16840" w:h="23820"/>
-          <w:pgMar w:top="1440" w:right="1800" w:bottom="1440" w:left="1800" w:header="706" w:footer="1411" w:gutter="0"/>
+          <w:pgMar w:top="1418" w:right="1418" w:bottom="1418" w:left="1588" w:header="709" w:footer="1412" w:gutter="0"/>
           <w:cols w:space="708"/>
-          <w:titlePg/>
           <w:docGrid w:linePitch="360"/>
         </w:sectPr>
       </w:pPr>
@@ -4232,1041 +4186,946 @@
         </w:rPr>
         <w:t xml:space="preserve">2 </w:t>
       </w:r>
+      <w:r>
+        <w:rPr>
+          <w:rFonts w:ascii="Noto Serif SC" w:eastAsia="Noto Serif SC" w:hAnsi="Noto Serif SC" w:cs="Noto Serif"/>
+          <w:sz w:val="24"/>
+          <w:szCs w:val="24"/>
+          <w:lang w:val="en-US"/>
+        </w:rPr>
+        <w:t>Bangdi</w:t>
+      </w:r>
+    </w:p>
+    <w:p>
+      <w:pPr>
+        <w:spacing w:after="120"/>
+        <w:rPr>
+          <w:rFonts w:ascii="Noto Serif SC" w:eastAsia="Noto Serif SC" w:hAnsi="Noto Serif SC" w:cs="Noto Serif"/>
+          <w:sz w:val="24"/>
+          <w:szCs w:val="24"/>
+          <w:lang w:val="en-US"/>
+        </w:rPr>
+      </w:pPr>
+      <w:r>
+        <w:rPr>
+          <w:rFonts w:ascii="Noto Serif SC" w:eastAsia="Noto Serif SC" w:hAnsi="Noto Serif SC" w:cs="Noto Serif"/>
+          <w:sz w:val="24"/>
+          <w:szCs w:val="24"/>
+          <w:lang w:val="en-US"/>
+        </w:rPr>
+        <w:t>2</w:t>
+      </w:r>
+      <w:r>
+        <w:rPr>
+          <w:rFonts w:ascii="Noto Serif SC" w:eastAsia="Noto Serif SC" w:hAnsi="Noto Serif SC" w:cs="Noto Serif"/>
+          <w:sz w:val="24"/>
+          <w:szCs w:val="24"/>
+          <w:lang w:val="en-US"/>
+        </w:rPr>
+        <w:t xml:space="preserve">曲笛 </w:t>
+      </w:r>
+      <w:r>
+        <w:rPr>
+          <w:rFonts w:ascii="Noto Serif SC" w:eastAsia="Noto Serif SC" w:hAnsi="Noto Serif SC" w:cs="Noto Serif"/>
+          <w:sz w:val="24"/>
+          <w:szCs w:val="24"/>
+          <w:lang w:val="en-US"/>
+        </w:rPr>
+        <w:t xml:space="preserve">2 </w:t>
+      </w:r>
+      <w:r>
+        <w:rPr>
+          <w:rFonts w:ascii="Noto Serif SC" w:eastAsia="Noto Serif SC" w:hAnsi="Noto Serif SC" w:cs="Noto Serif"/>
+          <w:sz w:val="24"/>
+          <w:szCs w:val="24"/>
+          <w:lang w:val="en-US"/>
+        </w:rPr>
+        <w:t>Qudi</w:t>
+      </w:r>
+    </w:p>
+    <w:p>
+      <w:pPr>
+        <w:rPr>
+          <w:rFonts w:ascii="Noto Serif SC" w:eastAsia="Noto Serif SC" w:hAnsi="Noto Serif SC" w:cs="Noto Serif"/>
+          <w:sz w:val="24"/>
+          <w:szCs w:val="24"/>
+          <w:lang w:val="en-US"/>
+        </w:rPr>
+      </w:pPr>
+      <w:r>
+        <w:rPr>
+          <w:rFonts w:ascii="Noto Serif SC" w:eastAsia="Noto Serif SC" w:hAnsi="Noto Serif SC" w:cs="Noto Serif"/>
+          <w:sz w:val="24"/>
+          <w:szCs w:val="24"/>
+          <w:lang w:val="en-US"/>
+        </w:rPr>
+        <w:t>2</w:t>
+      </w:r>
+      <w:r>
+        <w:rPr>
+          <w:rFonts w:ascii="Noto Serif SC" w:eastAsia="Noto Serif SC" w:hAnsi="Noto Serif SC" w:cs="Noto Serif"/>
+          <w:sz w:val="24"/>
+          <w:szCs w:val="24"/>
+          <w:lang w:val="en-US"/>
+        </w:rPr>
+        <w:t xml:space="preserve">高音笙 </w:t>
+      </w:r>
+      <w:r>
+        <w:rPr>
+          <w:rFonts w:ascii="Noto Serif SC" w:eastAsia="Noto Serif SC" w:hAnsi="Noto Serif SC" w:cs="Noto Serif"/>
+          <w:sz w:val="24"/>
+          <w:szCs w:val="24"/>
+          <w:lang w:val="en-US"/>
+        </w:rPr>
+        <w:t xml:space="preserve">2 </w:t>
+      </w:r>
+      <w:r>
+        <w:rPr>
+          <w:rFonts w:ascii="Noto Serif SC" w:eastAsia="Noto Serif SC" w:hAnsi="Noto Serif SC" w:cs="Noto Serif"/>
+          <w:sz w:val="24"/>
+          <w:szCs w:val="24"/>
+          <w:lang w:val="en-US"/>
+        </w:rPr>
+        <w:t>Gaoyin Sheng</w:t>
+      </w:r>
+    </w:p>
+    <w:p>
+      <w:pPr>
+        <w:rPr>
+          <w:rFonts w:ascii="Noto Serif SC" w:eastAsia="Noto Serif SC" w:hAnsi="Noto Serif SC" w:cs="Noto Serif"/>
+          <w:sz w:val="24"/>
+          <w:szCs w:val="24"/>
+          <w:lang w:val="en-US"/>
+        </w:rPr>
+      </w:pPr>
+      <w:r>
+        <w:rPr>
+          <w:rFonts w:ascii="Noto Serif SC" w:eastAsia="Noto Serif SC" w:hAnsi="Noto Serif SC" w:cs="Noto Serif"/>
+          <w:sz w:val="24"/>
+          <w:szCs w:val="24"/>
+          <w:lang w:val="en-US"/>
+        </w:rPr>
+        <w:t>1</w:t>
+      </w:r>
+      <w:r>
+        <w:rPr>
+          <w:rFonts w:ascii="Noto Serif SC" w:eastAsia="Noto Serif SC" w:hAnsi="Noto Serif SC" w:cs="Noto Serif"/>
+          <w:sz w:val="24"/>
+          <w:szCs w:val="24"/>
+          <w:lang w:val="en-US"/>
+        </w:rPr>
+        <w:t xml:space="preserve">中音笙 </w:t>
+      </w:r>
+      <w:r>
+        <w:rPr>
+          <w:rFonts w:ascii="Noto Serif SC" w:eastAsia="Noto Serif SC" w:hAnsi="Noto Serif SC" w:cs="Noto Serif"/>
+          <w:sz w:val="24"/>
+          <w:szCs w:val="24"/>
+          <w:lang w:val="en-US"/>
+        </w:rPr>
+        <w:t xml:space="preserve">1 </w:t>
+      </w:r>
+      <w:r>
+        <w:rPr>
+          <w:rFonts w:ascii="Noto Serif SC" w:eastAsia="Noto Serif SC" w:hAnsi="Noto Serif SC" w:cs="Noto Serif"/>
+          <w:sz w:val="24"/>
+          <w:szCs w:val="24"/>
+          <w:lang w:val="en-US"/>
+        </w:rPr>
+        <w:t>Zhongyin Sheng</w:t>
+      </w:r>
+    </w:p>
+    <w:p>
+      <w:pPr>
+        <w:spacing w:after="120"/>
+        <w:rPr>
+          <w:rFonts w:ascii="Noto Serif SC" w:eastAsia="Noto Serif SC" w:hAnsi="Noto Serif SC" w:cs="Noto Serif"/>
+          <w:sz w:val="24"/>
+          <w:szCs w:val="24"/>
+          <w:lang w:val="en-US"/>
+        </w:rPr>
+      </w:pPr>
+      <w:r>
+        <w:rPr>
+          <w:rFonts w:ascii="Noto Serif SC" w:eastAsia="Noto Serif SC" w:hAnsi="Noto Serif SC" w:cs="Noto Serif"/>
+          <w:sz w:val="24"/>
+          <w:szCs w:val="24"/>
+          <w:lang w:val="en-US"/>
+        </w:rPr>
+        <w:t>1</w:t>
+      </w:r>
+      <w:r>
+        <w:rPr>
+          <w:rFonts w:ascii="Noto Serif SC" w:eastAsia="Noto Serif SC" w:hAnsi="Noto Serif SC" w:cs="Noto Serif"/>
+          <w:sz w:val="24"/>
+          <w:szCs w:val="24"/>
+          <w:lang w:val="en-US"/>
+        </w:rPr>
+        <w:t xml:space="preserve">低音笙 </w:t>
+      </w:r>
+      <w:r>
+        <w:rPr>
+          <w:rFonts w:ascii="Noto Serif SC" w:eastAsia="Noto Serif SC" w:hAnsi="Noto Serif SC" w:cs="Noto Serif"/>
+          <w:sz w:val="24"/>
+          <w:szCs w:val="24"/>
+          <w:lang w:val="en-US"/>
+        </w:rPr>
+        <w:t xml:space="preserve">1 </w:t>
+      </w:r>
+      <w:r>
+        <w:rPr>
+          <w:rFonts w:ascii="Noto Serif SC" w:eastAsia="Noto Serif SC" w:hAnsi="Noto Serif SC" w:cs="Noto Serif"/>
+          <w:sz w:val="24"/>
+          <w:szCs w:val="24"/>
+          <w:lang w:val="en-US"/>
+        </w:rPr>
+        <w:t>Diyin Sheng</w:t>
+      </w:r>
+    </w:p>
+    <w:p>
+      <w:pPr>
+        <w:rPr>
+          <w:rFonts w:ascii="Noto Serif SC" w:eastAsia="Noto Serif SC" w:hAnsi="Noto Serif SC" w:cs="Noto Serif"/>
+          <w:sz w:val="24"/>
+          <w:szCs w:val="24"/>
+          <w:lang w:val="en-US"/>
+        </w:rPr>
+      </w:pPr>
+      <w:r>
+        <w:rPr>
+          <w:rFonts w:ascii="Noto Serif SC" w:eastAsia="Noto Serif SC" w:hAnsi="Noto Serif SC" w:cs="Noto Serif"/>
+          <w:sz w:val="24"/>
+          <w:szCs w:val="24"/>
+          <w:lang w:val="en-US"/>
+        </w:rPr>
+        <w:t>2</w:t>
+      </w:r>
+      <w:r>
+        <w:rPr>
+          <w:rFonts w:ascii="Noto Serif SC" w:eastAsia="Noto Serif SC" w:hAnsi="Noto Serif SC" w:cs="Noto Serif"/>
+          <w:sz w:val="24"/>
+          <w:szCs w:val="24"/>
+          <w:lang w:val="en-US"/>
+        </w:rPr>
+        <w:t xml:space="preserve">高音唢呐 </w:t>
+      </w:r>
+      <w:r>
+        <w:rPr>
+          <w:rFonts w:ascii="Noto Serif SC" w:eastAsia="Noto Serif SC" w:hAnsi="Noto Serif SC" w:cs="Noto Serif"/>
+          <w:sz w:val="24"/>
+          <w:szCs w:val="24"/>
+          <w:lang w:val="en-US"/>
+        </w:rPr>
+        <w:t xml:space="preserve">2 </w:t>
+      </w:r>
+      <w:r>
+        <w:rPr>
+          <w:rFonts w:ascii="Noto Serif SC" w:eastAsia="Noto Serif SC" w:hAnsi="Noto Serif SC" w:cs="Noto Serif"/>
+          <w:sz w:val="24"/>
+          <w:szCs w:val="24"/>
+          <w:lang w:val="en-US"/>
+        </w:rPr>
+        <w:t>Gaoyin Suona</w:t>
+      </w:r>
+    </w:p>
+    <w:p>
+      <w:pPr>
+        <w:rPr>
+          <w:rFonts w:ascii="Noto Serif SC" w:eastAsia="Noto Serif SC" w:hAnsi="Noto Serif SC" w:cs="Noto Serif"/>
+          <w:sz w:val="24"/>
+          <w:szCs w:val="24"/>
+          <w:lang w:val="en-US"/>
+        </w:rPr>
+      </w:pPr>
+      <w:r>
+        <w:rPr>
+          <w:rFonts w:ascii="Noto Serif SC" w:eastAsia="Noto Serif SC" w:hAnsi="Noto Serif SC" w:cs="Noto Serif"/>
+          <w:sz w:val="24"/>
+          <w:szCs w:val="24"/>
+          <w:lang w:val="en-US"/>
+        </w:rPr>
+        <w:t>1</w:t>
+      </w:r>
+      <w:r>
+        <w:rPr>
+          <w:rFonts w:ascii="Noto Serif SC" w:eastAsia="Noto Serif SC" w:hAnsi="Noto Serif SC" w:cs="Noto Serif"/>
+          <w:sz w:val="24"/>
+          <w:szCs w:val="24"/>
+          <w:lang w:val="en-US"/>
+        </w:rPr>
+        <w:t xml:space="preserve">中音唢呐 </w:t>
+      </w:r>
+      <w:r>
+        <w:rPr>
+          <w:rFonts w:ascii="Noto Serif SC" w:eastAsia="Noto Serif SC" w:hAnsi="Noto Serif SC" w:cs="Noto Serif"/>
+          <w:sz w:val="24"/>
+          <w:szCs w:val="24"/>
+          <w:lang w:val="en-US"/>
+        </w:rPr>
+        <w:t xml:space="preserve">1 </w:t>
+      </w:r>
+      <w:r>
+        <w:rPr>
+          <w:rFonts w:ascii="Noto Serif SC" w:eastAsia="Noto Serif SC" w:hAnsi="Noto Serif SC" w:cs="Noto Serif"/>
+          <w:sz w:val="24"/>
+          <w:szCs w:val="24"/>
+          <w:lang w:val="en-US"/>
+        </w:rPr>
+        <w:t>Zhongyin Suona</w:t>
+      </w:r>
+    </w:p>
+    <w:p>
+      <w:pPr>
+        <w:rPr>
+          <w:rFonts w:ascii="Noto Serif SC" w:eastAsia="Noto Serif SC" w:hAnsi="Noto Serif SC" w:cs="Noto Serif"/>
+          <w:sz w:val="24"/>
+          <w:szCs w:val="24"/>
+          <w:lang w:val="en-US"/>
+        </w:rPr>
+      </w:pPr>
+      <w:r>
+        <w:rPr>
+          <w:rFonts w:ascii="Noto Serif SC" w:eastAsia="Noto Serif SC" w:hAnsi="Noto Serif SC" w:cs="Noto Serif"/>
+          <w:sz w:val="24"/>
+          <w:szCs w:val="24"/>
+          <w:lang w:val="en-US"/>
+        </w:rPr>
+        <w:t>1</w:t>
+      </w:r>
+      <w:r>
+        <w:rPr>
+          <w:rFonts w:ascii="Noto Serif SC" w:eastAsia="Noto Serif SC" w:hAnsi="Noto Serif SC" w:cs="Noto Serif"/>
+          <w:sz w:val="24"/>
+          <w:szCs w:val="24"/>
+          <w:lang w:val="en-US"/>
+        </w:rPr>
+        <w:t xml:space="preserve">低音唢呐 </w:t>
+      </w:r>
+      <w:r>
+        <w:rPr>
+          <w:rFonts w:ascii="Noto Serif SC" w:eastAsia="Noto Serif SC" w:hAnsi="Noto Serif SC" w:cs="Noto Serif"/>
+          <w:sz w:val="24"/>
+          <w:szCs w:val="24"/>
+          <w:lang w:val="en-US"/>
+        </w:rPr>
+        <w:t xml:space="preserve">1 </w:t>
+      </w:r>
+      <w:r>
+        <w:rPr>
+          <w:rFonts w:ascii="Noto Serif SC" w:eastAsia="Noto Serif SC" w:hAnsi="Noto Serif SC" w:cs="Noto Serif"/>
+          <w:sz w:val="24"/>
+          <w:szCs w:val="24"/>
+          <w:lang w:val="en-US"/>
+        </w:rPr>
+        <w:t>Diyin Suona</w:t>
+      </w:r>
+    </w:p>
+    <w:p>
+      <w:pPr>
+        <w:rPr>
+          <w:rFonts w:ascii="Noto Serif SC" w:eastAsia="Noto Serif SC" w:hAnsi="Noto Serif SC" w:cs="Noto Serif"/>
+          <w:sz w:val="24"/>
+          <w:szCs w:val="24"/>
+          <w:lang w:val="en-US"/>
+        </w:rPr>
+      </w:pPr>
+    </w:p>
+    <w:p>
+      <w:pPr>
+        <w:rPr>
+          <w:rFonts w:ascii="Noto Serif SC" w:eastAsia="Noto Serif SC" w:hAnsi="Noto Serif SC" w:cs="Noto Serif"/>
+          <w:sz w:val="24"/>
+          <w:szCs w:val="24"/>
+          <w:lang w:val="en-US"/>
+        </w:rPr>
+      </w:pPr>
+      <w:r>
+        <w:rPr>
+          <w:rFonts w:ascii="Noto Serif SC" w:eastAsia="Noto Serif SC" w:hAnsi="Noto Serif SC" w:cs="Noto Serif"/>
+          <w:sz w:val="24"/>
+          <w:szCs w:val="24"/>
+          <w:lang w:val="en-US"/>
+        </w:rPr>
+        <w:t>1</w:t>
+      </w:r>
+      <w:r>
+        <w:rPr>
+          <w:rFonts w:ascii="Noto Serif SC" w:eastAsia="Noto Serif SC" w:hAnsi="Noto Serif SC" w:cs="Noto Serif"/>
+          <w:sz w:val="24"/>
+          <w:szCs w:val="24"/>
+          <w:lang w:val="en-US"/>
+        </w:rPr>
+        <w:t xml:space="preserve">扬琴 </w:t>
+      </w:r>
+      <w:r>
+        <w:rPr>
+          <w:rFonts w:ascii="Noto Serif SC" w:eastAsia="Noto Serif SC" w:hAnsi="Noto Serif SC" w:cs="Noto Serif"/>
+          <w:sz w:val="24"/>
+          <w:szCs w:val="24"/>
+          <w:lang w:val="en-US"/>
+        </w:rPr>
+        <w:t xml:space="preserve">1 </w:t>
+      </w:r>
+      <w:r>
+        <w:rPr>
+          <w:rFonts w:ascii="Noto Serif SC" w:eastAsia="Noto Serif SC" w:hAnsi="Noto Serif SC" w:cs="Noto Serif"/>
+          <w:sz w:val="24"/>
+          <w:szCs w:val="24"/>
+          <w:lang w:val="en-US"/>
+        </w:rPr>
+        <w:t>Yangqin</w:t>
+      </w:r>
+    </w:p>
+    <w:p>
+      <w:pPr>
+        <w:rPr>
+          <w:rFonts w:ascii="Noto Serif SC" w:eastAsia="Noto Serif SC" w:hAnsi="Noto Serif SC" w:cs="Noto Serif"/>
+          <w:sz w:val="24"/>
+          <w:szCs w:val="24"/>
+          <w:lang w:val="en-US"/>
+        </w:rPr>
+      </w:pPr>
+      <w:r>
+        <w:rPr>
+          <w:rFonts w:ascii="Noto Serif SC" w:eastAsia="Noto Serif SC" w:hAnsi="Noto Serif SC" w:cs="Noto Serif"/>
+          <w:sz w:val="24"/>
+          <w:szCs w:val="24"/>
+          <w:lang w:val="en-US"/>
+        </w:rPr>
+        <w:t>1</w:t>
+      </w:r>
+      <w:r>
+        <w:rPr>
+          <w:rFonts w:ascii="Noto Serif SC" w:eastAsia="Noto Serif SC" w:hAnsi="Noto Serif SC" w:cs="Noto Serif"/>
+          <w:sz w:val="24"/>
+          <w:szCs w:val="24"/>
+          <w:lang w:val="en-US"/>
+        </w:rPr>
+        <w:t xml:space="preserve">柳琴 </w:t>
+      </w:r>
+      <w:r>
+        <w:rPr>
+          <w:rFonts w:ascii="Noto Serif SC" w:eastAsia="Noto Serif SC" w:hAnsi="Noto Serif SC" w:cs="Noto Serif"/>
+          <w:sz w:val="24"/>
+          <w:szCs w:val="24"/>
+          <w:lang w:val="en-US"/>
+        </w:rPr>
+        <w:t xml:space="preserve">1 </w:t>
+      </w:r>
+      <w:r>
+        <w:rPr>
+          <w:rFonts w:ascii="Noto Serif SC" w:eastAsia="Noto Serif SC" w:hAnsi="Noto Serif SC" w:cs="Noto Serif"/>
+          <w:sz w:val="24"/>
+          <w:szCs w:val="24"/>
+          <w:lang w:val="en-US"/>
+        </w:rPr>
+        <w:t>Liuqin</w:t>
+      </w:r>
+    </w:p>
+    <w:p>
+      <w:pPr>
+        <w:rPr>
+          <w:rFonts w:ascii="Noto Serif SC" w:eastAsia="Noto Serif SC" w:hAnsi="Noto Serif SC" w:cs="Noto Serif"/>
+          <w:sz w:val="24"/>
+          <w:szCs w:val="24"/>
+          <w:lang w:val="en-US"/>
+        </w:rPr>
+      </w:pPr>
+      <w:r>
+        <w:rPr>
+          <w:rFonts w:ascii="Noto Serif SC" w:eastAsia="Noto Serif SC" w:hAnsi="Noto Serif SC" w:cs="Noto Serif"/>
+          <w:sz w:val="24"/>
+          <w:szCs w:val="24"/>
+          <w:lang w:val="en-US"/>
+        </w:rPr>
+        <w:t>1</w:t>
+      </w:r>
+      <w:r>
+        <w:rPr>
+          <w:rFonts w:ascii="Noto Serif SC" w:eastAsia="Noto Serif SC" w:hAnsi="Noto Serif SC" w:cs="Noto Serif"/>
+          <w:sz w:val="24"/>
+          <w:szCs w:val="24"/>
+          <w:lang w:val="en-US"/>
+        </w:rPr>
+        <w:t xml:space="preserve">琵琶 </w:t>
+      </w:r>
+      <w:r>
+        <w:rPr>
+          <w:rFonts w:ascii="Noto Serif SC" w:eastAsia="Noto Serif SC" w:hAnsi="Noto Serif SC" w:cs="Noto Serif"/>
+          <w:sz w:val="24"/>
+          <w:szCs w:val="24"/>
+          <w:lang w:val="en-US"/>
+        </w:rPr>
+        <w:t xml:space="preserve">1 </w:t>
+      </w:r>
+      <w:r>
+        <w:rPr>
+          <w:rFonts w:ascii="Noto Serif SC" w:eastAsia="Noto Serif SC" w:hAnsi="Noto Serif SC" w:cs="Noto Serif"/>
+          <w:sz w:val="24"/>
+          <w:szCs w:val="24"/>
+          <w:lang w:val="en-US"/>
+        </w:rPr>
+        <w:t>Pipa</w:t>
+      </w:r>
+    </w:p>
+    <w:p>
+      <w:pPr>
+        <w:rPr>
+          <w:rFonts w:ascii="Noto Serif SC" w:eastAsia="Noto Serif SC" w:hAnsi="Noto Serif SC" w:cs="Noto Serif"/>
+          <w:sz w:val="24"/>
+          <w:szCs w:val="24"/>
+          <w:lang w:val="en-US"/>
+        </w:rPr>
+      </w:pPr>
+      <w:r>
+        <w:rPr>
+          <w:rFonts w:ascii="Noto Serif SC" w:eastAsia="Noto Serif SC" w:hAnsi="Noto Serif SC" w:cs="Noto Serif"/>
+          <w:sz w:val="24"/>
+          <w:szCs w:val="24"/>
+          <w:lang w:val="en-US"/>
+        </w:rPr>
+        <w:t>1</w:t>
+      </w:r>
+      <w:r>
+        <w:rPr>
+          <w:rFonts w:ascii="Noto Serif SC" w:eastAsia="Noto Serif SC" w:hAnsi="Noto Serif SC" w:cs="Noto Serif"/>
+          <w:sz w:val="24"/>
+          <w:szCs w:val="24"/>
+          <w:lang w:val="en-US"/>
+        </w:rPr>
+        <w:t xml:space="preserve">中阮 </w:t>
+      </w:r>
+      <w:r>
+        <w:rPr>
+          <w:rFonts w:ascii="Noto Serif SC" w:eastAsia="Noto Serif SC" w:hAnsi="Noto Serif SC" w:cs="Noto Serif"/>
+          <w:sz w:val="24"/>
+          <w:szCs w:val="24"/>
+          <w:lang w:val="en-US"/>
+        </w:rPr>
+        <w:t xml:space="preserve">1 </w:t>
+      </w:r>
+      <w:r>
+        <w:rPr>
+          <w:rFonts w:ascii="Noto Serif SC" w:eastAsia="Noto Serif SC" w:hAnsi="Noto Serif SC" w:cs="Noto Serif"/>
+          <w:sz w:val="24"/>
+          <w:szCs w:val="24"/>
+          <w:lang w:val="en-US"/>
+        </w:rPr>
+        <w:t>Zhongruan</w:t>
+      </w:r>
+    </w:p>
+    <w:p>
+      <w:pPr>
+        <w:rPr>
+          <w:rFonts w:ascii="Noto Serif SC" w:eastAsia="Noto Serif SC" w:hAnsi="Noto Serif SC" w:cs="Noto Serif"/>
+          <w:sz w:val="24"/>
+          <w:szCs w:val="24"/>
+          <w:lang w:val="en-US"/>
+        </w:rPr>
+      </w:pPr>
+      <w:r>
+        <w:rPr>
+          <w:rFonts w:ascii="Noto Serif SC" w:eastAsia="Noto Serif SC" w:hAnsi="Noto Serif SC" w:cs="Noto Serif"/>
+          <w:sz w:val="24"/>
+          <w:szCs w:val="24"/>
+          <w:lang w:val="en-US"/>
+        </w:rPr>
+        <w:t>1</w:t>
+      </w:r>
+      <w:r>
+        <w:rPr>
+          <w:rFonts w:ascii="Noto Serif SC" w:eastAsia="Noto Serif SC" w:hAnsi="Noto Serif SC" w:cs="Noto Serif"/>
+          <w:sz w:val="24"/>
+          <w:szCs w:val="24"/>
+          <w:lang w:val="en-US"/>
+        </w:rPr>
+        <w:t xml:space="preserve">大阮 </w:t>
+      </w:r>
+      <w:r>
+        <w:rPr>
+          <w:rFonts w:ascii="Noto Serif SC" w:eastAsia="Noto Serif SC" w:hAnsi="Noto Serif SC" w:cs="Noto Serif"/>
+          <w:sz w:val="24"/>
+          <w:szCs w:val="24"/>
+          <w:lang w:val="en-US"/>
+        </w:rPr>
+        <w:t xml:space="preserve">1 </w:t>
+      </w:r>
+      <w:r>
+        <w:rPr>
+          <w:rFonts w:ascii="Noto Serif SC" w:eastAsia="Noto Serif SC" w:hAnsi="Noto Serif SC" w:cs="Noto Serif"/>
+          <w:sz w:val="24"/>
+          <w:szCs w:val="24"/>
+          <w:lang w:val="en-US"/>
+        </w:rPr>
+        <w:t>Daruan</w:t>
+      </w:r>
+    </w:p>
+    <w:p>
+      <w:pPr>
+        <w:rPr>
+          <w:rFonts w:ascii="Noto Serif SC" w:eastAsia="Noto Serif SC" w:hAnsi="Noto Serif SC" w:cs="Noto Serif"/>
+          <w:sz w:val="24"/>
+          <w:szCs w:val="24"/>
+          <w:lang w:val="en-US"/>
+        </w:rPr>
+      </w:pPr>
+      <w:r>
+        <w:rPr>
+          <w:rFonts w:ascii="Noto Serif SC" w:eastAsia="Noto Serif SC" w:hAnsi="Noto Serif SC" w:cs="Noto Serif"/>
+          <w:sz w:val="24"/>
+          <w:szCs w:val="24"/>
+          <w:lang w:val="en-US"/>
+        </w:rPr>
+        <w:t xml:space="preserve">1 </w:t>
+      </w:r>
+      <w:r>
+        <w:rPr>
+          <w:rFonts w:ascii="Noto Serif SC" w:eastAsia="Noto Serif SC" w:hAnsi="Noto Serif SC" w:cs="Noto Serif"/>
+          <w:sz w:val="24"/>
+          <w:szCs w:val="24"/>
+          <w:lang w:val="en-US"/>
+        </w:rPr>
+        <w:t xml:space="preserve">竖琴 </w:t>
+      </w:r>
+      <w:r>
+        <w:rPr>
+          <w:rFonts w:ascii="Noto Serif SC" w:eastAsia="Noto Serif SC" w:hAnsi="Noto Serif SC" w:cs="Noto Serif"/>
+          <w:sz w:val="24"/>
+          <w:szCs w:val="24"/>
+          <w:lang w:val="en-US"/>
+        </w:rPr>
+        <w:t xml:space="preserve">1 </w:t>
+      </w:r>
+      <w:r>
+        <w:rPr>
+          <w:rFonts w:ascii="Noto Serif SC" w:eastAsia="Noto Serif SC" w:hAnsi="Noto Serif SC" w:cs="Noto Serif"/>
+          <w:sz w:val="24"/>
+          <w:szCs w:val="24"/>
+          <w:lang w:val="en-US"/>
+        </w:rPr>
+        <w:t>Harp</w:t>
+      </w:r>
+    </w:p>
+    <w:p>
+      <w:pPr>
+        <w:rPr>
+          <w:rFonts w:ascii="Noto Serif SC" w:eastAsia="Noto Serif SC" w:hAnsi="Noto Serif SC" w:cs="Noto Serif"/>
+          <w:sz w:val="24"/>
+          <w:szCs w:val="24"/>
+          <w:lang w:val="en-US"/>
+        </w:rPr>
+      </w:pPr>
+    </w:p>
+    <w:p>
+      <w:pPr>
+        <w:rPr>
+          <w:rFonts w:ascii="Noto Serif SC" w:eastAsia="Noto Serif SC" w:hAnsi="Noto Serif SC" w:cs="Noto Serif"/>
+          <w:sz w:val="24"/>
+          <w:szCs w:val="24"/>
+          <w:lang w:val="en-US"/>
+        </w:rPr>
+      </w:pPr>
+      <w:r>
+        <w:rPr>
+          <w:rFonts w:ascii="Noto Serif SC" w:eastAsia="Noto Serif SC" w:hAnsi="Noto Serif SC" w:cs="Noto Serif"/>
+          <w:sz w:val="24"/>
+          <w:szCs w:val="24"/>
+          <w:lang w:val="en-US"/>
+        </w:rPr>
+        <w:t>1</w:t>
+      </w:r>
+      <w:r>
+        <w:rPr>
+          <w:rFonts w:ascii="Noto Serif SC" w:eastAsia="Noto Serif SC" w:hAnsi="Noto Serif SC" w:cs="Noto Serif"/>
+          <w:sz w:val="24"/>
+          <w:szCs w:val="24"/>
+          <w:lang w:val="en-US"/>
+        </w:rPr>
+        <w:t xml:space="preserve">定音鼓 </w:t>
+      </w:r>
+      <w:r>
+        <w:rPr>
+          <w:rFonts w:ascii="Noto Serif SC" w:eastAsia="Noto Serif SC" w:hAnsi="Noto Serif SC" w:cs="Noto Serif"/>
+          <w:sz w:val="24"/>
+          <w:szCs w:val="24"/>
+          <w:lang w:val="en-US"/>
+        </w:rPr>
+        <w:t xml:space="preserve">1 </w:t>
+      </w:r>
+      <w:r>
+        <w:rPr>
+          <w:rFonts w:ascii="Noto Serif SC" w:eastAsia="Noto Serif SC" w:hAnsi="Noto Serif SC" w:cs="Noto Serif"/>
+          <w:sz w:val="24"/>
+          <w:szCs w:val="24"/>
+          <w:lang w:val="en-US"/>
+        </w:rPr>
+        <w:t>Timpani</w:t>
+      </w:r>
+    </w:p>
+    <w:p>
+      <w:pPr>
+        <w:rPr>
+          <w:rFonts w:ascii="Noto Serif SC" w:eastAsia="Noto Serif SC" w:hAnsi="Noto Serif SC" w:cs="Noto Serif"/>
+          <w:sz w:val="24"/>
+          <w:szCs w:val="24"/>
+          <w:lang w:val="en-US"/>
+        </w:rPr>
+      </w:pPr>
+      <w:r>
+        <w:rPr>
+          <w:rFonts w:ascii="Noto Serif SC" w:eastAsia="Noto Serif SC" w:hAnsi="Noto Serif SC" w:cs="Noto Serif"/>
+          <w:sz w:val="24"/>
+          <w:szCs w:val="24"/>
+        </w:rPr>
+        <w:t>4</w:t>
+      </w:r>
+      <w:r>
+        <w:rPr>
+          <w:rFonts w:ascii="Noto Serif SC" w:eastAsia="Noto Serif SC" w:hAnsi="Noto Serif SC" w:cs="Noto Serif" w:hint="eastAsia"/>
+          <w:sz w:val="24"/>
+          <w:szCs w:val="24"/>
+        </w:rPr>
+        <w:t xml:space="preserve"> 打击乐</w:t>
+      </w:r>
+      <w:r>
+        <w:rPr>
+          <w:rFonts w:ascii="Noto Serif SC" w:eastAsia="Noto Serif SC" w:hAnsi="Noto Serif SC" w:cs="Noto Serif"/>
+          <w:sz w:val="24"/>
+          <w:szCs w:val="24"/>
+        </w:rPr>
+        <w:t xml:space="preserve"> </w:t>
+      </w:r>
+      <w:r>
+        <w:rPr>
+          <w:rFonts w:ascii="Noto Serif SC" w:eastAsia="Noto Serif SC" w:hAnsi="Noto Serif SC" w:cs="Noto Serif"/>
+          <w:sz w:val="24"/>
+          <w:szCs w:val="24"/>
+        </w:rPr>
+        <w:t>4</w:t>
+      </w:r>
+      <w:r>
+        <w:rPr>
+          <w:rFonts w:ascii="Noto Serif SC" w:eastAsia="Noto Serif SC" w:hAnsi="Noto Serif SC" w:cs="Noto Serif"/>
+          <w:sz w:val="24"/>
+          <w:szCs w:val="24"/>
+        </w:rPr>
+        <w:t xml:space="preserve"> Percussion</w:t>
+      </w:r>
+    </w:p>
+    <w:p>
+      <w:pPr>
+        <w:ind w:left="288"/>
+        <w:rPr>
+          <w:rFonts w:ascii="Noto Serif SC" w:eastAsia="Noto Serif SC" w:hAnsi="Noto Serif SC" w:cs="Noto Serif"/>
+          <w:sz w:val="20"/>
+          <w:szCs w:val="20"/>
+          <w:lang w:val="en-US"/>
+        </w:rPr>
+      </w:pPr>
+      <w:r>
+        <w:rPr>
+          <w:rFonts w:ascii="Noto Serif SC" w:eastAsia="Noto Serif SC" w:hAnsi="Noto Serif SC" w:cs="Noto Serif"/>
+          <w:sz w:val="20"/>
+          <w:szCs w:val="20"/>
+          <w:lang w:val="en-US"/>
+        </w:rPr>
+        <w:t xml:space="preserve">I: </w:t>
+      </w:r>
+      <w:r>
+        <w:rPr>
+          <w:rFonts w:ascii="Noto Serif SC" w:eastAsia="Noto Serif SC" w:hAnsi="Noto Serif SC" w:cs="Noto Serif"/>
+          <w:sz w:val="20"/>
+          <w:szCs w:val="20"/>
+        </w:rPr>
+        <w:t xml:space="preserve">中国大鼓 </w:t>
+      </w:r>
       <w:proofErr w:type="spellStart"/>
       <w:r>
         <w:rPr>
           <w:rFonts w:ascii="Noto Serif SC" w:eastAsia="Noto Serif SC" w:hAnsi="Noto Serif SC" w:cs="Noto Serif"/>
-          <w:sz w:val="24"/>
-          <w:szCs w:val="24"/>
-          <w:lang w:val="en-US"/>
-        </w:rPr>
-        <w:t>Bangdi</w:t>
+          <w:sz w:val="20"/>
+          <w:szCs w:val="20"/>
+        </w:rPr>
+        <w:t>Zhongguo</w:t>
       </w:r>
       <w:proofErr w:type="spellEnd"/>
-    </w:p>
-    <w:p>
-      <w:pPr>
-        <w:spacing w:after="120"/>
-        <w:rPr>
-          <w:rFonts w:ascii="Noto Serif SC" w:eastAsia="Noto Serif SC" w:hAnsi="Noto Serif SC" w:cs="Noto Serif"/>
-          <w:sz w:val="24"/>
-          <w:szCs w:val="24"/>
-          <w:lang w:val="en-US"/>
-        </w:rPr>
-      </w:pPr>
-      <w:r>
-        <w:rPr>
-          <w:rFonts w:ascii="Noto Serif SC" w:eastAsia="Noto Serif SC" w:hAnsi="Noto Serif SC" w:cs="Noto Serif"/>
-          <w:sz w:val="24"/>
-          <w:szCs w:val="24"/>
-          <w:lang w:val="en-US"/>
-        </w:rPr>
-        <w:t>2</w:t>
-      </w:r>
-      <w:r>
-        <w:rPr>
-          <w:rFonts w:ascii="Noto Serif SC" w:eastAsia="Noto Serif SC" w:hAnsi="Noto Serif SC" w:cs="Noto Serif"/>
-          <w:sz w:val="24"/>
-          <w:szCs w:val="24"/>
-          <w:lang w:val="en-US"/>
-        </w:rPr>
-        <w:t xml:space="preserve">曲笛 </w:t>
-      </w:r>
-      <w:r>
-        <w:rPr>
-          <w:rFonts w:ascii="Noto Serif SC" w:eastAsia="Noto Serif SC" w:hAnsi="Noto Serif SC" w:cs="Noto Serif"/>
-          <w:sz w:val="24"/>
-          <w:szCs w:val="24"/>
-          <w:lang w:val="en-US"/>
-        </w:rPr>
-        <w:t xml:space="preserve">2 </w:t>
+      <w:r>
+        <w:rPr>
+          <w:rFonts w:ascii="Noto Serif SC" w:eastAsia="Noto Serif SC" w:hAnsi="Noto Serif SC" w:cs="Noto Serif"/>
+          <w:sz w:val="20"/>
+          <w:szCs w:val="20"/>
+        </w:rPr>
+        <w:t xml:space="preserve"> </w:t>
       </w:r>
       <w:proofErr w:type="spellStart"/>
       <w:r>
         <w:rPr>
           <w:rFonts w:ascii="Noto Serif SC" w:eastAsia="Noto Serif SC" w:hAnsi="Noto Serif SC" w:cs="Noto Serif"/>
-          <w:sz w:val="24"/>
-          <w:szCs w:val="24"/>
-          <w:lang w:val="en-US"/>
-        </w:rPr>
-        <w:t>Qudi</w:t>
+          <w:sz w:val="20"/>
+          <w:szCs w:val="20"/>
+        </w:rPr>
+        <w:t>Dagu</w:t>
       </w:r>
       <w:proofErr w:type="spellEnd"/>
     </w:p>
     <w:p>
       <w:pPr>
-        <w:rPr>
-          <w:rFonts w:ascii="Noto Serif SC" w:eastAsia="Noto Serif SC" w:hAnsi="Noto Serif SC" w:cs="Noto Serif"/>
-          <w:sz w:val="24"/>
-          <w:szCs w:val="24"/>
-          <w:lang w:val="en-US"/>
-        </w:rPr>
-      </w:pPr>
-      <w:r>
-        <w:rPr>
-          <w:rFonts w:ascii="Noto Serif SC" w:eastAsia="Noto Serif SC" w:hAnsi="Noto Serif SC" w:cs="Noto Serif"/>
-          <w:sz w:val="24"/>
-          <w:szCs w:val="24"/>
-          <w:lang w:val="en-US"/>
-        </w:rPr>
-        <w:t>2</w:t>
-      </w:r>
-      <w:r>
-        <w:rPr>
-          <w:rFonts w:ascii="Noto Serif SC" w:eastAsia="Noto Serif SC" w:hAnsi="Noto Serif SC" w:cs="Noto Serif"/>
-          <w:sz w:val="24"/>
-          <w:szCs w:val="24"/>
-          <w:lang w:val="en-US"/>
-        </w:rPr>
-        <w:t xml:space="preserve">高音笙 </w:t>
-      </w:r>
-      <w:r>
-        <w:rPr>
-          <w:rFonts w:ascii="Noto Serif SC" w:eastAsia="Noto Serif SC" w:hAnsi="Noto Serif SC" w:cs="Noto Serif"/>
-          <w:sz w:val="24"/>
-          <w:szCs w:val="24"/>
-          <w:lang w:val="en-US"/>
-        </w:rPr>
-        <w:t xml:space="preserve">2 </w:t>
+        <w:ind w:left="288"/>
+        <w:rPr>
+          <w:rFonts w:ascii="Noto Serif SC" w:eastAsia="Noto Serif SC" w:hAnsi="Noto Serif SC" w:cs="Noto Serif"/>
+          <w:sz w:val="20"/>
+          <w:szCs w:val="20"/>
+          <w:lang w:val="en-US"/>
+        </w:rPr>
+      </w:pPr>
+      <w:r>
+        <w:rPr>
+          <w:rFonts w:ascii="Noto Serif SC" w:eastAsia="Noto Serif SC" w:hAnsi="Noto Serif SC" w:cs="Noto Serif"/>
+          <w:sz w:val="20"/>
+          <w:szCs w:val="20"/>
+          <w:lang w:val="en-US"/>
+        </w:rPr>
+        <w:t xml:space="preserve">II: </w:t>
+      </w:r>
+      <w:r>
+        <w:rPr>
+          <w:rFonts w:ascii="Noto Serif SC" w:eastAsia="Noto Serif SC" w:hAnsi="Noto Serif SC" w:cs="Noto Serif"/>
+          <w:sz w:val="20"/>
+          <w:szCs w:val="20"/>
+        </w:rPr>
+        <w:t xml:space="preserve">排鼓 </w:t>
       </w:r>
       <w:proofErr w:type="spellStart"/>
       <w:r>
         <w:rPr>
           <w:rFonts w:ascii="Noto Serif SC" w:eastAsia="Noto Serif SC" w:hAnsi="Noto Serif SC" w:cs="Noto Serif"/>
-          <w:sz w:val="24"/>
-          <w:szCs w:val="24"/>
-          <w:lang w:val="en-US"/>
-        </w:rPr>
-        <w:t>Gaoyin</w:t>
+          <w:sz w:val="20"/>
+          <w:szCs w:val="20"/>
+        </w:rPr>
+        <w:t>Paigu</w:t>
       </w:r>
       <w:proofErr w:type="spellEnd"/>
       <w:r>
         <w:rPr>
           <w:rFonts w:ascii="Noto Serif SC" w:eastAsia="Noto Serif SC" w:hAnsi="Noto Serif SC" w:cs="Noto Serif"/>
-          <w:sz w:val="24"/>
-          <w:szCs w:val="24"/>
-          <w:lang w:val="en-US"/>
-        </w:rPr>
-        <w:t xml:space="preserve"> Sheng</w:t>
-      </w:r>
-    </w:p>
-    <w:p>
-      <w:pPr>
-        <w:rPr>
-          <w:rFonts w:ascii="Noto Serif SC" w:eastAsia="Noto Serif SC" w:hAnsi="Noto Serif SC" w:cs="Noto Serif"/>
-          <w:sz w:val="24"/>
-          <w:szCs w:val="24"/>
-          <w:lang w:val="en-US"/>
-        </w:rPr>
-      </w:pPr>
-      <w:r>
-        <w:rPr>
-          <w:rFonts w:ascii="Noto Serif SC" w:eastAsia="Noto Serif SC" w:hAnsi="Noto Serif SC" w:cs="Noto Serif"/>
-          <w:sz w:val="24"/>
-          <w:szCs w:val="24"/>
-          <w:lang w:val="en-US"/>
-        </w:rPr>
-        <w:t>1</w:t>
-      </w:r>
-      <w:r>
-        <w:rPr>
-          <w:rFonts w:ascii="Noto Serif SC" w:eastAsia="Noto Serif SC" w:hAnsi="Noto Serif SC" w:cs="Noto Serif"/>
-          <w:sz w:val="24"/>
-          <w:szCs w:val="24"/>
-          <w:lang w:val="en-US"/>
-        </w:rPr>
-        <w:t xml:space="preserve">中音笙 </w:t>
-      </w:r>
-      <w:r>
-        <w:rPr>
-          <w:rFonts w:ascii="Noto Serif SC" w:eastAsia="Noto Serif SC" w:hAnsi="Noto Serif SC" w:cs="Noto Serif"/>
-          <w:sz w:val="24"/>
-          <w:szCs w:val="24"/>
-          <w:lang w:val="en-US"/>
-        </w:rPr>
-        <w:t xml:space="preserve">1 </w:t>
+          <w:sz w:val="20"/>
+          <w:szCs w:val="20"/>
+        </w:rPr>
+        <w:t xml:space="preserve">, 小钟琴 Glockenspiel, 大锣 </w:t>
       </w:r>
       <w:proofErr w:type="spellStart"/>
       <w:r>
         <w:rPr>
           <w:rFonts w:ascii="Noto Serif SC" w:eastAsia="Noto Serif SC" w:hAnsi="Noto Serif SC" w:cs="Noto Serif"/>
-          <w:sz w:val="24"/>
-          <w:szCs w:val="24"/>
-          <w:lang w:val="en-US"/>
-        </w:rPr>
-        <w:t>Zhongyin</w:t>
+          <w:sz w:val="20"/>
+          <w:szCs w:val="20"/>
+        </w:rPr>
+        <w:t>Daluo</w:t>
       </w:r>
       <w:proofErr w:type="spellEnd"/>
-      <w:r>
-        <w:rPr>
-          <w:rFonts w:ascii="Noto Serif SC" w:eastAsia="Noto Serif SC" w:hAnsi="Noto Serif SC" w:cs="Noto Serif"/>
-          <w:sz w:val="24"/>
-          <w:szCs w:val="24"/>
-          <w:lang w:val="en-US"/>
-        </w:rPr>
-        <w:t xml:space="preserve"> Sheng</w:t>
-      </w:r>
-    </w:p>
-    <w:p>
-      <w:pPr>
-        <w:spacing w:after="120"/>
-        <w:rPr>
-          <w:rFonts w:ascii="Noto Serif SC" w:eastAsia="Noto Serif SC" w:hAnsi="Noto Serif SC" w:cs="Noto Serif"/>
-          <w:sz w:val="24"/>
-          <w:szCs w:val="24"/>
-          <w:lang w:val="en-US"/>
-        </w:rPr>
-      </w:pPr>
-      <w:r>
-        <w:rPr>
-          <w:rFonts w:ascii="Noto Serif SC" w:eastAsia="Noto Serif SC" w:hAnsi="Noto Serif SC" w:cs="Noto Serif"/>
-          <w:sz w:val="24"/>
-          <w:szCs w:val="24"/>
-          <w:lang w:val="en-US"/>
-        </w:rPr>
-        <w:t>1</w:t>
-      </w:r>
-      <w:r>
-        <w:rPr>
-          <w:rFonts w:ascii="Noto Serif SC" w:eastAsia="Noto Serif SC" w:hAnsi="Noto Serif SC" w:cs="Noto Serif"/>
-          <w:sz w:val="24"/>
-          <w:szCs w:val="24"/>
-          <w:lang w:val="en-US"/>
-        </w:rPr>
-        <w:t xml:space="preserve">低音笙 </w:t>
-      </w:r>
-      <w:r>
-        <w:rPr>
-          <w:rFonts w:ascii="Noto Serif SC" w:eastAsia="Noto Serif SC" w:hAnsi="Noto Serif SC" w:cs="Noto Serif"/>
-          <w:sz w:val="24"/>
-          <w:szCs w:val="24"/>
-          <w:lang w:val="en-US"/>
-        </w:rPr>
-        <w:t xml:space="preserve">1 </w:t>
-      </w:r>
-      <w:r>
-        <w:rPr>
-          <w:rFonts w:ascii="Noto Serif SC" w:eastAsia="Noto Serif SC" w:hAnsi="Noto Serif SC" w:cs="Noto Serif"/>
-          <w:sz w:val="24"/>
-          <w:szCs w:val="24"/>
-          <w:lang w:val="en-US"/>
-        </w:rPr>
-        <w:t>Diyin Sheng</w:t>
-      </w:r>
-    </w:p>
-    <w:p>
-      <w:pPr>
-        <w:rPr>
-          <w:rFonts w:ascii="Noto Serif SC" w:eastAsia="Noto Serif SC" w:hAnsi="Noto Serif SC" w:cs="Noto Serif"/>
-          <w:sz w:val="24"/>
-          <w:szCs w:val="24"/>
-          <w:lang w:val="en-US"/>
-        </w:rPr>
-      </w:pPr>
-      <w:r>
-        <w:rPr>
-          <w:rFonts w:ascii="Noto Serif SC" w:eastAsia="Noto Serif SC" w:hAnsi="Noto Serif SC" w:cs="Noto Serif"/>
-          <w:sz w:val="24"/>
-          <w:szCs w:val="24"/>
-          <w:lang w:val="en-US"/>
-        </w:rPr>
-        <w:t>2</w:t>
-      </w:r>
-      <w:r>
-        <w:rPr>
-          <w:rFonts w:ascii="Noto Serif SC" w:eastAsia="Noto Serif SC" w:hAnsi="Noto Serif SC" w:cs="Noto Serif"/>
-          <w:sz w:val="24"/>
-          <w:szCs w:val="24"/>
-          <w:lang w:val="en-US"/>
-        </w:rPr>
-        <w:t xml:space="preserve">高音唢呐 </w:t>
-      </w:r>
-      <w:r>
-        <w:rPr>
-          <w:rFonts w:ascii="Noto Serif SC" w:eastAsia="Noto Serif SC" w:hAnsi="Noto Serif SC" w:cs="Noto Serif"/>
-          <w:sz w:val="24"/>
-          <w:szCs w:val="24"/>
-          <w:lang w:val="en-US"/>
-        </w:rPr>
-        <w:t xml:space="preserve">2 </w:t>
+    </w:p>
+    <w:p>
+      <w:pPr>
+        <w:ind w:left="288"/>
+        <w:rPr>
+          <w:rFonts w:ascii="Noto Serif SC" w:eastAsia="Noto Serif SC" w:hAnsi="Noto Serif SC" w:cs="Noto Serif"/>
+          <w:sz w:val="20"/>
+          <w:szCs w:val="20"/>
+        </w:rPr>
+      </w:pPr>
+      <w:r>
+        <w:rPr>
+          <w:rFonts w:ascii="Noto Serif SC" w:eastAsia="Noto Serif SC" w:hAnsi="Noto Serif SC" w:cs="Noto Serif"/>
+          <w:sz w:val="20"/>
+          <w:szCs w:val="20"/>
+          <w:lang w:val="en-US"/>
+        </w:rPr>
+        <w:t xml:space="preserve">III: </w:t>
+      </w:r>
+      <w:r>
+        <w:rPr>
+          <w:rFonts w:ascii="Noto Serif SC" w:eastAsia="Noto Serif SC" w:hAnsi="Noto Serif SC" w:cs="Noto Serif"/>
+          <w:sz w:val="20"/>
+          <w:szCs w:val="20"/>
+        </w:rPr>
+        <w:t xml:space="preserve">大锣 </w:t>
       </w:r>
       <w:proofErr w:type="spellStart"/>
       <w:r>
         <w:rPr>
           <w:rFonts w:ascii="Noto Serif SC" w:eastAsia="Noto Serif SC" w:hAnsi="Noto Serif SC" w:cs="Noto Serif"/>
-          <w:sz w:val="24"/>
-          <w:szCs w:val="24"/>
-          <w:lang w:val="en-US"/>
-        </w:rPr>
-        <w:t>Gaoyin</w:t>
+          <w:sz w:val="20"/>
+          <w:szCs w:val="20"/>
+        </w:rPr>
+        <w:t>Daluo</w:t>
       </w:r>
       <w:proofErr w:type="spellEnd"/>
       <w:r>
         <w:rPr>
           <w:rFonts w:ascii="Noto Serif SC" w:eastAsia="Noto Serif SC" w:hAnsi="Noto Serif SC" w:cs="Noto Serif"/>
-          <w:sz w:val="24"/>
-          <w:szCs w:val="24"/>
-          <w:lang w:val="en-US"/>
-        </w:rPr>
-        <w:t xml:space="preserve"> </w:t>
+          <w:sz w:val="20"/>
+          <w:szCs w:val="20"/>
+        </w:rPr>
+        <w:t xml:space="preserve">, 梆子 </w:t>
       </w:r>
       <w:proofErr w:type="spellStart"/>
       <w:r>
         <w:rPr>
           <w:rFonts w:ascii="Noto Serif SC" w:eastAsia="Noto Serif SC" w:hAnsi="Noto Serif SC" w:cs="Noto Serif"/>
-          <w:sz w:val="24"/>
-          <w:szCs w:val="24"/>
-          <w:lang w:val="en-US"/>
-        </w:rPr>
-        <w:t>Suona</w:t>
+          <w:sz w:val="20"/>
+          <w:szCs w:val="20"/>
+        </w:rPr>
+        <w:t>Bangzi</w:t>
       </w:r>
       <w:proofErr w:type="spellEnd"/>
-    </w:p>
-    <w:p>
-      <w:pPr>
-        <w:rPr>
-          <w:rFonts w:ascii="Noto Serif SC" w:eastAsia="Noto Serif SC" w:hAnsi="Noto Serif SC" w:cs="Noto Serif"/>
-          <w:sz w:val="24"/>
-          <w:szCs w:val="24"/>
-          <w:lang w:val="en-US"/>
-        </w:rPr>
-      </w:pPr>
-      <w:r>
-        <w:rPr>
-          <w:rFonts w:ascii="Noto Serif SC" w:eastAsia="Noto Serif SC" w:hAnsi="Noto Serif SC" w:cs="Noto Serif"/>
-          <w:sz w:val="24"/>
-          <w:szCs w:val="24"/>
-          <w:lang w:val="en-US"/>
-        </w:rPr>
-        <w:t>1</w:t>
-      </w:r>
-      <w:r>
-        <w:rPr>
-          <w:rFonts w:ascii="Noto Serif SC" w:eastAsia="Noto Serif SC" w:hAnsi="Noto Serif SC" w:cs="Noto Serif"/>
-          <w:sz w:val="24"/>
-          <w:szCs w:val="24"/>
-          <w:lang w:val="en-US"/>
-        </w:rPr>
-        <w:t xml:space="preserve">中音唢呐 </w:t>
-      </w:r>
-      <w:r>
-        <w:rPr>
-          <w:rFonts w:ascii="Noto Serif SC" w:eastAsia="Noto Serif SC" w:hAnsi="Noto Serif SC" w:cs="Noto Serif"/>
-          <w:sz w:val="24"/>
-          <w:szCs w:val="24"/>
-          <w:lang w:val="en-US"/>
-        </w:rPr>
-        <w:t xml:space="preserve">1 </w:t>
+      <w:r>
+        <w:rPr>
+          <w:rFonts w:ascii="Noto Serif SC" w:eastAsia="Noto Serif SC" w:hAnsi="Noto Serif SC" w:cs="Noto Serif"/>
+          <w:sz w:val="20"/>
+          <w:szCs w:val="20"/>
+        </w:rPr>
+        <w:t>, 颤音琴 Vibraphone, 铃鼓 Tambourine, 吊镲 Suspended Cymbal</w:t>
+      </w:r>
+    </w:p>
+    <w:p>
+      <w:pPr>
+        <w:ind w:left="288"/>
+        <w:rPr>
+          <w:rFonts w:ascii="Noto Serif SC" w:eastAsia="Noto Serif SC" w:hAnsi="Noto Serif SC" w:cs="Noto Serif"/>
+          <w:sz w:val="20"/>
+          <w:szCs w:val="20"/>
+        </w:rPr>
+      </w:pPr>
+      <w:r>
+        <w:rPr>
+          <w:rFonts w:ascii="Noto Serif SC" w:eastAsia="Noto Serif SC" w:hAnsi="Noto Serif SC" w:cs="Noto Serif"/>
+          <w:sz w:val="20"/>
+          <w:szCs w:val="20"/>
+          <w:lang w:val="en-US"/>
+        </w:rPr>
+        <w:t xml:space="preserve">IV: </w:t>
+      </w:r>
+      <w:r>
+        <w:rPr>
+          <w:rFonts w:ascii="Noto Serif SC" w:eastAsia="Noto Serif SC" w:hAnsi="Noto Serif SC" w:cs="Noto Serif"/>
+          <w:sz w:val="20"/>
+          <w:szCs w:val="20"/>
+        </w:rPr>
+        <w:t xml:space="preserve">小镲 </w:t>
       </w:r>
       <w:proofErr w:type="spellStart"/>
       <w:r>
         <w:rPr>
           <w:rFonts w:ascii="Noto Serif SC" w:eastAsia="Noto Serif SC" w:hAnsi="Noto Serif SC" w:cs="Noto Serif"/>
-          <w:sz w:val="24"/>
-          <w:szCs w:val="24"/>
-          <w:lang w:val="en-US"/>
-        </w:rPr>
-        <w:t>Zhongyin</w:t>
+          <w:sz w:val="20"/>
+          <w:szCs w:val="20"/>
+        </w:rPr>
+        <w:t>Xiaocha</w:t>
       </w:r>
       <w:proofErr w:type="spellEnd"/>
       <w:r>
         <w:rPr>
           <w:rFonts w:ascii="Noto Serif SC" w:eastAsia="Noto Serif SC" w:hAnsi="Noto Serif SC" w:cs="Noto Serif"/>
-          <w:sz w:val="24"/>
-          <w:szCs w:val="24"/>
-          <w:lang w:val="en-US"/>
-        </w:rPr>
-        <w:t xml:space="preserve"> </w:t>
-      </w:r>
-      <w:proofErr w:type="spellStart"/>
-      <w:r>
-        <w:rPr>
-          <w:rFonts w:ascii="Noto Serif SC" w:eastAsia="Noto Serif SC" w:hAnsi="Noto Serif SC" w:cs="Noto Serif"/>
-          <w:sz w:val="24"/>
-          <w:szCs w:val="24"/>
-          <w:lang w:val="en-US"/>
-        </w:rPr>
-        <w:t>Suona</w:t>
-      </w:r>
-      <w:proofErr w:type="spellEnd"/>
-    </w:p>
-    <w:p>
-      <w:pPr>
-        <w:rPr>
-          <w:rFonts w:ascii="Noto Serif SC" w:eastAsia="Noto Serif SC" w:hAnsi="Noto Serif SC" w:cs="Noto Serif"/>
-          <w:sz w:val="24"/>
-          <w:szCs w:val="24"/>
-          <w:lang w:val="en-US"/>
-        </w:rPr>
-      </w:pPr>
-      <w:r>
-        <w:rPr>
-          <w:rFonts w:ascii="Noto Serif SC" w:eastAsia="Noto Serif SC" w:hAnsi="Noto Serif SC" w:cs="Noto Serif"/>
-          <w:sz w:val="24"/>
-          <w:szCs w:val="24"/>
-          <w:lang w:val="en-US"/>
-        </w:rPr>
-        <w:t>1</w:t>
-      </w:r>
-      <w:r>
-        <w:rPr>
-          <w:rFonts w:ascii="Noto Serif SC" w:eastAsia="Noto Serif SC" w:hAnsi="Noto Serif SC" w:cs="Noto Serif"/>
-          <w:sz w:val="24"/>
-          <w:szCs w:val="24"/>
-          <w:lang w:val="en-US"/>
-        </w:rPr>
-        <w:t xml:space="preserve">低音唢呐 </w:t>
-      </w:r>
-      <w:r>
-        <w:rPr>
-          <w:rFonts w:ascii="Noto Serif SC" w:eastAsia="Noto Serif SC" w:hAnsi="Noto Serif SC" w:cs="Noto Serif"/>
-          <w:sz w:val="24"/>
-          <w:szCs w:val="24"/>
-          <w:lang w:val="en-US"/>
-        </w:rPr>
-        <w:t xml:space="preserve">1 </w:t>
-      </w:r>
-      <w:proofErr w:type="spellStart"/>
-      <w:r>
-        <w:rPr>
-          <w:rFonts w:ascii="Noto Serif SC" w:eastAsia="Noto Serif SC" w:hAnsi="Noto Serif SC" w:cs="Noto Serif"/>
-          <w:sz w:val="24"/>
-          <w:szCs w:val="24"/>
-          <w:lang w:val="en-US"/>
-        </w:rPr>
-        <w:t>Diyin</w:t>
-      </w:r>
-      <w:proofErr w:type="spellEnd"/>
-      <w:r>
-        <w:rPr>
-          <w:rFonts w:ascii="Noto Serif SC" w:eastAsia="Noto Serif SC" w:hAnsi="Noto Serif SC" w:cs="Noto Serif"/>
-          <w:sz w:val="24"/>
-          <w:szCs w:val="24"/>
-          <w:lang w:val="en-US"/>
-        </w:rPr>
-        <w:t xml:space="preserve"> </w:t>
-      </w:r>
-      <w:proofErr w:type="spellStart"/>
-      <w:r>
-        <w:rPr>
-          <w:rFonts w:ascii="Noto Serif SC" w:eastAsia="Noto Serif SC" w:hAnsi="Noto Serif SC" w:cs="Noto Serif"/>
-          <w:sz w:val="24"/>
-          <w:szCs w:val="24"/>
-          <w:lang w:val="en-US"/>
-        </w:rPr>
-        <w:t>Suona</w:t>
-      </w:r>
-      <w:proofErr w:type="spellEnd"/>
-    </w:p>
-    <w:p>
-      <w:pPr>
-        <w:rPr>
-          <w:rFonts w:ascii="Noto Serif SC" w:eastAsia="Noto Serif SC" w:hAnsi="Noto Serif SC" w:cs="Noto Serif"/>
-          <w:sz w:val="24"/>
-          <w:szCs w:val="24"/>
-          <w:lang w:val="en-US"/>
-        </w:rPr>
-      </w:pPr>
-    </w:p>
-    <w:p>
-      <w:pPr>
-        <w:rPr>
-          <w:rFonts w:ascii="Noto Serif SC" w:eastAsia="Noto Serif SC" w:hAnsi="Noto Serif SC" w:cs="Noto Serif"/>
-          <w:sz w:val="24"/>
-          <w:szCs w:val="24"/>
-          <w:lang w:val="en-US"/>
-        </w:rPr>
-      </w:pPr>
-      <w:r>
-        <w:rPr>
-          <w:rFonts w:ascii="Noto Serif SC" w:eastAsia="Noto Serif SC" w:hAnsi="Noto Serif SC" w:cs="Noto Serif"/>
-          <w:sz w:val="24"/>
-          <w:szCs w:val="24"/>
-          <w:lang w:val="en-US"/>
-        </w:rPr>
-        <w:t>1</w:t>
-      </w:r>
-      <w:r>
-        <w:rPr>
-          <w:rFonts w:ascii="Noto Serif SC" w:eastAsia="Noto Serif SC" w:hAnsi="Noto Serif SC" w:cs="Noto Serif"/>
-          <w:sz w:val="24"/>
-          <w:szCs w:val="24"/>
-          <w:lang w:val="en-US"/>
-        </w:rPr>
-        <w:t xml:space="preserve">扬琴 </w:t>
-      </w:r>
-      <w:r>
-        <w:rPr>
-          <w:rFonts w:ascii="Noto Serif SC" w:eastAsia="Noto Serif SC" w:hAnsi="Noto Serif SC" w:cs="Noto Serif"/>
-          <w:sz w:val="24"/>
-          <w:szCs w:val="24"/>
-          <w:lang w:val="en-US"/>
-        </w:rPr>
-        <w:t xml:space="preserve">1 </w:t>
-      </w:r>
-      <w:r>
-        <w:rPr>
-          <w:rFonts w:ascii="Noto Serif SC" w:eastAsia="Noto Serif SC" w:hAnsi="Noto Serif SC" w:cs="Noto Serif"/>
-          <w:sz w:val="24"/>
-          <w:szCs w:val="24"/>
-          <w:lang w:val="en-US"/>
-        </w:rPr>
-        <w:t>Yangqin</w:t>
-      </w:r>
-    </w:p>
-    <w:p>
-      <w:pPr>
-        <w:rPr>
-          <w:rFonts w:ascii="Noto Serif SC" w:eastAsia="Noto Serif SC" w:hAnsi="Noto Serif SC" w:cs="Noto Serif"/>
-          <w:sz w:val="24"/>
-          <w:szCs w:val="24"/>
-          <w:lang w:val="en-US"/>
-        </w:rPr>
-      </w:pPr>
-      <w:r>
-        <w:rPr>
-          <w:rFonts w:ascii="Noto Serif SC" w:eastAsia="Noto Serif SC" w:hAnsi="Noto Serif SC" w:cs="Noto Serif"/>
-          <w:sz w:val="24"/>
-          <w:szCs w:val="24"/>
-          <w:lang w:val="en-US"/>
-        </w:rPr>
-        <w:t>1</w:t>
-      </w:r>
-      <w:r>
-        <w:rPr>
-          <w:rFonts w:ascii="Noto Serif SC" w:eastAsia="Noto Serif SC" w:hAnsi="Noto Serif SC" w:cs="Noto Serif"/>
-          <w:sz w:val="24"/>
-          <w:szCs w:val="24"/>
-          <w:lang w:val="en-US"/>
-        </w:rPr>
-        <w:t xml:space="preserve">柳琴 </w:t>
-      </w:r>
-      <w:r>
-        <w:rPr>
-          <w:rFonts w:ascii="Noto Serif SC" w:eastAsia="Noto Serif SC" w:hAnsi="Noto Serif SC" w:cs="Noto Serif"/>
-          <w:sz w:val="24"/>
-          <w:szCs w:val="24"/>
-          <w:lang w:val="en-US"/>
-        </w:rPr>
-        <w:t xml:space="preserve">1 </w:t>
-      </w:r>
-      <w:proofErr w:type="spellStart"/>
-      <w:r>
-        <w:rPr>
-          <w:rFonts w:ascii="Noto Serif SC" w:eastAsia="Noto Serif SC" w:hAnsi="Noto Serif SC" w:cs="Noto Serif"/>
-          <w:sz w:val="24"/>
-          <w:szCs w:val="24"/>
-          <w:lang w:val="en-US"/>
-        </w:rPr>
-        <w:t>Liuqin</w:t>
-      </w:r>
-      <w:proofErr w:type="spellEnd"/>
-    </w:p>
-    <w:p>
-      <w:pPr>
-        <w:rPr>
-          <w:rFonts w:ascii="Noto Serif SC" w:eastAsia="Noto Serif SC" w:hAnsi="Noto Serif SC" w:cs="Noto Serif"/>
-          <w:sz w:val="24"/>
-          <w:szCs w:val="24"/>
-          <w:lang w:val="en-US"/>
-        </w:rPr>
-      </w:pPr>
-      <w:r>
-        <w:rPr>
-          <w:rFonts w:ascii="Noto Serif SC" w:eastAsia="Noto Serif SC" w:hAnsi="Noto Serif SC" w:cs="Noto Serif"/>
-          <w:sz w:val="24"/>
-          <w:szCs w:val="24"/>
-          <w:lang w:val="en-US"/>
-        </w:rPr>
-        <w:t>1</w:t>
-      </w:r>
-      <w:r>
-        <w:rPr>
-          <w:rFonts w:ascii="Noto Serif SC" w:eastAsia="Noto Serif SC" w:hAnsi="Noto Serif SC" w:cs="Noto Serif"/>
-          <w:sz w:val="24"/>
-          <w:szCs w:val="24"/>
-          <w:lang w:val="en-US"/>
-        </w:rPr>
-        <w:t xml:space="preserve">琵琶 </w:t>
-      </w:r>
-      <w:r>
-        <w:rPr>
-          <w:rFonts w:ascii="Noto Serif SC" w:eastAsia="Noto Serif SC" w:hAnsi="Noto Serif SC" w:cs="Noto Serif"/>
-          <w:sz w:val="24"/>
-          <w:szCs w:val="24"/>
-          <w:lang w:val="en-US"/>
-        </w:rPr>
-        <w:t xml:space="preserve">1 </w:t>
-      </w:r>
-      <w:r>
-        <w:rPr>
-          <w:rFonts w:ascii="Noto Serif SC" w:eastAsia="Noto Serif SC" w:hAnsi="Noto Serif SC" w:cs="Noto Serif"/>
-          <w:sz w:val="24"/>
-          <w:szCs w:val="24"/>
-          <w:lang w:val="en-US"/>
-        </w:rPr>
-        <w:t>Pipa</w:t>
-      </w:r>
-    </w:p>
-    <w:p>
-      <w:pPr>
-        <w:rPr>
-          <w:rFonts w:ascii="Noto Serif SC" w:eastAsia="Noto Serif SC" w:hAnsi="Noto Serif SC" w:cs="Noto Serif"/>
-          <w:sz w:val="24"/>
-          <w:szCs w:val="24"/>
-          <w:lang w:val="en-US"/>
-        </w:rPr>
-      </w:pPr>
-      <w:r>
-        <w:rPr>
-          <w:rFonts w:ascii="Noto Serif SC" w:eastAsia="Noto Serif SC" w:hAnsi="Noto Serif SC" w:cs="Noto Serif"/>
-          <w:sz w:val="24"/>
-          <w:szCs w:val="24"/>
-          <w:lang w:val="en-US"/>
-        </w:rPr>
-        <w:t>1</w:t>
-      </w:r>
-      <w:r>
-        <w:rPr>
-          <w:rFonts w:ascii="Noto Serif SC" w:eastAsia="Noto Serif SC" w:hAnsi="Noto Serif SC" w:cs="Noto Serif"/>
-          <w:sz w:val="24"/>
-          <w:szCs w:val="24"/>
-          <w:lang w:val="en-US"/>
-        </w:rPr>
-        <w:t xml:space="preserve">中阮 </w:t>
-      </w:r>
-      <w:r>
-        <w:rPr>
-          <w:rFonts w:ascii="Noto Serif SC" w:eastAsia="Noto Serif SC" w:hAnsi="Noto Serif SC" w:cs="Noto Serif"/>
-          <w:sz w:val="24"/>
-          <w:szCs w:val="24"/>
-          <w:lang w:val="en-US"/>
-        </w:rPr>
-        <w:t xml:space="preserve">1 </w:t>
-      </w:r>
-      <w:r>
-        <w:rPr>
-          <w:rFonts w:ascii="Noto Serif SC" w:eastAsia="Noto Serif SC" w:hAnsi="Noto Serif SC" w:cs="Noto Serif"/>
-          <w:sz w:val="24"/>
-          <w:szCs w:val="24"/>
-          <w:lang w:val="en-US"/>
-        </w:rPr>
-        <w:t>Zhongruan</w:t>
-      </w:r>
-    </w:p>
-    <w:p>
-      <w:pPr>
-        <w:spacing w:after="120"/>
-        <w:rPr>
-          <w:rFonts w:ascii="Noto Serif SC" w:eastAsia="Noto Serif SC" w:hAnsi="Noto Serif SC" w:cs="Noto Serif"/>
-          <w:sz w:val="24"/>
-          <w:szCs w:val="24"/>
-          <w:lang w:val="en-US"/>
-        </w:rPr>
-      </w:pPr>
-      <w:r>
-        <w:rPr>
-          <w:rFonts w:ascii="Noto Serif SC" w:eastAsia="Noto Serif SC" w:hAnsi="Noto Serif SC" w:cs="Noto Serif"/>
-          <w:sz w:val="24"/>
-          <w:szCs w:val="24"/>
-          <w:lang w:val="en-US"/>
-        </w:rPr>
-        <w:t>1</w:t>
-      </w:r>
-      <w:r>
-        <w:rPr>
-          <w:rFonts w:ascii="Noto Serif SC" w:eastAsia="Noto Serif SC" w:hAnsi="Noto Serif SC" w:cs="Noto Serif"/>
-          <w:sz w:val="24"/>
-          <w:szCs w:val="24"/>
-          <w:lang w:val="en-US"/>
-        </w:rPr>
-        <w:t xml:space="preserve">大阮 </w:t>
-      </w:r>
-      <w:r>
-        <w:rPr>
-          <w:rFonts w:ascii="Noto Serif SC" w:eastAsia="Noto Serif SC" w:hAnsi="Noto Serif SC" w:cs="Noto Serif"/>
-          <w:sz w:val="24"/>
-          <w:szCs w:val="24"/>
-          <w:lang w:val="en-US"/>
-        </w:rPr>
-        <w:t xml:space="preserve">1 </w:t>
-      </w:r>
-      <w:r>
-        <w:rPr>
-          <w:rFonts w:ascii="Noto Serif SC" w:eastAsia="Noto Serif SC" w:hAnsi="Noto Serif SC" w:cs="Noto Serif"/>
-          <w:sz w:val="24"/>
-          <w:szCs w:val="24"/>
-          <w:lang w:val="en-US"/>
-        </w:rPr>
-        <w:t>Daruan</w:t>
-      </w:r>
-    </w:p>
-    <w:p>
-      <w:pPr>
-        <w:rPr>
-          <w:rFonts w:ascii="Noto Serif SC" w:eastAsia="Noto Serif SC" w:hAnsi="Noto Serif SC" w:cs="Noto Serif"/>
-          <w:sz w:val="24"/>
-          <w:szCs w:val="24"/>
-          <w:lang w:val="en-US"/>
-        </w:rPr>
-      </w:pPr>
-      <w:r>
-        <w:rPr>
-          <w:rFonts w:ascii="Noto Serif SC" w:eastAsia="Noto Serif SC" w:hAnsi="Noto Serif SC" w:cs="Noto Serif"/>
-          <w:sz w:val="24"/>
-          <w:szCs w:val="24"/>
-          <w:lang w:val="en-US"/>
-        </w:rPr>
-        <w:t xml:space="preserve">1 </w:t>
-      </w:r>
-      <w:r>
-        <w:rPr>
-          <w:rFonts w:ascii="Noto Serif SC" w:eastAsia="Noto Serif SC" w:hAnsi="Noto Serif SC" w:cs="Noto Serif"/>
-          <w:sz w:val="24"/>
-          <w:szCs w:val="24"/>
-          <w:lang w:val="en-US"/>
-        </w:rPr>
-        <w:t xml:space="preserve">竖琴 </w:t>
-      </w:r>
-      <w:r>
-        <w:rPr>
-          <w:rFonts w:ascii="Noto Serif SC" w:eastAsia="Noto Serif SC" w:hAnsi="Noto Serif SC" w:cs="Noto Serif"/>
-          <w:sz w:val="24"/>
-          <w:szCs w:val="24"/>
-          <w:lang w:val="en-US"/>
-        </w:rPr>
-        <w:t xml:space="preserve">1 </w:t>
-      </w:r>
-      <w:r>
-        <w:rPr>
-          <w:rFonts w:ascii="Noto Serif SC" w:eastAsia="Noto Serif SC" w:hAnsi="Noto Serif SC" w:cs="Noto Serif"/>
-          <w:sz w:val="24"/>
-          <w:szCs w:val="24"/>
-          <w:lang w:val="en-US"/>
-        </w:rPr>
-        <w:t>Harp</w:t>
-      </w:r>
-    </w:p>
-    <w:p>
-      <w:pPr>
-        <w:rPr>
-          <w:rFonts w:ascii="Noto Serif SC" w:eastAsia="Noto Serif SC" w:hAnsi="Noto Serif SC" w:cs="Noto Serif"/>
-          <w:sz w:val="24"/>
-          <w:szCs w:val="24"/>
-          <w:lang w:val="en-US"/>
-        </w:rPr>
-      </w:pPr>
-    </w:p>
-    <w:p>
-      <w:pPr>
-        <w:rPr>
-          <w:rFonts w:ascii="Noto Serif SC" w:eastAsia="Noto Serif SC" w:hAnsi="Noto Serif SC" w:cs="Noto Serif"/>
-          <w:sz w:val="24"/>
-          <w:szCs w:val="24"/>
-          <w:lang w:val="en-US"/>
-        </w:rPr>
-      </w:pPr>
-      <w:r>
-        <w:rPr>
-          <w:rFonts w:ascii="Noto Serif SC" w:eastAsia="Noto Serif SC" w:hAnsi="Noto Serif SC" w:cs="Noto Serif"/>
-          <w:sz w:val="24"/>
-          <w:szCs w:val="24"/>
-          <w:lang w:val="en-US"/>
-        </w:rPr>
-        <w:t>1</w:t>
-      </w:r>
-      <w:r>
-        <w:rPr>
-          <w:rFonts w:ascii="Noto Serif SC" w:eastAsia="Noto Serif SC" w:hAnsi="Noto Serif SC" w:cs="Noto Serif"/>
-          <w:sz w:val="24"/>
-          <w:szCs w:val="24"/>
-          <w:lang w:val="en-US"/>
-        </w:rPr>
-        <w:t xml:space="preserve">定音鼓 </w:t>
-      </w:r>
-      <w:r>
-        <w:rPr>
-          <w:rFonts w:ascii="Noto Serif SC" w:eastAsia="Noto Serif SC" w:hAnsi="Noto Serif SC" w:cs="Noto Serif"/>
-          <w:sz w:val="24"/>
-          <w:szCs w:val="24"/>
-          <w:lang w:val="en-US"/>
-        </w:rPr>
-        <w:t xml:space="preserve">1 </w:t>
-      </w:r>
-      <w:r>
-        <w:rPr>
-          <w:rFonts w:ascii="Noto Serif SC" w:eastAsia="Noto Serif SC" w:hAnsi="Noto Serif SC" w:cs="Noto Serif"/>
-          <w:sz w:val="24"/>
-          <w:szCs w:val="24"/>
-          <w:lang w:val="en-US"/>
-        </w:rPr>
-        <w:t>Timpani</w:t>
-      </w:r>
-    </w:p>
-    <w:p>
-      <w:pPr>
-        <w:rPr>
-          <w:rFonts w:ascii="Noto Serif SC" w:eastAsia="Noto Serif SC" w:hAnsi="Noto Serif SC" w:cs="Noto Serif"/>
-          <w:sz w:val="24"/>
-          <w:szCs w:val="24"/>
-          <w:lang w:val="en-US"/>
-        </w:rPr>
-      </w:pPr>
-      <w:r>
-        <w:rPr>
-          <w:rFonts w:ascii="Noto Serif SC" w:eastAsia="Noto Serif SC" w:hAnsi="Noto Serif SC" w:cs="Noto Serif"/>
-          <w:sz w:val="24"/>
-          <w:szCs w:val="24"/>
-        </w:rPr>
-        <w:t>4</w:t>
-      </w:r>
-      <w:r>
-        <w:rPr>
-          <w:rFonts w:ascii="Noto Serif SC" w:eastAsia="Noto Serif SC" w:hAnsi="Noto Serif SC" w:cs="Noto Serif" w:hint="eastAsia"/>
-          <w:sz w:val="24"/>
-          <w:szCs w:val="24"/>
-        </w:rPr>
-        <w:t xml:space="preserve"> 打击乐</w:t>
-      </w:r>
-      <w:r>
-        <w:rPr>
-          <w:rFonts w:ascii="Noto Serif SC" w:eastAsia="Noto Serif SC" w:hAnsi="Noto Serif SC" w:cs="Noto Serif"/>
-          <w:sz w:val="24"/>
-          <w:szCs w:val="24"/>
-        </w:rPr>
-        <w:t xml:space="preserve"> </w:t>
-      </w:r>
-      <w:r>
-        <w:rPr>
-          <w:rFonts w:ascii="Noto Serif SC" w:eastAsia="Noto Serif SC" w:hAnsi="Noto Serif SC" w:cs="Noto Serif"/>
-          <w:sz w:val="24"/>
-          <w:szCs w:val="24"/>
-        </w:rPr>
-        <w:t>4</w:t>
-      </w:r>
-      <w:r>
-        <w:rPr>
-          <w:rFonts w:ascii="Noto Serif SC" w:eastAsia="Noto Serif SC" w:hAnsi="Noto Serif SC" w:cs="Noto Serif"/>
-          <w:sz w:val="24"/>
-          <w:szCs w:val="24"/>
-        </w:rPr>
-        <w:t xml:space="preserve"> Percussion</w:t>
-      </w:r>
-    </w:p>
-    <w:p>
-      <w:pPr>
-        <w:ind w:left="288"/>
-        <w:rPr>
-          <w:rFonts w:ascii="Noto Serif SC" w:eastAsia="Noto Serif SC" w:hAnsi="Noto Serif SC" w:cs="Noto Serif"/>
-          <w:sz w:val="20"/>
-          <w:szCs w:val="20"/>
-          <w:lang w:val="en-US"/>
-        </w:rPr>
-      </w:pPr>
-      <w:r>
-        <w:rPr>
-          <w:rFonts w:ascii="Noto Serif SC" w:eastAsia="Noto Serif SC" w:hAnsi="Noto Serif SC" w:cs="Noto Serif"/>
-          <w:sz w:val="20"/>
-          <w:szCs w:val="20"/>
-          <w:lang w:val="en-US"/>
-        </w:rPr>
-        <w:t xml:space="preserve">I: </w:t>
-      </w:r>
-      <w:r>
-        <w:rPr>
-          <w:rFonts w:ascii="Noto Serif SC" w:eastAsia="Noto Serif SC" w:hAnsi="Noto Serif SC" w:cs="Noto Serif"/>
-          <w:sz w:val="20"/>
-          <w:szCs w:val="20"/>
-        </w:rPr>
-        <w:t xml:space="preserve">中国大鼓 </w:t>
-      </w:r>
-      <w:proofErr w:type="spellStart"/>
-      <w:r>
-        <w:rPr>
-          <w:rFonts w:ascii="Noto Serif SC" w:eastAsia="Noto Serif SC" w:hAnsi="Noto Serif SC" w:cs="Noto Serif"/>
-          <w:sz w:val="20"/>
-          <w:szCs w:val="20"/>
-        </w:rPr>
-        <w:t>Zhongguo</w:t>
-      </w:r>
-      <w:proofErr w:type="spellEnd"/>
-      <w:r>
-        <w:rPr>
-          <w:rFonts w:ascii="Noto Serif SC" w:eastAsia="Noto Serif SC" w:hAnsi="Noto Serif SC" w:cs="Noto Serif"/>
-          <w:sz w:val="20"/>
-          <w:szCs w:val="20"/>
-        </w:rPr>
-        <w:t xml:space="preserve"> </w:t>
-      </w:r>
-      <w:proofErr w:type="spellStart"/>
-      <w:r>
-        <w:rPr>
-          <w:rFonts w:ascii="Noto Serif SC" w:eastAsia="Noto Serif SC" w:hAnsi="Noto Serif SC" w:cs="Noto Serif"/>
-          <w:sz w:val="20"/>
-          <w:szCs w:val="20"/>
-        </w:rPr>
-        <w:t>Dagu</w:t>
-      </w:r>
-      <w:proofErr w:type="spellEnd"/>
-    </w:p>
-    <w:p>
-      <w:pPr>
-        <w:ind w:left="288"/>
-        <w:rPr>
-          <w:rFonts w:ascii="Noto Serif SC" w:eastAsia="Noto Serif SC" w:hAnsi="Noto Serif SC" w:cs="Noto Serif"/>
-          <w:sz w:val="20"/>
-          <w:szCs w:val="20"/>
-          <w:lang w:val="en-US"/>
-        </w:rPr>
-      </w:pPr>
-      <w:r>
-        <w:rPr>
-          <w:rFonts w:ascii="Noto Serif SC" w:eastAsia="Noto Serif SC" w:hAnsi="Noto Serif SC" w:cs="Noto Serif"/>
-          <w:sz w:val="20"/>
-          <w:szCs w:val="20"/>
-          <w:lang w:val="en-US"/>
-        </w:rPr>
-        <w:t xml:space="preserve">II: </w:t>
-      </w:r>
-      <w:r>
-        <w:rPr>
-          <w:rFonts w:ascii="Noto Serif SC" w:eastAsia="Noto Serif SC" w:hAnsi="Noto Serif SC" w:cs="Noto Serif"/>
-          <w:sz w:val="20"/>
-          <w:szCs w:val="20"/>
-        </w:rPr>
-        <w:t xml:space="preserve">排鼓 </w:t>
-      </w:r>
-      <w:proofErr w:type="spellStart"/>
-      <w:r>
-        <w:rPr>
-          <w:rFonts w:ascii="Noto Serif SC" w:eastAsia="Noto Serif SC" w:hAnsi="Noto Serif SC" w:cs="Noto Serif"/>
-          <w:sz w:val="20"/>
-          <w:szCs w:val="20"/>
-        </w:rPr>
-        <w:t>Paigu</w:t>
-      </w:r>
-      <w:proofErr w:type="spellEnd"/>
-      <w:r>
-        <w:rPr>
-          <w:rFonts w:ascii="Noto Serif SC" w:eastAsia="Noto Serif SC" w:hAnsi="Noto Serif SC" w:cs="Noto Serif"/>
-          <w:sz w:val="20"/>
-          <w:szCs w:val="20"/>
-        </w:rPr>
-        <w:t xml:space="preserve">, 小钟琴 Glockenspiel, 大锣 </w:t>
-      </w:r>
-      <w:proofErr w:type="spellStart"/>
-      <w:r>
-        <w:rPr>
-          <w:rFonts w:ascii="Noto Serif SC" w:eastAsia="Noto Serif SC" w:hAnsi="Noto Serif SC" w:cs="Noto Serif"/>
-          <w:sz w:val="20"/>
-          <w:szCs w:val="20"/>
-        </w:rPr>
-        <w:t>Daluo</w:t>
-      </w:r>
-      <w:proofErr w:type="spellEnd"/>
-    </w:p>
-    <w:p>
-      <w:pPr>
-        <w:ind w:left="288"/>
-        <w:rPr>
-          <w:rFonts w:ascii="Noto Serif SC" w:eastAsia="Noto Serif SC" w:hAnsi="Noto Serif SC" w:cs="Noto Serif"/>
-          <w:sz w:val="20"/>
-          <w:szCs w:val="20"/>
-        </w:rPr>
-      </w:pPr>
-      <w:r>
-        <w:rPr>
-          <w:rFonts w:ascii="Noto Serif SC" w:eastAsia="Noto Serif SC" w:hAnsi="Noto Serif SC" w:cs="Noto Serif"/>
-          <w:sz w:val="20"/>
-          <w:szCs w:val="20"/>
-          <w:lang w:val="en-US"/>
-        </w:rPr>
-        <w:t xml:space="preserve">III: </w:t>
-      </w:r>
-      <w:r>
-        <w:rPr>
-          <w:rFonts w:ascii="Noto Serif SC" w:eastAsia="Noto Serif SC" w:hAnsi="Noto Serif SC" w:cs="Noto Serif"/>
-          <w:sz w:val="20"/>
-          <w:szCs w:val="20"/>
-        </w:rPr>
-        <w:t xml:space="preserve">大锣 </w:t>
-      </w:r>
-      <w:proofErr w:type="spellStart"/>
-      <w:r>
-        <w:rPr>
-          <w:rFonts w:ascii="Noto Serif SC" w:eastAsia="Noto Serif SC" w:hAnsi="Noto Serif SC" w:cs="Noto Serif"/>
-          <w:sz w:val="20"/>
-          <w:szCs w:val="20"/>
-        </w:rPr>
-        <w:t>Daluo</w:t>
-      </w:r>
-      <w:proofErr w:type="spellEnd"/>
-      <w:r>
-        <w:rPr>
-          <w:rFonts w:ascii="Noto Serif SC" w:eastAsia="Noto Serif SC" w:hAnsi="Noto Serif SC" w:cs="Noto Serif"/>
-          <w:sz w:val="20"/>
-          <w:szCs w:val="20"/>
-        </w:rPr>
-        <w:t xml:space="preserve">, 梆子 </w:t>
-      </w:r>
-      <w:proofErr w:type="spellStart"/>
-      <w:r>
-        <w:rPr>
-          <w:rFonts w:ascii="Noto Serif SC" w:eastAsia="Noto Serif SC" w:hAnsi="Noto Serif SC" w:cs="Noto Serif"/>
-          <w:sz w:val="20"/>
-          <w:szCs w:val="20"/>
-        </w:rPr>
-        <w:t>Bangzi</w:t>
-      </w:r>
-      <w:proofErr w:type="spellEnd"/>
-      <w:r>
-        <w:rPr>
-          <w:rFonts w:ascii="Noto Serif SC" w:eastAsia="Noto Serif SC" w:hAnsi="Noto Serif SC" w:cs="Noto Serif"/>
-          <w:sz w:val="20"/>
-          <w:szCs w:val="20"/>
-        </w:rPr>
-        <w:t>, 颤音琴 Vibraphone, 铃鼓 Tambourine, 吊镲 Suspended Cymbal</w:t>
-      </w:r>
-    </w:p>
-    <w:p>
-      <w:pPr>
-        <w:ind w:left="288"/>
-        <w:rPr>
-          <w:rFonts w:ascii="Noto Serif SC" w:eastAsia="Noto Serif SC" w:hAnsi="Noto Serif SC" w:cs="Noto Serif"/>
-          <w:sz w:val="20"/>
-          <w:szCs w:val="20"/>
-        </w:rPr>
-      </w:pPr>
-      <w:r>
-        <w:rPr>
-          <w:rFonts w:ascii="Noto Serif SC" w:eastAsia="Noto Serif SC" w:hAnsi="Noto Serif SC" w:cs="Noto Serif"/>
-          <w:sz w:val="20"/>
-          <w:szCs w:val="20"/>
-          <w:lang w:val="en-US"/>
-        </w:rPr>
-        <w:t xml:space="preserve">IV: </w:t>
-      </w:r>
-      <w:r>
-        <w:rPr>
-          <w:rFonts w:ascii="Noto Serif SC" w:eastAsia="Noto Serif SC" w:hAnsi="Noto Serif SC" w:cs="Noto Serif"/>
-          <w:sz w:val="20"/>
-          <w:szCs w:val="20"/>
-        </w:rPr>
-        <w:t xml:space="preserve">小镲 </w:t>
-      </w:r>
-      <w:proofErr w:type="spellStart"/>
-      <w:r>
-        <w:rPr>
-          <w:rFonts w:ascii="Noto Serif SC" w:eastAsia="Noto Serif SC" w:hAnsi="Noto Serif SC" w:cs="Noto Serif"/>
-          <w:sz w:val="20"/>
-          <w:szCs w:val="20"/>
-        </w:rPr>
-        <w:t>Xiaocha</w:t>
-      </w:r>
-      <w:proofErr w:type="spellEnd"/>
-      <w:r>
-        <w:rPr>
-          <w:rFonts w:ascii="Noto Serif SC" w:eastAsia="Noto Serif SC" w:hAnsi="Noto Serif SC" w:cs="Noto Serif"/>
           <w:sz w:val="20"/>
           <w:szCs w:val="20"/>
         </w:rPr>
@@ -5406,6 +5265,86 @@
         </w:rPr>
         <w:t>低音提琴 Contrabass</w:t>
       </w:r>
+    </w:p>
+    <w:p>
+      <w:pPr>
+        <w:rPr>
+          <w:rFonts w:ascii="Noto Serif SC" w:eastAsia="Noto Serif SC" w:hAnsi="Noto Serif SC" w:cs="Noto Serif"/>
+          <w:lang w:val="en-US"/>
+        </w:rPr>
+      </w:pPr>
+    </w:p>
+    <w:p>
+      <w:pPr>
+        <w:rPr>
+          <w:rFonts w:ascii="Noto Serif SC" w:eastAsia="Noto Serif SC" w:hAnsi="Noto Serif SC" w:cs="Noto Serif"/>
+          <w:lang w:val="en-US"/>
+        </w:rPr>
+      </w:pPr>
+    </w:p>
+    <w:p>
+      <w:pPr>
+        <w:rPr>
+          <w:rFonts w:ascii="Noto Serif SC" w:eastAsia="Noto Serif SC" w:hAnsi="Noto Serif SC" w:cs="Noto Serif"/>
+          <w:lang w:val="en-US"/>
+        </w:rPr>
+      </w:pPr>
+    </w:p>
+    <w:p>
+      <w:pPr>
+        <w:rPr>
+          <w:rFonts w:ascii="Noto Serif SC" w:eastAsia="Noto Serif SC" w:hAnsi="Noto Serif SC" w:cs="Noto Serif"/>
+          <w:lang w:val="en-US"/>
+        </w:rPr>
+      </w:pPr>
+    </w:p>
+    <w:p>
+      <w:pPr>
+        <w:rPr>
+          <w:rFonts w:ascii="Noto Serif SC" w:eastAsia="Noto Serif SC" w:hAnsi="Noto Serif SC" w:cs="Noto Serif"/>
+          <w:lang w:val="en-US"/>
+        </w:rPr>
+      </w:pPr>
+    </w:p>
+    <w:p>
+      <w:pPr>
+        <w:rPr>
+          <w:rFonts w:ascii="Noto Serif SC" w:eastAsia="Noto Serif SC" w:hAnsi="Noto Serif SC" w:cs="Noto Serif"/>
+          <w:lang w:val="en-US"/>
+        </w:rPr>
+      </w:pPr>
+    </w:p>
+    <w:p>
+      <w:pPr>
+        <w:rPr>
+          <w:rFonts w:ascii="Noto Serif SC" w:eastAsia="Noto Serif SC" w:hAnsi="Noto Serif SC" w:cs="Noto Serif"/>
+          <w:lang w:val="en-US"/>
+        </w:rPr>
+      </w:pPr>
+    </w:p>
+    <w:p>
+      <w:pPr>
+        <w:rPr>
+          <w:rFonts w:ascii="Noto Serif SC" w:eastAsia="Noto Serif SC" w:hAnsi="Noto Serif SC" w:cs="Noto Serif"/>
+          <w:lang w:val="en-US"/>
+        </w:rPr>
+      </w:pPr>
+    </w:p>
+    <w:p>
+      <w:pPr>
+        <w:rPr>
+          <w:rFonts w:ascii="Noto Serif SC" w:eastAsia="Noto Serif SC" w:hAnsi="Noto Serif SC" w:cs="Noto Serif"/>
+          <w:lang w:val="en-US"/>
+        </w:rPr>
+      </w:pPr>
+    </w:p>
+    <w:p>
+      <w:pPr>
+        <w:rPr>
+          <w:rFonts w:ascii="Noto Serif SC" w:eastAsia="Noto Serif SC" w:hAnsi="Noto Serif SC" w:cs="Noto Serif"/>
+          <w:lang w:val="en-US"/>
+        </w:rPr>
+      </w:pPr>
     </w:p>
     <w:p>
       <w:pPr>
@@ -5484,9 +5423,8 @@
     </w:p>
     <w:sectPr>
       <w:pgSz w:w="16840" w:h="23820"/>
-      <w:pgMar w:top="1440" w:right="1800" w:bottom="1440" w:left="1800" w:header="708" w:footer="1417" w:gutter="0"/>
+      <w:pgMar w:top="1418" w:right="1418" w:bottom="1418" w:left="1588" w:header="709" w:footer="1412" w:gutter="0"/>
       <w:cols w:space="708"/>
-      <w:titlePg/>
       <w:docGrid w:linePitch="360"/>
     </w:sectPr>
   </w:body>
